--- a/docs/作业5_需求评审_SQA1_20261020/需求评审检查表_SQA2.docx
+++ b/docs/作业5_需求评审_SQA1_20261020/需求评审检查表_SQA2.docx
@@ -2178,7 +2178,7 @@
                 <w:sz w:val="20"/>
                 <w:szCs w:val="20"/>
               </w:rPr>
-              <w:t>Y4 6、Y8 4.4.4</w:t>
+              <w:t>Y4 7.11 第 6 章、Y8 4.4.4（电子版第 7 页）</w:t>
             </w:r>
           </w:p>
         </w:tc>
@@ -2262,7 +2262,7 @@
                 <w:sz w:val="20"/>
                 <w:szCs w:val="20"/>
               </w:rPr>
-              <w:t>无 TBD 清单；真实数据规模、图书编号换算等待定项未列；Y8 4.4.4 规定使用“待定”须说明原因、措施、责任人和时限</w:t>
+              <w:t>无「尚未解决的问题」清单（TBD＝待定项）：真实数据规模、图书编号换算、邮件渠道等待定项未列；Y8 4.4.4 原文：任何含“待定”的 SRS 是不完备的，使用“待定”须说明原因、措施、责任人和时限</w:t>
             </w:r>
           </w:p>
         </w:tc>

--- a/docs/作业5_需求评审_SQA1_20261020/需求评审检查表_SQA2.docx
+++ b/docs/作业5_需求评审_SQA1_20261020/需求评审检查表_SQA2.docx
@@ -158,7 +158,7 @@
                 <w:sz w:val="24"/>
                 <w:szCs w:val="24"/>
               </w:rPr>
-              <w:t xml:space="preserve">版本 V1.3 · 2026 年 10 月 21 日</w:t>
+              <w:t xml:space="preserve">版本 V1.4 · 2026 年 10 月 21 日</w:t>
             </w:r>
           </w:p>
           <w:p>
@@ -277,7 +277,7 @@
           <w:sz w:val="24"/>
           <w:szCs w:val="24"/>
         </w:rPr>
-        <w:t xml:space="preserve">会前核查说明：49 项已按分工由评审员独立核查（钟坤宇＝B3～B9、韦政治＝C／E 组、陈彬＝D／F 组，核查意见原文存于本目录 组员核查意见/；杨峥＝B10～B15 会前未交、由评审组长代核，会后补交归档），“已核”☑ 即核查确认。依据核查意见修订了 B3／B4／B6／B7／B8／C1／C5／C6／D2／D3／D4／E1／E2／E4／E6／F4／F5 共 17 项的证据表述，并将 E1 由“符合”改判“部分符合”，统计同步更新为符合 11、部分符合 12、不符合 26。</w:t>
+        <w:t xml:space="preserve">会前核查说明：49 项已按分工由评审员独立核查，四份核查意见齐备（钟坤宇＝B3～B9、杨峥＝B10～B15、韦政治＝C／E 组、陈彬＝D／F 组，原文存于本目录 组员核查意见/），“已核”☑ 即核查确认。依据核查意见修订了 B3～B15／C1／C5／C6／D2／D3／D4／E1／E2／E4／E6／F4／F5 共 22 项的证据表述，并将 E1、B12、B15 三项改判“部分符合”，统计同步更新为符合 10、部分符合 14、不符合 25。</w:t>
       </w:r>
     </w:p>
     <w:p>
@@ -4071,7 +4071,7 @@
                 <w:sz w:val="20"/>
                 <w:szCs w:val="20"/>
               </w:rPr>
-              <w:t xml:space="preserve">4.2、4.3.2.1 改为手动一键签到／签出，并自加节假日配置、出勤率、迟到早退、在岗时长；实现（auth.go 于登录／登出自动签到签出）反而符合框架</w:t>
+              <w:t xml:space="preserve">SRS §4.2／§4.3.2.1 采用手动点击签到（“一键签到签出”），偏离框架登录／登出自动机制；已写所长与教师两级统计视图但教师未限定全职；出勤率、迟到早退、节假日调休属新增口径（对应 P05、P06）</w:t>
             </w:r>
           </w:p>
         </w:tc>
@@ -4244,7 +4244,7 @@
                 <w:sz w:val="20"/>
                 <w:szCs w:val="20"/>
               </w:rPr>
-              <w:t xml:space="preserve">4.3.2.2、5.5 多条硬性偏离：上限改学生 3 本／教师 5 本且丢可配置、允许续借、提醒改 3 天邮件／站内信、无 5 天冷却、无编号规则；详见评审报告 P01～P04、P06、P13</w:t>
+              <w:t xml:space="preserve">SRS §4.2／§4.3.2.2 已覆盖借阅申请与审核流程、§5.5 已写 30 天借期；但上限改学生 3 本／教师 5 本且未定义可配置、允许续借、提醒未按 3 个工作日站内双对象、未写归还 5 天冷却与 7 位编号、违规处置改信用分／临时停借、审核主体称管理员（详见 P01～P04、P06、P13）</w:t>
             </w:r>
           </w:p>
         </w:tc>
@@ -4389,7 +4389,7 @@
                 <w:sz w:val="20"/>
                 <w:szCs w:val="20"/>
               </w:rPr>
-              <w:t xml:space="preserve">符合</w:t>
+              <w:t xml:space="preserve">部分符合</w:t>
             </w:r>
           </w:p>
         </w:tc>
@@ -4417,7 +4417,7 @@
                 <w:sz w:val="20"/>
                 <w:szCs w:val="20"/>
               </w:rPr>
-              <w:t xml:space="preserve">4.3.2.3 八类栏目与框架一致；自加分栏权限（仅博士生可见）建议标注为扩展</w:t>
+              <w:t xml:space="preserve">4.3.2.3 八类栏目与框架一致，2.1／2.2 已明确注册用户访问；但“仅博士生可见”等分栏权限可能缩窄框架赋予注册师生的下载范围，尚无甲方确认——建议作待确认扩展，基线默认向注册师生开放（经组员核查由“符合”改判）</w:t>
             </w:r>
           </w:p>
         </w:tc>
@@ -4590,7 +4590,7 @@
                 <w:sz w:val="20"/>
                 <w:szCs w:val="20"/>
               </w:rPr>
-              <w:t xml:space="preserve">4.3.2.4 联机帮助＋关键词搜索；操作视频教程为扩展</w:t>
+              <w:t xml:space="preserve">4.3.2.4 联机帮助＋关键词搜索覆盖框架；操作视频教程属自加扩展，宜注明来源</w:t>
             </w:r>
           </w:p>
         </w:tc>
@@ -4679,7 +4679,7 @@
                 <w:sz w:val="20"/>
                 <w:szCs w:val="20"/>
               </w:rPr>
-              <w:t xml:space="preserve">Y1 §3.3</w:t>
+              <w:t xml:space="preserve">Y1 §3.3、§2.2</w:t>
             </w:r>
           </w:p>
         </w:tc>
@@ -4763,7 +4763,7 @@
                 <w:sz w:val="20"/>
                 <w:szCs w:val="20"/>
               </w:rPr>
-              <w:t xml:space="preserve">4.3.3 用户管理＋各栏目后台维护；备份恢复以非功能需求（5.2）定义</w:t>
+              <w:t xml:space="preserve">4.3.3.1 用户管理与 Excel/CSV 导入＋4.3.1 各栏目后台维护＋5.2 备份恢复；业务角色授权缺口归 P06，不重复计错</w:t>
             </w:r>
           </w:p>
         </w:tc>
@@ -4908,7 +4908,7 @@
                 <w:sz w:val="20"/>
                 <w:szCs w:val="20"/>
               </w:rPr>
-              <w:t xml:space="preserve">不符合</w:t>
+              <w:t xml:space="preserve">部分符合</w:t>
             </w:r>
           </w:p>
         </w:tc>
@@ -4936,7 +4936,7 @@
                 <w:sz w:val="20"/>
                 <w:szCs w:val="20"/>
               </w:rPr>
-              <w:t xml:space="preserve">仅 2.4、2.6 作为环境与假设提及，未落为功能需求（导入对象、格式、校验均未定义）</w:t>
+              <w:t xml:space="preserve">2.2、2.5、3.3、4.3.3.1 已定义用户 Excel/CSV 导入及部分校验与错误反馈；现有网站数据迁移仅 2.4／2.6 概述，非用户数据的对象范围、字段映射、关联与迁移验收不完整（对应 P10；经组员核查由“不符合”改判）</w:t>
             </w:r>
           </w:p>
         </w:tc>
@@ -10780,7 +10780,7 @@
                 <w:sz w:val="21"/>
                 <w:szCs w:val="21"/>
               </w:rPr>
-              <w:t xml:space="preserve">7</w:t>
+              <w:t xml:space="preserve">6</w:t>
             </w:r>
           </w:p>
         </w:tc>
@@ -10808,7 +10808,7 @@
                 <w:sz w:val="21"/>
                 <w:szCs w:val="21"/>
               </w:rPr>
-              <w:t xml:space="preserve">3</w:t>
+              <w:t xml:space="preserve">5</w:t>
             </w:r>
           </w:p>
         </w:tc>
@@ -10836,7 +10836,7 @@
                 <w:sz w:val="21"/>
                 <w:szCs w:val="21"/>
               </w:rPr>
-              <w:t xml:space="preserve">5</w:t>
+              <w:t xml:space="preserve">4</w:t>
             </w:r>
           </w:p>
         </w:tc>
@@ -11645,7 +11645,7 @@
                 <w:sz w:val="21"/>
                 <w:szCs w:val="21"/>
               </w:rPr>
-              <w:t xml:space="preserve">11</w:t>
+              <w:t xml:space="preserve">10</w:t>
             </w:r>
           </w:p>
         </w:tc>
@@ -11673,7 +11673,7 @@
                 <w:sz w:val="21"/>
                 <w:szCs w:val="21"/>
               </w:rPr>
-              <w:t xml:space="preserve">12</w:t>
+              <w:t xml:space="preserve">14</w:t>
             </w:r>
           </w:p>
         </w:tc>
@@ -11701,7 +11701,7 @@
                 <w:sz w:val="21"/>
                 <w:szCs w:val="21"/>
               </w:rPr>
-              <w:t xml:space="preserve">26</w:t>
+              <w:t xml:space="preserve">25</w:t>
             </w:r>
           </w:p>
         </w:tc>
@@ -11750,7 +11750,7 @@
           <w:sz w:val="24"/>
           <w:szCs w:val="24"/>
         </w:rPr>
-        <w:t xml:space="preserve">小结：26 项不符合集中在三处——图书借阅与签到签出的业务规则偏离（B10、B11、D1、D2）、用户数据字段与校验规则缺失（C1～C6）、SRS 与实现及内部文档失真（F1～F3）。E1 可验证性经组员核查由“符合”改判“部分符合”（SRS 存在“适配良好”“清晰友好”等无判据表述），统计更正为符合 11、部分符合 12、不符合 26。同时 B 组功能覆盖、D 组非功能基线表现良好，实现侧证据（需求对照表、校验代码）表明被评审团队对框架的理解是准确的，问题性质属 SRS 文本未随需求深化与实现演进同步维护。上述结论支撑评审报告给出的“部分批准”结论与修订要求。</w:t>
+        <w:t xml:space="preserve">小结：25 项不符合集中在三处——图书借阅与签到签出的业务规则偏离（B10、B11、D1、D2）、用户数据字段级规则缺失（C1～C6）、SRS 与实现及内部文档失真（F1～F3）。E1、B12、B15 三项经组员核查改判“部分符合”（E1 存在无判据表述；B12 分栏权限可能缩窄基线访问待甲方确认；B15 用户导入已有定义、缺口在整站迁移），统计为符合 10、部分符合 14、不符合 25。同时 B 组功能覆盖、D 组非功能基线表现良好，实现侧证据（需求对照表、校验代码）表明被评审团队对框架的理解是准确的，问题性质属 SRS 文本未随需求深化与实现演进同步维护。上述结论支撑评审报告给出的“部分批准”结论与修订要求。</w:t>
       </w:r>
     </w:p>
     <w:p>
@@ -12347,6 +12347,123 @@
                 <w:szCs w:val="20"/>
               </w:rPr>
               <w:t xml:space="preserve">依据会前组员核查意见（钟坤宇／陈彬／韦政治）修订：17 项证据表述精化（B3／B4 措辞软化、B6～B8 注明判定对象与实现反证、C1 改“有全局规则无字段规则”、C5／C6 补实现证据且 C6 改“共同缺失”、D2 补“违规可撤销”、D3 范围限定、D4 补 99％ 口径、E4 依据修正、E6 措辞对齐原文、F4／F5 证据加强），E1 由“符合”改判“部分符合”，统计更正为 11／12／26；封面版本同步</w:t>
+            </w:r>
+          </w:p>
+        </w:tc>
+        <w:tc>
+          <w:tcPr>
+            <w:tcW w:type="pct" w:w="18%"/>
+            <w:tcMar>
+              <w:top w:type="dxa" w:w="50"/>
+              <w:left w:type="dxa" w:w="90"/>
+              <w:bottom w:type="dxa" w:w="50"/>
+              <w:right w:type="dxa" w:w="90"/>
+            </w:tcMar>
+          </w:tcPr>
+          <w:p>
+            <w:pPr>
+              <w:spacing w:after="20" w:before="20" w:line="276"/>
+              <w:jc w:val="left"/>
+            </w:pPr>
+            <w:r>
+              <w:rPr>
+                <w:rFonts w:ascii="Times New Roman" w:eastAsia="SimSun"/>
+                <w:b w:val="false"/>
+                <w:bCs w:val="false"/>
+                <w:color w:val="000000"/>
+                <w:sz w:val="20"/>
+                <w:szCs w:val="20"/>
+              </w:rPr>
+              <w:t xml:space="preserve">SQA2 评审组</w:t>
+            </w:r>
+          </w:p>
+        </w:tc>
+      </w:tr>
+      <w:tr>
+        <w:trPr>
+          <w:cantSplit/>
+        </w:trPr>
+        <w:tc>
+          <w:tcPr>
+            <w:tcW w:type="pct" w:w="14%"/>
+            <w:tcMar>
+              <w:top w:type="dxa" w:w="50"/>
+              <w:left w:type="dxa" w:w="90"/>
+              <w:bottom w:type="dxa" w:w="50"/>
+              <w:right w:type="dxa" w:w="90"/>
+            </w:tcMar>
+          </w:tcPr>
+          <w:p>
+            <w:pPr>
+              <w:spacing w:after="20" w:before="20" w:line="276"/>
+              <w:jc w:val="left"/>
+            </w:pPr>
+            <w:r>
+              <w:rPr>
+                <w:rFonts w:ascii="Times New Roman" w:eastAsia="SimSun"/>
+                <w:b w:val="false"/>
+                <w:bCs w:val="false"/>
+                <w:color w:val="000000"/>
+                <w:sz w:val="20"/>
+                <w:szCs w:val="20"/>
+              </w:rPr>
+              <w:t xml:space="preserve">2026-10-21</w:t>
+            </w:r>
+          </w:p>
+        </w:tc>
+        <w:tc>
+          <w:tcPr>
+            <w:tcW w:type="pct" w:w="10%"/>
+            <w:tcMar>
+              <w:top w:type="dxa" w:w="50"/>
+              <w:left w:type="dxa" w:w="90"/>
+              <w:bottom w:type="dxa" w:w="50"/>
+              <w:right w:type="dxa" w:w="90"/>
+            </w:tcMar>
+          </w:tcPr>
+          <w:p>
+            <w:pPr>
+              <w:spacing w:after="20" w:before="20" w:line="276"/>
+              <w:jc w:val="left"/>
+            </w:pPr>
+            <w:r>
+              <w:rPr>
+                <w:rFonts w:ascii="Times New Roman" w:eastAsia="SimSun"/>
+                <w:b w:val="false"/>
+                <w:bCs w:val="false"/>
+                <w:color w:val="000000"/>
+                <w:sz w:val="20"/>
+                <w:szCs w:val="20"/>
+              </w:rPr>
+              <w:t xml:space="preserve">V1.4</w:t>
+            </w:r>
+          </w:p>
+        </w:tc>
+        <w:tc>
+          <w:tcPr>
+            <w:tcW w:type="pct" w:w="58%"/>
+            <w:tcMar>
+              <w:top w:type="dxa" w:w="50"/>
+              <w:left w:type="dxa" w:w="90"/>
+              <w:bottom w:type="dxa" w:w="50"/>
+              <w:right w:type="dxa" w:w="90"/>
+            </w:tcMar>
+          </w:tcPr>
+          <w:p>
+            <w:pPr>
+              <w:spacing w:after="20" w:before="20" w:line="276"/>
+              <w:jc w:val="left"/>
+            </w:pPr>
+            <w:r>
+              <w:rPr>
+                <w:rFonts w:ascii="Times New Roman" w:eastAsia="SimSun"/>
+                <w:b w:val="false"/>
+                <w:bCs w:val="false"/>
+                <w:color w:val="000000"/>
+                <w:sz w:val="20"/>
+                <w:szCs w:val="20"/>
+              </w:rPr>
+              <w:t xml:space="preserve">依据杨峥会前复核意见（B10～B15、P05／P06／P10）修订：B10／B11 证据按页码级核对更新、B12／B15 改判“部分符合”、B13／B14 证据位置修正；统计更正为 10／14／25；使用说明更新为四份核查意见齐备</w:t>
             </w:r>
           </w:p>
         </w:tc>

--- a/docs/作业5_需求评审_SQA1_20261020/需求评审检查表_SQA2.docx
+++ b/docs/作业5_需求评审_SQA1_20261020/需求评审检查表_SQA2.docx
@@ -369,6 +369,7 @@
               <w:bottom w:type="dxa" w:w="50"/>
               <w:right w:type="dxa" w:w="90"/>
             </w:tcMar>
+            <w:vAlign w:val="center"/>
           </w:tcPr>
           <w:p>
             <w:pPr>
@@ -398,6 +399,7 @@
               <w:bottom w:type="dxa" w:w="50"/>
               <w:right w:type="dxa" w:w="90"/>
             </w:tcMar>
+            <w:vAlign w:val="center"/>
           </w:tcPr>
           <w:p>
             <w:pPr>
@@ -427,6 +429,7 @@
               <w:bottom w:type="dxa" w:w="50"/>
               <w:right w:type="dxa" w:w="90"/>
             </w:tcMar>
+            <w:vAlign w:val="center"/>
           </w:tcPr>
           <w:p>
             <w:pPr>
@@ -456,6 +459,7 @@
               <w:bottom w:type="dxa" w:w="50"/>
               <w:right w:type="dxa" w:w="90"/>
             </w:tcMar>
+            <w:vAlign w:val="center"/>
           </w:tcPr>
           <w:p>
             <w:pPr>
@@ -485,6 +489,7 @@
               <w:bottom w:type="dxa" w:w="50"/>
               <w:right w:type="dxa" w:w="90"/>
             </w:tcMar>
+            <w:vAlign w:val="center"/>
           </w:tcPr>
           <w:p>
             <w:pPr>
@@ -514,6 +519,7 @@
               <w:bottom w:type="dxa" w:w="50"/>
               <w:right w:type="dxa" w:w="90"/>
             </w:tcMar>
+            <w:vAlign w:val="center"/>
           </w:tcPr>
           <w:p>
             <w:pPr>
@@ -547,11 +553,12 @@
               <w:bottom w:type="dxa" w:w="50"/>
               <w:right w:type="dxa" w:w="90"/>
             </w:tcMar>
-          </w:tcPr>
-          <w:p>
-            <w:pPr>
-              <w:spacing w:after="20" w:before="20" w:line="276"/>
-              <w:jc w:val="left"/>
+            <w:vAlign w:val="center"/>
+          </w:tcPr>
+          <w:p>
+            <w:pPr>
+              <w:spacing w:after="20" w:before="20" w:line="276"/>
+              <w:jc w:val="center"/>
             </w:pPr>
             <w:r>
               <w:rPr>
@@ -575,6 +582,7 @@
               <w:bottom w:type="dxa" w:w="50"/>
               <w:right w:type="dxa" w:w="90"/>
             </w:tcMar>
+            <w:vAlign w:val="center"/>
           </w:tcPr>
           <w:p>
             <w:pPr>
@@ -603,6 +611,7 @@
               <w:bottom w:type="dxa" w:w="50"/>
               <w:right w:type="dxa" w:w="90"/>
             </w:tcMar>
+            <w:vAlign w:val="center"/>
           </w:tcPr>
           <w:p>
             <w:pPr>
@@ -631,11 +640,12 @@
               <w:bottom w:type="dxa" w:w="50"/>
               <w:right w:type="dxa" w:w="90"/>
             </w:tcMar>
-          </w:tcPr>
-          <w:p>
-            <w:pPr>
-              <w:spacing w:after="20" w:before="20" w:line="276"/>
-              <w:jc w:val="left"/>
+            <w:vAlign w:val="center"/>
+          </w:tcPr>
+          <w:p>
+            <w:pPr>
+              <w:spacing w:after="20" w:before="20" w:line="276"/>
+              <w:jc w:val="center"/>
             </w:pPr>
             <w:r>
               <w:rPr>
@@ -659,11 +669,12 @@
               <w:bottom w:type="dxa" w:w="50"/>
               <w:right w:type="dxa" w:w="90"/>
             </w:tcMar>
-          </w:tcPr>
-          <w:p>
-            <w:pPr>
-              <w:spacing w:after="20" w:before="20" w:line="276"/>
-              <w:jc w:val="left"/>
+            <w:vAlign w:val="center"/>
+          </w:tcPr>
+          <w:p>
+            <w:pPr>
+              <w:spacing w:after="20" w:before="20" w:line="276"/>
+              <w:jc w:val="center"/>
             </w:pPr>
             <w:r>
               <w:rPr>
@@ -687,6 +698,7 @@
               <w:bottom w:type="dxa" w:w="50"/>
               <w:right w:type="dxa" w:w="90"/>
             </w:tcMar>
+            <w:vAlign w:val="center"/>
           </w:tcPr>
           <w:p>
             <w:pPr>
@@ -720,11 +732,12 @@
               <w:bottom w:type="dxa" w:w="50"/>
               <w:right w:type="dxa" w:w="90"/>
             </w:tcMar>
-          </w:tcPr>
-          <w:p>
-            <w:pPr>
-              <w:spacing w:after="20" w:before="20" w:line="276"/>
-              <w:jc w:val="left"/>
+            <w:vAlign w:val="center"/>
+          </w:tcPr>
+          <w:p>
+            <w:pPr>
+              <w:spacing w:after="20" w:before="20" w:line="276"/>
+              <w:jc w:val="center"/>
             </w:pPr>
             <w:r>
               <w:rPr>
@@ -748,6 +761,7 @@
               <w:bottom w:type="dxa" w:w="50"/>
               <w:right w:type="dxa" w:w="90"/>
             </w:tcMar>
+            <w:vAlign w:val="center"/>
           </w:tcPr>
           <w:p>
             <w:pPr>
@@ -776,6 +790,7 @@
               <w:bottom w:type="dxa" w:w="50"/>
               <w:right w:type="dxa" w:w="90"/>
             </w:tcMar>
+            <w:vAlign w:val="center"/>
           </w:tcPr>
           <w:p>
             <w:pPr>
@@ -804,11 +819,12 @@
               <w:bottom w:type="dxa" w:w="50"/>
               <w:right w:type="dxa" w:w="90"/>
             </w:tcMar>
-          </w:tcPr>
-          <w:p>
-            <w:pPr>
-              <w:spacing w:after="20" w:before="20" w:line="276"/>
-              <w:jc w:val="left"/>
+            <w:vAlign w:val="center"/>
+          </w:tcPr>
+          <w:p>
+            <w:pPr>
+              <w:spacing w:after="20" w:before="20" w:line="276"/>
+              <w:jc w:val="center"/>
             </w:pPr>
             <w:r>
               <w:rPr>
@@ -832,11 +848,12 @@
               <w:bottom w:type="dxa" w:w="50"/>
               <w:right w:type="dxa" w:w="90"/>
             </w:tcMar>
-          </w:tcPr>
-          <w:p>
-            <w:pPr>
-              <w:spacing w:after="20" w:before="20" w:line="276"/>
-              <w:jc w:val="left"/>
+            <w:vAlign w:val="center"/>
+          </w:tcPr>
+          <w:p>
+            <w:pPr>
+              <w:spacing w:after="20" w:before="20" w:line="276"/>
+              <w:jc w:val="center"/>
             </w:pPr>
             <w:r>
               <w:rPr>
@@ -860,6 +877,7 @@
               <w:bottom w:type="dxa" w:w="50"/>
               <w:right w:type="dxa" w:w="90"/>
             </w:tcMar>
+            <w:vAlign w:val="center"/>
           </w:tcPr>
           <w:p>
             <w:pPr>
@@ -893,11 +911,12 @@
               <w:bottom w:type="dxa" w:w="50"/>
               <w:right w:type="dxa" w:w="90"/>
             </w:tcMar>
-          </w:tcPr>
-          <w:p>
-            <w:pPr>
-              <w:spacing w:after="20" w:before="20" w:line="276"/>
-              <w:jc w:val="left"/>
+            <w:vAlign w:val="center"/>
+          </w:tcPr>
+          <w:p>
+            <w:pPr>
+              <w:spacing w:after="20" w:before="20" w:line="276"/>
+              <w:jc w:val="center"/>
             </w:pPr>
             <w:r>
               <w:rPr>
@@ -921,6 +940,7 @@
               <w:bottom w:type="dxa" w:w="50"/>
               <w:right w:type="dxa" w:w="90"/>
             </w:tcMar>
+            <w:vAlign w:val="center"/>
           </w:tcPr>
           <w:p>
             <w:pPr>
@@ -949,6 +969,7 @@
               <w:bottom w:type="dxa" w:w="50"/>
               <w:right w:type="dxa" w:w="90"/>
             </w:tcMar>
+            <w:vAlign w:val="center"/>
           </w:tcPr>
           <w:p>
             <w:pPr>
@@ -977,11 +998,12 @@
               <w:bottom w:type="dxa" w:w="50"/>
               <w:right w:type="dxa" w:w="90"/>
             </w:tcMar>
-          </w:tcPr>
-          <w:p>
-            <w:pPr>
-              <w:spacing w:after="20" w:before="20" w:line="276"/>
-              <w:jc w:val="left"/>
+            <w:vAlign w:val="center"/>
+          </w:tcPr>
+          <w:p>
+            <w:pPr>
+              <w:spacing w:after="20" w:before="20" w:line="276"/>
+              <w:jc w:val="center"/>
             </w:pPr>
             <w:r>
               <w:rPr>
@@ -1005,11 +1027,12 @@
               <w:bottom w:type="dxa" w:w="50"/>
               <w:right w:type="dxa" w:w="90"/>
             </w:tcMar>
-          </w:tcPr>
-          <w:p>
-            <w:pPr>
-              <w:spacing w:after="20" w:before="20" w:line="276"/>
-              <w:jc w:val="left"/>
+            <w:vAlign w:val="center"/>
+          </w:tcPr>
+          <w:p>
+            <w:pPr>
+              <w:spacing w:after="20" w:before="20" w:line="276"/>
+              <w:jc w:val="center"/>
             </w:pPr>
             <w:r>
               <w:rPr>
@@ -1033,6 +1056,7 @@
               <w:bottom w:type="dxa" w:w="50"/>
               <w:right w:type="dxa" w:w="90"/>
             </w:tcMar>
+            <w:vAlign w:val="center"/>
           </w:tcPr>
           <w:p>
             <w:pPr>
@@ -1066,11 +1090,12 @@
               <w:bottom w:type="dxa" w:w="50"/>
               <w:right w:type="dxa" w:w="90"/>
             </w:tcMar>
-          </w:tcPr>
-          <w:p>
-            <w:pPr>
-              <w:spacing w:after="20" w:before="20" w:line="276"/>
-              <w:jc w:val="left"/>
+            <w:vAlign w:val="center"/>
+          </w:tcPr>
+          <w:p>
+            <w:pPr>
+              <w:spacing w:after="20" w:before="20" w:line="276"/>
+              <w:jc w:val="center"/>
             </w:pPr>
             <w:r>
               <w:rPr>
@@ -1094,6 +1119,7 @@
               <w:bottom w:type="dxa" w:w="50"/>
               <w:right w:type="dxa" w:w="90"/>
             </w:tcMar>
+            <w:vAlign w:val="center"/>
           </w:tcPr>
           <w:p>
             <w:pPr>
@@ -1122,6 +1148,7 @@
               <w:bottom w:type="dxa" w:w="50"/>
               <w:right w:type="dxa" w:w="90"/>
             </w:tcMar>
+            <w:vAlign w:val="center"/>
           </w:tcPr>
           <w:p>
             <w:pPr>
@@ -1150,11 +1177,12 @@
               <w:bottom w:type="dxa" w:w="50"/>
               <w:right w:type="dxa" w:w="90"/>
             </w:tcMar>
-          </w:tcPr>
-          <w:p>
-            <w:pPr>
-              <w:spacing w:after="20" w:before="20" w:line="276"/>
-              <w:jc w:val="left"/>
+            <w:vAlign w:val="center"/>
+          </w:tcPr>
+          <w:p>
+            <w:pPr>
+              <w:spacing w:after="20" w:before="20" w:line="276"/>
+              <w:jc w:val="center"/>
             </w:pPr>
             <w:r>
               <w:rPr>
@@ -1178,11 +1206,12 @@
               <w:bottom w:type="dxa" w:w="50"/>
               <w:right w:type="dxa" w:w="90"/>
             </w:tcMar>
-          </w:tcPr>
-          <w:p>
-            <w:pPr>
-              <w:spacing w:after="20" w:before="20" w:line="276"/>
-              <w:jc w:val="left"/>
+            <w:vAlign w:val="center"/>
+          </w:tcPr>
+          <w:p>
+            <w:pPr>
+              <w:spacing w:after="20" w:before="20" w:line="276"/>
+              <w:jc w:val="center"/>
             </w:pPr>
             <w:r>
               <w:rPr>
@@ -1206,6 +1235,7 @@
               <w:bottom w:type="dxa" w:w="50"/>
               <w:right w:type="dxa" w:w="90"/>
             </w:tcMar>
+            <w:vAlign w:val="center"/>
           </w:tcPr>
           <w:p>
             <w:pPr>
@@ -1239,11 +1269,12 @@
               <w:bottom w:type="dxa" w:w="50"/>
               <w:right w:type="dxa" w:w="90"/>
             </w:tcMar>
-          </w:tcPr>
-          <w:p>
-            <w:pPr>
-              <w:spacing w:after="20" w:before="20" w:line="276"/>
-              <w:jc w:val="left"/>
+            <w:vAlign w:val="center"/>
+          </w:tcPr>
+          <w:p>
+            <w:pPr>
+              <w:spacing w:after="20" w:before="20" w:line="276"/>
+              <w:jc w:val="center"/>
             </w:pPr>
             <w:r>
               <w:rPr>
@@ -1267,6 +1298,7 @@
               <w:bottom w:type="dxa" w:w="50"/>
               <w:right w:type="dxa" w:w="90"/>
             </w:tcMar>
+            <w:vAlign w:val="center"/>
           </w:tcPr>
           <w:p>
             <w:pPr>
@@ -1295,6 +1327,7 @@
               <w:bottom w:type="dxa" w:w="50"/>
               <w:right w:type="dxa" w:w="90"/>
             </w:tcMar>
+            <w:vAlign w:val="center"/>
           </w:tcPr>
           <w:p>
             <w:pPr>
@@ -1323,11 +1356,12 @@
               <w:bottom w:type="dxa" w:w="50"/>
               <w:right w:type="dxa" w:w="90"/>
             </w:tcMar>
-          </w:tcPr>
-          <w:p>
-            <w:pPr>
-              <w:spacing w:after="20" w:before="20" w:line="276"/>
-              <w:jc w:val="left"/>
+            <w:vAlign w:val="center"/>
+          </w:tcPr>
+          <w:p>
+            <w:pPr>
+              <w:spacing w:after="20" w:before="20" w:line="276"/>
+              <w:jc w:val="center"/>
             </w:pPr>
             <w:r>
               <w:rPr>
@@ -1351,11 +1385,12 @@
               <w:bottom w:type="dxa" w:w="50"/>
               <w:right w:type="dxa" w:w="90"/>
             </w:tcMar>
-          </w:tcPr>
-          <w:p>
-            <w:pPr>
-              <w:spacing w:after="20" w:before="20" w:line="276"/>
-              <w:jc w:val="left"/>
+            <w:vAlign w:val="center"/>
+          </w:tcPr>
+          <w:p>
+            <w:pPr>
+              <w:spacing w:after="20" w:before="20" w:line="276"/>
+              <w:jc w:val="center"/>
             </w:pPr>
             <w:r>
               <w:rPr>
@@ -1379,6 +1414,7 @@
               <w:bottom w:type="dxa" w:w="50"/>
               <w:right w:type="dxa" w:w="90"/>
             </w:tcMar>
+            <w:vAlign w:val="center"/>
           </w:tcPr>
           <w:p>
             <w:pPr>
@@ -1412,11 +1448,12 @@
               <w:bottom w:type="dxa" w:w="50"/>
               <w:right w:type="dxa" w:w="90"/>
             </w:tcMar>
-          </w:tcPr>
-          <w:p>
-            <w:pPr>
-              <w:spacing w:after="20" w:before="20" w:line="276"/>
-              <w:jc w:val="left"/>
+            <w:vAlign w:val="center"/>
+          </w:tcPr>
+          <w:p>
+            <w:pPr>
+              <w:spacing w:after="20" w:before="20" w:line="276"/>
+              <w:jc w:val="center"/>
             </w:pPr>
             <w:r>
               <w:rPr>
@@ -1440,6 +1477,7 @@
               <w:bottom w:type="dxa" w:w="50"/>
               <w:right w:type="dxa" w:w="90"/>
             </w:tcMar>
+            <w:vAlign w:val="center"/>
           </w:tcPr>
           <w:p>
             <w:pPr>
@@ -1468,6 +1506,7 @@
               <w:bottom w:type="dxa" w:w="50"/>
               <w:right w:type="dxa" w:w="90"/>
             </w:tcMar>
+            <w:vAlign w:val="center"/>
           </w:tcPr>
           <w:p>
             <w:pPr>
@@ -1496,11 +1535,12 @@
               <w:bottom w:type="dxa" w:w="50"/>
               <w:right w:type="dxa" w:w="90"/>
             </w:tcMar>
-          </w:tcPr>
-          <w:p>
-            <w:pPr>
-              <w:spacing w:after="20" w:before="20" w:line="276"/>
-              <w:jc w:val="left"/>
+            <w:vAlign w:val="center"/>
+          </w:tcPr>
+          <w:p>
+            <w:pPr>
+              <w:spacing w:after="20" w:before="20" w:line="276"/>
+              <w:jc w:val="center"/>
             </w:pPr>
             <w:r>
               <w:rPr>
@@ -1524,11 +1564,12 @@
               <w:bottom w:type="dxa" w:w="50"/>
               <w:right w:type="dxa" w:w="90"/>
             </w:tcMar>
-          </w:tcPr>
-          <w:p>
-            <w:pPr>
-              <w:spacing w:after="20" w:before="20" w:line="276"/>
-              <w:jc w:val="left"/>
+            <w:vAlign w:val="center"/>
+          </w:tcPr>
+          <w:p>
+            <w:pPr>
+              <w:spacing w:after="20" w:before="20" w:line="276"/>
+              <w:jc w:val="center"/>
             </w:pPr>
             <w:r>
               <w:rPr>
@@ -1552,6 +1593,7 @@
               <w:bottom w:type="dxa" w:w="50"/>
               <w:right w:type="dxa" w:w="90"/>
             </w:tcMar>
+            <w:vAlign w:val="center"/>
           </w:tcPr>
           <w:p>
             <w:pPr>
@@ -1585,11 +1627,12 @@
               <w:bottom w:type="dxa" w:w="50"/>
               <w:right w:type="dxa" w:w="90"/>
             </w:tcMar>
-          </w:tcPr>
-          <w:p>
-            <w:pPr>
-              <w:spacing w:after="20" w:before="20" w:line="276"/>
-              <w:jc w:val="left"/>
+            <w:vAlign w:val="center"/>
+          </w:tcPr>
+          <w:p>
+            <w:pPr>
+              <w:spacing w:after="20" w:before="20" w:line="276"/>
+              <w:jc w:val="center"/>
             </w:pPr>
             <w:r>
               <w:rPr>
@@ -1613,6 +1656,7 @@
               <w:bottom w:type="dxa" w:w="50"/>
               <w:right w:type="dxa" w:w="90"/>
             </w:tcMar>
+            <w:vAlign w:val="center"/>
           </w:tcPr>
           <w:p>
             <w:pPr>
@@ -1641,6 +1685,7 @@
               <w:bottom w:type="dxa" w:w="50"/>
               <w:right w:type="dxa" w:w="90"/>
             </w:tcMar>
+            <w:vAlign w:val="center"/>
           </w:tcPr>
           <w:p>
             <w:pPr>
@@ -1669,11 +1714,12 @@
               <w:bottom w:type="dxa" w:w="50"/>
               <w:right w:type="dxa" w:w="90"/>
             </w:tcMar>
-          </w:tcPr>
-          <w:p>
-            <w:pPr>
-              <w:spacing w:after="20" w:before="20" w:line="276"/>
-              <w:jc w:val="left"/>
+            <w:vAlign w:val="center"/>
+          </w:tcPr>
+          <w:p>
+            <w:pPr>
+              <w:spacing w:after="20" w:before="20" w:line="276"/>
+              <w:jc w:val="center"/>
             </w:pPr>
             <w:r>
               <w:rPr>
@@ -1697,11 +1743,12 @@
               <w:bottom w:type="dxa" w:w="50"/>
               <w:right w:type="dxa" w:w="90"/>
             </w:tcMar>
-          </w:tcPr>
-          <w:p>
-            <w:pPr>
-              <w:spacing w:after="20" w:before="20" w:line="276"/>
-              <w:jc w:val="left"/>
+            <w:vAlign w:val="center"/>
+          </w:tcPr>
+          <w:p>
+            <w:pPr>
+              <w:spacing w:after="20" w:before="20" w:line="276"/>
+              <w:jc w:val="center"/>
             </w:pPr>
             <w:r>
               <w:rPr>
@@ -1725,6 +1772,7 @@
               <w:bottom w:type="dxa" w:w="50"/>
               <w:right w:type="dxa" w:w="90"/>
             </w:tcMar>
+            <w:vAlign w:val="center"/>
           </w:tcPr>
           <w:p>
             <w:pPr>
@@ -1758,11 +1806,12 @@
               <w:bottom w:type="dxa" w:w="50"/>
               <w:right w:type="dxa" w:w="90"/>
             </w:tcMar>
-          </w:tcPr>
-          <w:p>
-            <w:pPr>
-              <w:spacing w:after="20" w:before="20" w:line="276"/>
-              <w:jc w:val="left"/>
+            <w:vAlign w:val="center"/>
+          </w:tcPr>
+          <w:p>
+            <w:pPr>
+              <w:spacing w:after="20" w:before="20" w:line="276"/>
+              <w:jc w:val="center"/>
             </w:pPr>
             <w:r>
               <w:rPr>
@@ -1786,6 +1835,7 @@
               <w:bottom w:type="dxa" w:w="50"/>
               <w:right w:type="dxa" w:w="90"/>
             </w:tcMar>
+            <w:vAlign w:val="center"/>
           </w:tcPr>
           <w:p>
             <w:pPr>
@@ -1814,6 +1864,7 @@
               <w:bottom w:type="dxa" w:w="50"/>
               <w:right w:type="dxa" w:w="90"/>
             </w:tcMar>
+            <w:vAlign w:val="center"/>
           </w:tcPr>
           <w:p>
             <w:pPr>
@@ -1842,11 +1893,12 @@
               <w:bottom w:type="dxa" w:w="50"/>
               <w:right w:type="dxa" w:w="90"/>
             </w:tcMar>
-          </w:tcPr>
-          <w:p>
-            <w:pPr>
-              <w:spacing w:after="20" w:before="20" w:line="276"/>
-              <w:jc w:val="left"/>
+            <w:vAlign w:val="center"/>
+          </w:tcPr>
+          <w:p>
+            <w:pPr>
+              <w:spacing w:after="20" w:before="20" w:line="276"/>
+              <w:jc w:val="center"/>
             </w:pPr>
             <w:r>
               <w:rPr>
@@ -1870,11 +1922,12 @@
               <w:bottom w:type="dxa" w:w="50"/>
               <w:right w:type="dxa" w:w="90"/>
             </w:tcMar>
-          </w:tcPr>
-          <w:p>
-            <w:pPr>
-              <w:spacing w:after="20" w:before="20" w:line="276"/>
-              <w:jc w:val="left"/>
+            <w:vAlign w:val="center"/>
+          </w:tcPr>
+          <w:p>
+            <w:pPr>
+              <w:spacing w:after="20" w:before="20" w:line="276"/>
+              <w:jc w:val="center"/>
             </w:pPr>
             <w:r>
               <w:rPr>
@@ -1898,6 +1951,7 @@
               <w:bottom w:type="dxa" w:w="50"/>
               <w:right w:type="dxa" w:w="90"/>
             </w:tcMar>
+            <w:vAlign w:val="center"/>
           </w:tcPr>
           <w:p>
             <w:pPr>
@@ -1931,11 +1985,12 @@
               <w:bottom w:type="dxa" w:w="50"/>
               <w:right w:type="dxa" w:w="90"/>
             </w:tcMar>
-          </w:tcPr>
-          <w:p>
-            <w:pPr>
-              <w:spacing w:after="20" w:before="20" w:line="276"/>
-              <w:jc w:val="left"/>
+            <w:vAlign w:val="center"/>
+          </w:tcPr>
+          <w:p>
+            <w:pPr>
+              <w:spacing w:after="20" w:before="20" w:line="276"/>
+              <w:jc w:val="center"/>
             </w:pPr>
             <w:r>
               <w:rPr>
@@ -1959,6 +2014,7 @@
               <w:bottom w:type="dxa" w:w="50"/>
               <w:right w:type="dxa" w:w="90"/>
             </w:tcMar>
+            <w:vAlign w:val="center"/>
           </w:tcPr>
           <w:p>
             <w:pPr>
@@ -1987,6 +2043,7 @@
               <w:bottom w:type="dxa" w:w="50"/>
               <w:right w:type="dxa" w:w="90"/>
             </w:tcMar>
+            <w:vAlign w:val="center"/>
           </w:tcPr>
           <w:p>
             <w:pPr>
@@ -2015,11 +2072,12 @@
               <w:bottom w:type="dxa" w:w="50"/>
               <w:right w:type="dxa" w:w="90"/>
             </w:tcMar>
-          </w:tcPr>
-          <w:p>
-            <w:pPr>
-              <w:spacing w:after="20" w:before="20" w:line="276"/>
-              <w:jc w:val="left"/>
+            <w:vAlign w:val="center"/>
+          </w:tcPr>
+          <w:p>
+            <w:pPr>
+              <w:spacing w:after="20" w:before="20" w:line="276"/>
+              <w:jc w:val="center"/>
             </w:pPr>
             <w:r>
               <w:rPr>
@@ -2043,11 +2101,12 @@
               <w:bottom w:type="dxa" w:w="50"/>
               <w:right w:type="dxa" w:w="90"/>
             </w:tcMar>
-          </w:tcPr>
-          <w:p>
-            <w:pPr>
-              <w:spacing w:after="20" w:before="20" w:line="276"/>
-              <w:jc w:val="left"/>
+            <w:vAlign w:val="center"/>
+          </w:tcPr>
+          <w:p>
+            <w:pPr>
+              <w:spacing w:after="20" w:before="20" w:line="276"/>
+              <w:jc w:val="center"/>
             </w:pPr>
             <w:r>
               <w:rPr>
@@ -2071,6 +2130,7 @@
               <w:bottom w:type="dxa" w:w="50"/>
               <w:right w:type="dxa" w:w="90"/>
             </w:tcMar>
+            <w:vAlign w:val="center"/>
           </w:tcPr>
           <w:p>
             <w:pPr>
@@ -2181,6 +2241,7 @@
               <w:bottom w:type="dxa" w:w="50"/>
               <w:right w:type="dxa" w:w="90"/>
             </w:tcMar>
+            <w:vAlign w:val="center"/>
           </w:tcPr>
           <w:p>
             <w:pPr>
@@ -2210,6 +2271,7 @@
               <w:bottom w:type="dxa" w:w="50"/>
               <w:right w:type="dxa" w:w="90"/>
             </w:tcMar>
+            <w:vAlign w:val="center"/>
           </w:tcPr>
           <w:p>
             <w:pPr>
@@ -2239,6 +2301,7 @@
               <w:bottom w:type="dxa" w:w="50"/>
               <w:right w:type="dxa" w:w="90"/>
             </w:tcMar>
+            <w:vAlign w:val="center"/>
           </w:tcPr>
           <w:p>
             <w:pPr>
@@ -2268,6 +2331,7 @@
               <w:bottom w:type="dxa" w:w="50"/>
               <w:right w:type="dxa" w:w="90"/>
             </w:tcMar>
+            <w:vAlign w:val="center"/>
           </w:tcPr>
           <w:p>
             <w:pPr>
@@ -2297,6 +2361,7 @@
               <w:bottom w:type="dxa" w:w="50"/>
               <w:right w:type="dxa" w:w="90"/>
             </w:tcMar>
+            <w:vAlign w:val="center"/>
           </w:tcPr>
           <w:p>
             <w:pPr>
@@ -2326,6 +2391,7 @@
               <w:bottom w:type="dxa" w:w="50"/>
               <w:right w:type="dxa" w:w="90"/>
             </w:tcMar>
+            <w:vAlign w:val="center"/>
           </w:tcPr>
           <w:p>
             <w:pPr>
@@ -2359,11 +2425,12 @@
               <w:bottom w:type="dxa" w:w="50"/>
               <w:right w:type="dxa" w:w="90"/>
             </w:tcMar>
-          </w:tcPr>
-          <w:p>
-            <w:pPr>
-              <w:spacing w:after="20" w:before="20" w:line="276"/>
-              <w:jc w:val="left"/>
+            <w:vAlign w:val="center"/>
+          </w:tcPr>
+          <w:p>
+            <w:pPr>
+              <w:spacing w:after="20" w:before="20" w:line="276"/>
+              <w:jc w:val="center"/>
             </w:pPr>
             <w:r>
               <w:rPr>
@@ -2387,6 +2454,7 @@
               <w:bottom w:type="dxa" w:w="50"/>
               <w:right w:type="dxa" w:w="90"/>
             </w:tcMar>
+            <w:vAlign w:val="center"/>
           </w:tcPr>
           <w:p>
             <w:pPr>
@@ -2415,6 +2483,7 @@
               <w:bottom w:type="dxa" w:w="50"/>
               <w:right w:type="dxa" w:w="90"/>
             </w:tcMar>
+            <w:vAlign w:val="center"/>
           </w:tcPr>
           <w:p>
             <w:pPr>
@@ -2443,11 +2512,12 @@
               <w:bottom w:type="dxa" w:w="50"/>
               <w:right w:type="dxa" w:w="90"/>
             </w:tcMar>
-          </w:tcPr>
-          <w:p>
-            <w:pPr>
-              <w:spacing w:after="20" w:before="20" w:line="276"/>
-              <w:jc w:val="left"/>
+            <w:vAlign w:val="center"/>
+          </w:tcPr>
+          <w:p>
+            <w:pPr>
+              <w:spacing w:after="20" w:before="20" w:line="276"/>
+              <w:jc w:val="center"/>
             </w:pPr>
             <w:r>
               <w:rPr>
@@ -2471,11 +2541,12 @@
               <w:bottom w:type="dxa" w:w="50"/>
               <w:right w:type="dxa" w:w="90"/>
             </w:tcMar>
-          </w:tcPr>
-          <w:p>
-            <w:pPr>
-              <w:spacing w:after="20" w:before="20" w:line="276"/>
-              <w:jc w:val="left"/>
+            <w:vAlign w:val="center"/>
+          </w:tcPr>
+          <w:p>
+            <w:pPr>
+              <w:spacing w:after="20" w:before="20" w:line="276"/>
+              <w:jc w:val="center"/>
             </w:pPr>
             <w:r>
               <w:rPr>
@@ -2499,6 +2570,7 @@
               <w:bottom w:type="dxa" w:w="50"/>
               <w:right w:type="dxa" w:w="90"/>
             </w:tcMar>
+            <w:vAlign w:val="center"/>
           </w:tcPr>
           <w:p>
             <w:pPr>
@@ -2532,11 +2604,12 @@
               <w:bottom w:type="dxa" w:w="50"/>
               <w:right w:type="dxa" w:w="90"/>
             </w:tcMar>
-          </w:tcPr>
-          <w:p>
-            <w:pPr>
-              <w:spacing w:after="20" w:before="20" w:line="276"/>
-              <w:jc w:val="left"/>
+            <w:vAlign w:val="center"/>
+          </w:tcPr>
+          <w:p>
+            <w:pPr>
+              <w:spacing w:after="20" w:before="20" w:line="276"/>
+              <w:jc w:val="center"/>
             </w:pPr>
             <w:r>
               <w:rPr>
@@ -2560,6 +2633,7 @@
               <w:bottom w:type="dxa" w:w="50"/>
               <w:right w:type="dxa" w:w="90"/>
             </w:tcMar>
+            <w:vAlign w:val="center"/>
           </w:tcPr>
           <w:p>
             <w:pPr>
@@ -2588,6 +2662,7 @@
               <w:bottom w:type="dxa" w:w="50"/>
               <w:right w:type="dxa" w:w="90"/>
             </w:tcMar>
+            <w:vAlign w:val="center"/>
           </w:tcPr>
           <w:p>
             <w:pPr>
@@ -2616,11 +2691,12 @@
               <w:bottom w:type="dxa" w:w="50"/>
               <w:right w:type="dxa" w:w="90"/>
             </w:tcMar>
-          </w:tcPr>
-          <w:p>
-            <w:pPr>
-              <w:spacing w:after="20" w:before="20" w:line="276"/>
-              <w:jc w:val="left"/>
+            <w:vAlign w:val="center"/>
+          </w:tcPr>
+          <w:p>
+            <w:pPr>
+              <w:spacing w:after="20" w:before="20" w:line="276"/>
+              <w:jc w:val="center"/>
             </w:pPr>
             <w:r>
               <w:rPr>
@@ -2644,11 +2720,12 @@
               <w:bottom w:type="dxa" w:w="50"/>
               <w:right w:type="dxa" w:w="90"/>
             </w:tcMar>
-          </w:tcPr>
-          <w:p>
-            <w:pPr>
-              <w:spacing w:after="20" w:before="20" w:line="276"/>
-              <w:jc w:val="left"/>
+            <w:vAlign w:val="center"/>
+          </w:tcPr>
+          <w:p>
+            <w:pPr>
+              <w:spacing w:after="20" w:before="20" w:line="276"/>
+              <w:jc w:val="center"/>
             </w:pPr>
             <w:r>
               <w:rPr>
@@ -2672,6 +2749,7 @@
               <w:bottom w:type="dxa" w:w="50"/>
               <w:right w:type="dxa" w:w="90"/>
             </w:tcMar>
+            <w:vAlign w:val="center"/>
           </w:tcPr>
           <w:p>
             <w:pPr>
@@ -2705,11 +2783,12 @@
               <w:bottom w:type="dxa" w:w="50"/>
               <w:right w:type="dxa" w:w="90"/>
             </w:tcMar>
-          </w:tcPr>
-          <w:p>
-            <w:pPr>
-              <w:spacing w:after="20" w:before="20" w:line="276"/>
-              <w:jc w:val="left"/>
+            <w:vAlign w:val="center"/>
+          </w:tcPr>
+          <w:p>
+            <w:pPr>
+              <w:spacing w:after="20" w:before="20" w:line="276"/>
+              <w:jc w:val="center"/>
             </w:pPr>
             <w:r>
               <w:rPr>
@@ -2733,6 +2812,7 @@
               <w:bottom w:type="dxa" w:w="50"/>
               <w:right w:type="dxa" w:w="90"/>
             </w:tcMar>
+            <w:vAlign w:val="center"/>
           </w:tcPr>
           <w:p>
             <w:pPr>
@@ -2761,6 +2841,7 @@
               <w:bottom w:type="dxa" w:w="50"/>
               <w:right w:type="dxa" w:w="90"/>
             </w:tcMar>
+            <w:vAlign w:val="center"/>
           </w:tcPr>
           <w:p>
             <w:pPr>
@@ -2789,11 +2870,12 @@
               <w:bottom w:type="dxa" w:w="50"/>
               <w:right w:type="dxa" w:w="90"/>
             </w:tcMar>
-          </w:tcPr>
-          <w:p>
-            <w:pPr>
-              <w:spacing w:after="20" w:before="20" w:line="276"/>
-              <w:jc w:val="left"/>
+            <w:vAlign w:val="center"/>
+          </w:tcPr>
+          <w:p>
+            <w:pPr>
+              <w:spacing w:after="20" w:before="20" w:line="276"/>
+              <w:jc w:val="center"/>
             </w:pPr>
             <w:r>
               <w:rPr>
@@ -2817,11 +2899,12 @@
               <w:bottom w:type="dxa" w:w="50"/>
               <w:right w:type="dxa" w:w="90"/>
             </w:tcMar>
-          </w:tcPr>
-          <w:p>
-            <w:pPr>
-              <w:spacing w:after="20" w:before="20" w:line="276"/>
-              <w:jc w:val="left"/>
+            <w:vAlign w:val="center"/>
+          </w:tcPr>
+          <w:p>
+            <w:pPr>
+              <w:spacing w:after="20" w:before="20" w:line="276"/>
+              <w:jc w:val="center"/>
             </w:pPr>
             <w:r>
               <w:rPr>
@@ -2845,6 +2928,7 @@
               <w:bottom w:type="dxa" w:w="50"/>
               <w:right w:type="dxa" w:w="90"/>
             </w:tcMar>
+            <w:vAlign w:val="center"/>
           </w:tcPr>
           <w:p>
             <w:pPr>
@@ -2878,11 +2962,12 @@
               <w:bottom w:type="dxa" w:w="50"/>
               <w:right w:type="dxa" w:w="90"/>
             </w:tcMar>
-          </w:tcPr>
-          <w:p>
-            <w:pPr>
-              <w:spacing w:after="20" w:before="20" w:line="276"/>
-              <w:jc w:val="left"/>
+            <w:vAlign w:val="center"/>
+          </w:tcPr>
+          <w:p>
+            <w:pPr>
+              <w:spacing w:after="20" w:before="20" w:line="276"/>
+              <w:jc w:val="center"/>
             </w:pPr>
             <w:r>
               <w:rPr>
@@ -2906,6 +2991,7 @@
               <w:bottom w:type="dxa" w:w="50"/>
               <w:right w:type="dxa" w:w="90"/>
             </w:tcMar>
+            <w:vAlign w:val="center"/>
           </w:tcPr>
           <w:p>
             <w:pPr>
@@ -2934,6 +3020,7 @@
               <w:bottom w:type="dxa" w:w="50"/>
               <w:right w:type="dxa" w:w="90"/>
             </w:tcMar>
+            <w:vAlign w:val="center"/>
           </w:tcPr>
           <w:p>
             <w:pPr>
@@ -2962,11 +3049,12 @@
               <w:bottom w:type="dxa" w:w="50"/>
               <w:right w:type="dxa" w:w="90"/>
             </w:tcMar>
-          </w:tcPr>
-          <w:p>
-            <w:pPr>
-              <w:spacing w:after="20" w:before="20" w:line="276"/>
-              <w:jc w:val="left"/>
+            <w:vAlign w:val="center"/>
+          </w:tcPr>
+          <w:p>
+            <w:pPr>
+              <w:spacing w:after="20" w:before="20" w:line="276"/>
+              <w:jc w:val="center"/>
             </w:pPr>
             <w:r>
               <w:rPr>
@@ -2990,11 +3078,12 @@
               <w:bottom w:type="dxa" w:w="50"/>
               <w:right w:type="dxa" w:w="90"/>
             </w:tcMar>
-          </w:tcPr>
-          <w:p>
-            <w:pPr>
-              <w:spacing w:after="20" w:before="20" w:line="276"/>
-              <w:jc w:val="left"/>
+            <w:vAlign w:val="center"/>
+          </w:tcPr>
+          <w:p>
+            <w:pPr>
+              <w:spacing w:after="20" w:before="20" w:line="276"/>
+              <w:jc w:val="center"/>
             </w:pPr>
             <w:r>
               <w:rPr>
@@ -3018,6 +3107,7 @@
               <w:bottom w:type="dxa" w:w="50"/>
               <w:right w:type="dxa" w:w="90"/>
             </w:tcMar>
+            <w:vAlign w:val="center"/>
           </w:tcPr>
           <w:p>
             <w:pPr>
@@ -3051,11 +3141,12 @@
               <w:bottom w:type="dxa" w:w="50"/>
               <w:right w:type="dxa" w:w="90"/>
             </w:tcMar>
-          </w:tcPr>
-          <w:p>
-            <w:pPr>
-              <w:spacing w:after="20" w:before="20" w:line="276"/>
-              <w:jc w:val="left"/>
+            <w:vAlign w:val="center"/>
+          </w:tcPr>
+          <w:p>
+            <w:pPr>
+              <w:spacing w:after="20" w:before="20" w:line="276"/>
+              <w:jc w:val="center"/>
             </w:pPr>
             <w:r>
               <w:rPr>
@@ -3079,6 +3170,7 @@
               <w:bottom w:type="dxa" w:w="50"/>
               <w:right w:type="dxa" w:w="90"/>
             </w:tcMar>
+            <w:vAlign w:val="center"/>
           </w:tcPr>
           <w:p>
             <w:pPr>
@@ -3107,6 +3199,7 @@
               <w:bottom w:type="dxa" w:w="50"/>
               <w:right w:type="dxa" w:w="90"/>
             </w:tcMar>
+            <w:vAlign w:val="center"/>
           </w:tcPr>
           <w:p>
             <w:pPr>
@@ -3135,11 +3228,12 @@
               <w:bottom w:type="dxa" w:w="50"/>
               <w:right w:type="dxa" w:w="90"/>
             </w:tcMar>
-          </w:tcPr>
-          <w:p>
-            <w:pPr>
-              <w:spacing w:after="20" w:before="20" w:line="276"/>
-              <w:jc w:val="left"/>
+            <w:vAlign w:val="center"/>
+          </w:tcPr>
+          <w:p>
+            <w:pPr>
+              <w:spacing w:after="20" w:before="20" w:line="276"/>
+              <w:jc w:val="center"/>
             </w:pPr>
             <w:r>
               <w:rPr>
@@ -3163,11 +3257,12 @@
               <w:bottom w:type="dxa" w:w="50"/>
               <w:right w:type="dxa" w:w="90"/>
             </w:tcMar>
-          </w:tcPr>
-          <w:p>
-            <w:pPr>
-              <w:spacing w:after="20" w:before="20" w:line="276"/>
-              <w:jc w:val="left"/>
+            <w:vAlign w:val="center"/>
+          </w:tcPr>
+          <w:p>
+            <w:pPr>
+              <w:spacing w:after="20" w:before="20" w:line="276"/>
+              <w:jc w:val="center"/>
             </w:pPr>
             <w:r>
               <w:rPr>
@@ -3191,6 +3286,7 @@
               <w:bottom w:type="dxa" w:w="50"/>
               <w:right w:type="dxa" w:w="90"/>
             </w:tcMar>
+            <w:vAlign w:val="center"/>
           </w:tcPr>
           <w:p>
             <w:pPr>
@@ -3224,11 +3320,12 @@
               <w:bottom w:type="dxa" w:w="50"/>
               <w:right w:type="dxa" w:w="90"/>
             </w:tcMar>
-          </w:tcPr>
-          <w:p>
-            <w:pPr>
-              <w:spacing w:after="20" w:before="20" w:line="276"/>
-              <w:jc w:val="left"/>
+            <w:vAlign w:val="center"/>
+          </w:tcPr>
+          <w:p>
+            <w:pPr>
+              <w:spacing w:after="20" w:before="20" w:line="276"/>
+              <w:jc w:val="center"/>
             </w:pPr>
             <w:r>
               <w:rPr>
@@ -3252,6 +3349,7 @@
               <w:bottom w:type="dxa" w:w="50"/>
               <w:right w:type="dxa" w:w="90"/>
             </w:tcMar>
+            <w:vAlign w:val="center"/>
           </w:tcPr>
           <w:p>
             <w:pPr>
@@ -3280,6 +3378,7 @@
               <w:bottom w:type="dxa" w:w="50"/>
               <w:right w:type="dxa" w:w="90"/>
             </w:tcMar>
+            <w:vAlign w:val="center"/>
           </w:tcPr>
           <w:p>
             <w:pPr>
@@ -3308,11 +3407,12 @@
               <w:bottom w:type="dxa" w:w="50"/>
               <w:right w:type="dxa" w:w="90"/>
             </w:tcMar>
-          </w:tcPr>
-          <w:p>
-            <w:pPr>
-              <w:spacing w:after="20" w:before="20" w:line="276"/>
-              <w:jc w:val="left"/>
+            <w:vAlign w:val="center"/>
+          </w:tcPr>
+          <w:p>
+            <w:pPr>
+              <w:spacing w:after="20" w:before="20" w:line="276"/>
+              <w:jc w:val="center"/>
             </w:pPr>
             <w:r>
               <w:rPr>
@@ -3336,11 +3436,12 @@
               <w:bottom w:type="dxa" w:w="50"/>
               <w:right w:type="dxa" w:w="90"/>
             </w:tcMar>
-          </w:tcPr>
-          <w:p>
-            <w:pPr>
-              <w:spacing w:after="20" w:before="20" w:line="276"/>
-              <w:jc w:val="left"/>
+            <w:vAlign w:val="center"/>
+          </w:tcPr>
+          <w:p>
+            <w:pPr>
+              <w:spacing w:after="20" w:before="20" w:line="276"/>
+              <w:jc w:val="center"/>
             </w:pPr>
             <w:r>
               <w:rPr>
@@ -3364,6 +3465,7 @@
               <w:bottom w:type="dxa" w:w="50"/>
               <w:right w:type="dxa" w:w="90"/>
             </w:tcMar>
+            <w:vAlign w:val="center"/>
           </w:tcPr>
           <w:p>
             <w:pPr>
@@ -3397,11 +3499,12 @@
               <w:bottom w:type="dxa" w:w="50"/>
               <w:right w:type="dxa" w:w="90"/>
             </w:tcMar>
-          </w:tcPr>
-          <w:p>
-            <w:pPr>
-              <w:spacing w:after="20" w:before="20" w:line="276"/>
-              <w:jc w:val="left"/>
+            <w:vAlign w:val="center"/>
+          </w:tcPr>
+          <w:p>
+            <w:pPr>
+              <w:spacing w:after="20" w:before="20" w:line="276"/>
+              <w:jc w:val="center"/>
             </w:pPr>
             <w:r>
               <w:rPr>
@@ -3425,6 +3528,7 @@
               <w:bottom w:type="dxa" w:w="50"/>
               <w:right w:type="dxa" w:w="90"/>
             </w:tcMar>
+            <w:vAlign w:val="center"/>
           </w:tcPr>
           <w:p>
             <w:pPr>
@@ -3453,6 +3557,7 @@
               <w:bottom w:type="dxa" w:w="50"/>
               <w:right w:type="dxa" w:w="90"/>
             </w:tcMar>
+            <w:vAlign w:val="center"/>
           </w:tcPr>
           <w:p>
             <w:pPr>
@@ -3481,11 +3586,12 @@
               <w:bottom w:type="dxa" w:w="50"/>
               <w:right w:type="dxa" w:w="90"/>
             </w:tcMar>
-          </w:tcPr>
-          <w:p>
-            <w:pPr>
-              <w:spacing w:after="20" w:before="20" w:line="276"/>
-              <w:jc w:val="left"/>
+            <w:vAlign w:val="center"/>
+          </w:tcPr>
+          <w:p>
+            <w:pPr>
+              <w:spacing w:after="20" w:before="20" w:line="276"/>
+              <w:jc w:val="center"/>
             </w:pPr>
             <w:r>
               <w:rPr>
@@ -3509,11 +3615,12 @@
               <w:bottom w:type="dxa" w:w="50"/>
               <w:right w:type="dxa" w:w="90"/>
             </w:tcMar>
-          </w:tcPr>
-          <w:p>
-            <w:pPr>
-              <w:spacing w:after="20" w:before="20" w:line="276"/>
-              <w:jc w:val="left"/>
+            <w:vAlign w:val="center"/>
+          </w:tcPr>
+          <w:p>
+            <w:pPr>
+              <w:spacing w:after="20" w:before="20" w:line="276"/>
+              <w:jc w:val="center"/>
             </w:pPr>
             <w:r>
               <w:rPr>
@@ -3537,6 +3644,7 @@
               <w:bottom w:type="dxa" w:w="50"/>
               <w:right w:type="dxa" w:w="90"/>
             </w:tcMar>
+            <w:vAlign w:val="center"/>
           </w:tcPr>
           <w:p>
             <w:pPr>
@@ -3570,11 +3678,12 @@
               <w:bottom w:type="dxa" w:w="50"/>
               <w:right w:type="dxa" w:w="90"/>
             </w:tcMar>
-          </w:tcPr>
-          <w:p>
-            <w:pPr>
-              <w:spacing w:after="20" w:before="20" w:line="276"/>
-              <w:jc w:val="left"/>
+            <w:vAlign w:val="center"/>
+          </w:tcPr>
+          <w:p>
+            <w:pPr>
+              <w:spacing w:after="20" w:before="20" w:line="276"/>
+              <w:jc w:val="center"/>
             </w:pPr>
             <w:r>
               <w:rPr>
@@ -3598,6 +3707,7 @@
               <w:bottom w:type="dxa" w:w="50"/>
               <w:right w:type="dxa" w:w="90"/>
             </w:tcMar>
+            <w:vAlign w:val="center"/>
           </w:tcPr>
           <w:p>
             <w:pPr>
@@ -3626,6 +3736,7 @@
               <w:bottom w:type="dxa" w:w="50"/>
               <w:right w:type="dxa" w:w="90"/>
             </w:tcMar>
+            <w:vAlign w:val="center"/>
           </w:tcPr>
           <w:p>
             <w:pPr>
@@ -3654,11 +3765,12 @@
               <w:bottom w:type="dxa" w:w="50"/>
               <w:right w:type="dxa" w:w="90"/>
             </w:tcMar>
-          </w:tcPr>
-          <w:p>
-            <w:pPr>
-              <w:spacing w:after="20" w:before="20" w:line="276"/>
-              <w:jc w:val="left"/>
+            <w:vAlign w:val="center"/>
+          </w:tcPr>
+          <w:p>
+            <w:pPr>
+              <w:spacing w:after="20" w:before="20" w:line="276"/>
+              <w:jc w:val="center"/>
             </w:pPr>
             <w:r>
               <w:rPr>
@@ -3682,11 +3794,12 @@
               <w:bottom w:type="dxa" w:w="50"/>
               <w:right w:type="dxa" w:w="90"/>
             </w:tcMar>
-          </w:tcPr>
-          <w:p>
-            <w:pPr>
-              <w:spacing w:after="20" w:before="20" w:line="276"/>
-              <w:jc w:val="left"/>
+            <w:vAlign w:val="center"/>
+          </w:tcPr>
+          <w:p>
+            <w:pPr>
+              <w:spacing w:after="20" w:before="20" w:line="276"/>
+              <w:jc w:val="center"/>
             </w:pPr>
             <w:r>
               <w:rPr>
@@ -3710,6 +3823,7 @@
               <w:bottom w:type="dxa" w:w="50"/>
               <w:right w:type="dxa" w:w="90"/>
             </w:tcMar>
+            <w:vAlign w:val="center"/>
           </w:tcPr>
           <w:p>
             <w:pPr>
@@ -3743,11 +3857,12 @@
               <w:bottom w:type="dxa" w:w="50"/>
               <w:right w:type="dxa" w:w="90"/>
             </w:tcMar>
-          </w:tcPr>
-          <w:p>
-            <w:pPr>
-              <w:spacing w:after="20" w:before="20" w:line="276"/>
-              <w:jc w:val="left"/>
+            <w:vAlign w:val="center"/>
+          </w:tcPr>
+          <w:p>
+            <w:pPr>
+              <w:spacing w:after="20" w:before="20" w:line="276"/>
+              <w:jc w:val="center"/>
             </w:pPr>
             <w:r>
               <w:rPr>
@@ -3771,6 +3886,7 @@
               <w:bottom w:type="dxa" w:w="50"/>
               <w:right w:type="dxa" w:w="90"/>
             </w:tcMar>
+            <w:vAlign w:val="center"/>
           </w:tcPr>
           <w:p>
             <w:pPr>
@@ -3799,6 +3915,7 @@
               <w:bottom w:type="dxa" w:w="50"/>
               <w:right w:type="dxa" w:w="90"/>
             </w:tcMar>
+            <w:vAlign w:val="center"/>
           </w:tcPr>
           <w:p>
             <w:pPr>
@@ -3827,11 +3944,12 @@
               <w:bottom w:type="dxa" w:w="50"/>
               <w:right w:type="dxa" w:w="90"/>
             </w:tcMar>
-          </w:tcPr>
-          <w:p>
-            <w:pPr>
-              <w:spacing w:after="20" w:before="20" w:line="276"/>
-              <w:jc w:val="left"/>
+            <w:vAlign w:val="center"/>
+          </w:tcPr>
+          <w:p>
+            <w:pPr>
+              <w:spacing w:after="20" w:before="20" w:line="276"/>
+              <w:jc w:val="center"/>
             </w:pPr>
             <w:r>
               <w:rPr>
@@ -3855,11 +3973,12 @@
               <w:bottom w:type="dxa" w:w="50"/>
               <w:right w:type="dxa" w:w="90"/>
             </w:tcMar>
-          </w:tcPr>
-          <w:p>
-            <w:pPr>
-              <w:spacing w:after="20" w:before="20" w:line="276"/>
-              <w:jc w:val="left"/>
+            <w:vAlign w:val="center"/>
+          </w:tcPr>
+          <w:p>
+            <w:pPr>
+              <w:spacing w:after="20" w:before="20" w:line="276"/>
+              <w:jc w:val="center"/>
             </w:pPr>
             <w:r>
               <w:rPr>
@@ -3883,6 +4002,7 @@
               <w:bottom w:type="dxa" w:w="50"/>
               <w:right w:type="dxa" w:w="90"/>
             </w:tcMar>
+            <w:vAlign w:val="center"/>
           </w:tcPr>
           <w:p>
             <w:pPr>
@@ -3916,11 +4036,12 @@
               <w:bottom w:type="dxa" w:w="50"/>
               <w:right w:type="dxa" w:w="90"/>
             </w:tcMar>
-          </w:tcPr>
-          <w:p>
-            <w:pPr>
-              <w:spacing w:after="20" w:before="20" w:line="276"/>
-              <w:jc w:val="left"/>
+            <w:vAlign w:val="center"/>
+          </w:tcPr>
+          <w:p>
+            <w:pPr>
+              <w:spacing w:after="20" w:before="20" w:line="276"/>
+              <w:jc w:val="center"/>
             </w:pPr>
             <w:r>
               <w:rPr>
@@ -3944,6 +4065,7 @@
               <w:bottom w:type="dxa" w:w="50"/>
               <w:right w:type="dxa" w:w="90"/>
             </w:tcMar>
+            <w:vAlign w:val="center"/>
           </w:tcPr>
           <w:p>
             <w:pPr>
@@ -3972,6 +4094,7 @@
               <w:bottom w:type="dxa" w:w="50"/>
               <w:right w:type="dxa" w:w="90"/>
             </w:tcMar>
+            <w:vAlign w:val="center"/>
           </w:tcPr>
           <w:p>
             <w:pPr>
@@ -4000,11 +4123,12 @@
               <w:bottom w:type="dxa" w:w="50"/>
               <w:right w:type="dxa" w:w="90"/>
             </w:tcMar>
-          </w:tcPr>
-          <w:p>
-            <w:pPr>
-              <w:spacing w:after="20" w:before="20" w:line="276"/>
-              <w:jc w:val="left"/>
+            <w:vAlign w:val="center"/>
+          </w:tcPr>
+          <w:p>
+            <w:pPr>
+              <w:spacing w:after="20" w:before="20" w:line="276"/>
+              <w:jc w:val="center"/>
             </w:pPr>
             <w:r>
               <w:rPr>
@@ -4028,11 +4152,12 @@
               <w:bottom w:type="dxa" w:w="50"/>
               <w:right w:type="dxa" w:w="90"/>
             </w:tcMar>
-          </w:tcPr>
-          <w:p>
-            <w:pPr>
-              <w:spacing w:after="20" w:before="20" w:line="276"/>
-              <w:jc w:val="left"/>
+            <w:vAlign w:val="center"/>
+          </w:tcPr>
+          <w:p>
+            <w:pPr>
+              <w:spacing w:after="20" w:before="20" w:line="276"/>
+              <w:jc w:val="center"/>
             </w:pPr>
             <w:r>
               <w:rPr>
@@ -4056,6 +4181,7 @@
               <w:bottom w:type="dxa" w:w="50"/>
               <w:right w:type="dxa" w:w="90"/>
             </w:tcMar>
+            <w:vAlign w:val="center"/>
           </w:tcPr>
           <w:p>
             <w:pPr>
@@ -4089,11 +4215,12 @@
               <w:bottom w:type="dxa" w:w="50"/>
               <w:right w:type="dxa" w:w="90"/>
             </w:tcMar>
-          </w:tcPr>
-          <w:p>
-            <w:pPr>
-              <w:spacing w:after="20" w:before="20" w:line="276"/>
-              <w:jc w:val="left"/>
+            <w:vAlign w:val="center"/>
+          </w:tcPr>
+          <w:p>
+            <w:pPr>
+              <w:spacing w:after="20" w:before="20" w:line="276"/>
+              <w:jc w:val="center"/>
             </w:pPr>
             <w:r>
               <w:rPr>
@@ -4117,6 +4244,7 @@
               <w:bottom w:type="dxa" w:w="50"/>
               <w:right w:type="dxa" w:w="90"/>
             </w:tcMar>
+            <w:vAlign w:val="center"/>
           </w:tcPr>
           <w:p>
             <w:pPr>
@@ -4145,6 +4273,7 @@
               <w:bottom w:type="dxa" w:w="50"/>
               <w:right w:type="dxa" w:w="90"/>
             </w:tcMar>
+            <w:vAlign w:val="center"/>
           </w:tcPr>
           <w:p>
             <w:pPr>
@@ -4173,11 +4302,12 @@
               <w:bottom w:type="dxa" w:w="50"/>
               <w:right w:type="dxa" w:w="90"/>
             </w:tcMar>
-          </w:tcPr>
-          <w:p>
-            <w:pPr>
-              <w:spacing w:after="20" w:before="20" w:line="276"/>
-              <w:jc w:val="left"/>
+            <w:vAlign w:val="center"/>
+          </w:tcPr>
+          <w:p>
+            <w:pPr>
+              <w:spacing w:after="20" w:before="20" w:line="276"/>
+              <w:jc w:val="center"/>
             </w:pPr>
             <w:r>
               <w:rPr>
@@ -4201,11 +4331,12 @@
               <w:bottom w:type="dxa" w:w="50"/>
               <w:right w:type="dxa" w:w="90"/>
             </w:tcMar>
-          </w:tcPr>
-          <w:p>
-            <w:pPr>
-              <w:spacing w:after="20" w:before="20" w:line="276"/>
-              <w:jc w:val="left"/>
+            <w:vAlign w:val="center"/>
+          </w:tcPr>
+          <w:p>
+            <w:pPr>
+              <w:spacing w:after="20" w:before="20" w:line="276"/>
+              <w:jc w:val="center"/>
             </w:pPr>
             <w:r>
               <w:rPr>
@@ -4229,6 +4360,7 @@
               <w:bottom w:type="dxa" w:w="50"/>
               <w:right w:type="dxa" w:w="90"/>
             </w:tcMar>
+            <w:vAlign w:val="center"/>
           </w:tcPr>
           <w:p>
             <w:pPr>
@@ -4262,11 +4394,12 @@
               <w:bottom w:type="dxa" w:w="50"/>
               <w:right w:type="dxa" w:w="90"/>
             </w:tcMar>
-          </w:tcPr>
-          <w:p>
-            <w:pPr>
-              <w:spacing w:after="20" w:before="20" w:line="276"/>
-              <w:jc w:val="left"/>
+            <w:vAlign w:val="center"/>
+          </w:tcPr>
+          <w:p>
+            <w:pPr>
+              <w:spacing w:after="20" w:before="20" w:line="276"/>
+              <w:jc w:val="center"/>
             </w:pPr>
             <w:r>
               <w:rPr>
@@ -4290,6 +4423,7 @@
               <w:bottom w:type="dxa" w:w="50"/>
               <w:right w:type="dxa" w:w="90"/>
             </w:tcMar>
+            <w:vAlign w:val="center"/>
           </w:tcPr>
           <w:p>
             <w:pPr>
@@ -4318,6 +4452,7 @@
               <w:bottom w:type="dxa" w:w="50"/>
               <w:right w:type="dxa" w:w="90"/>
             </w:tcMar>
+            <w:vAlign w:val="center"/>
           </w:tcPr>
           <w:p>
             <w:pPr>
@@ -4346,11 +4481,12 @@
               <w:bottom w:type="dxa" w:w="50"/>
               <w:right w:type="dxa" w:w="90"/>
             </w:tcMar>
-          </w:tcPr>
-          <w:p>
-            <w:pPr>
-              <w:spacing w:after="20" w:before="20" w:line="276"/>
-              <w:jc w:val="left"/>
+            <w:vAlign w:val="center"/>
+          </w:tcPr>
+          <w:p>
+            <w:pPr>
+              <w:spacing w:after="20" w:before="20" w:line="276"/>
+              <w:jc w:val="center"/>
             </w:pPr>
             <w:r>
               <w:rPr>
@@ -4374,11 +4510,12 @@
               <w:bottom w:type="dxa" w:w="50"/>
               <w:right w:type="dxa" w:w="90"/>
             </w:tcMar>
-          </w:tcPr>
-          <w:p>
-            <w:pPr>
-              <w:spacing w:after="20" w:before="20" w:line="276"/>
-              <w:jc w:val="left"/>
+            <w:vAlign w:val="center"/>
+          </w:tcPr>
+          <w:p>
+            <w:pPr>
+              <w:spacing w:after="20" w:before="20" w:line="276"/>
+              <w:jc w:val="center"/>
             </w:pPr>
             <w:r>
               <w:rPr>
@@ -4402,6 +4539,7 @@
               <w:bottom w:type="dxa" w:w="50"/>
               <w:right w:type="dxa" w:w="90"/>
             </w:tcMar>
+            <w:vAlign w:val="center"/>
           </w:tcPr>
           <w:p>
             <w:pPr>
@@ -4435,11 +4573,12 @@
               <w:bottom w:type="dxa" w:w="50"/>
               <w:right w:type="dxa" w:w="90"/>
             </w:tcMar>
-          </w:tcPr>
-          <w:p>
-            <w:pPr>
-              <w:spacing w:after="20" w:before="20" w:line="276"/>
-              <w:jc w:val="left"/>
+            <w:vAlign w:val="center"/>
+          </w:tcPr>
+          <w:p>
+            <w:pPr>
+              <w:spacing w:after="20" w:before="20" w:line="276"/>
+              <w:jc w:val="center"/>
             </w:pPr>
             <w:r>
               <w:rPr>
@@ -4463,6 +4602,7 @@
               <w:bottom w:type="dxa" w:w="50"/>
               <w:right w:type="dxa" w:w="90"/>
             </w:tcMar>
+            <w:vAlign w:val="center"/>
           </w:tcPr>
           <w:p>
             <w:pPr>
@@ -4491,6 +4631,7 @@
               <w:bottom w:type="dxa" w:w="50"/>
               <w:right w:type="dxa" w:w="90"/>
             </w:tcMar>
+            <w:vAlign w:val="center"/>
           </w:tcPr>
           <w:p>
             <w:pPr>
@@ -4519,11 +4660,12 @@
               <w:bottom w:type="dxa" w:w="50"/>
               <w:right w:type="dxa" w:w="90"/>
             </w:tcMar>
-          </w:tcPr>
-          <w:p>
-            <w:pPr>
-              <w:spacing w:after="20" w:before="20" w:line="276"/>
-              <w:jc w:val="left"/>
+            <w:vAlign w:val="center"/>
+          </w:tcPr>
+          <w:p>
+            <w:pPr>
+              <w:spacing w:after="20" w:before="20" w:line="276"/>
+              <w:jc w:val="center"/>
             </w:pPr>
             <w:r>
               <w:rPr>
@@ -4547,11 +4689,12 @@
               <w:bottom w:type="dxa" w:w="50"/>
               <w:right w:type="dxa" w:w="90"/>
             </w:tcMar>
-          </w:tcPr>
-          <w:p>
-            <w:pPr>
-              <w:spacing w:after="20" w:before="20" w:line="276"/>
-              <w:jc w:val="left"/>
+            <w:vAlign w:val="center"/>
+          </w:tcPr>
+          <w:p>
+            <w:pPr>
+              <w:spacing w:after="20" w:before="20" w:line="276"/>
+              <w:jc w:val="center"/>
             </w:pPr>
             <w:r>
               <w:rPr>
@@ -4575,6 +4718,7 @@
               <w:bottom w:type="dxa" w:w="50"/>
               <w:right w:type="dxa" w:w="90"/>
             </w:tcMar>
+            <w:vAlign w:val="center"/>
           </w:tcPr>
           <w:p>
             <w:pPr>
@@ -4608,11 +4752,12 @@
               <w:bottom w:type="dxa" w:w="50"/>
               <w:right w:type="dxa" w:w="90"/>
             </w:tcMar>
-          </w:tcPr>
-          <w:p>
-            <w:pPr>
-              <w:spacing w:after="20" w:before="20" w:line="276"/>
-              <w:jc w:val="left"/>
+            <w:vAlign w:val="center"/>
+          </w:tcPr>
+          <w:p>
+            <w:pPr>
+              <w:spacing w:after="20" w:before="20" w:line="276"/>
+              <w:jc w:val="center"/>
             </w:pPr>
             <w:r>
               <w:rPr>
@@ -4636,6 +4781,7 @@
               <w:bottom w:type="dxa" w:w="50"/>
               <w:right w:type="dxa" w:w="90"/>
             </w:tcMar>
+            <w:vAlign w:val="center"/>
           </w:tcPr>
           <w:p>
             <w:pPr>
@@ -4664,6 +4810,7 @@
               <w:bottom w:type="dxa" w:w="50"/>
               <w:right w:type="dxa" w:w="90"/>
             </w:tcMar>
+            <w:vAlign w:val="center"/>
           </w:tcPr>
           <w:p>
             <w:pPr>
@@ -4692,11 +4839,12 @@
               <w:bottom w:type="dxa" w:w="50"/>
               <w:right w:type="dxa" w:w="90"/>
             </w:tcMar>
-          </w:tcPr>
-          <w:p>
-            <w:pPr>
-              <w:spacing w:after="20" w:before="20" w:line="276"/>
-              <w:jc w:val="left"/>
+            <w:vAlign w:val="center"/>
+          </w:tcPr>
+          <w:p>
+            <w:pPr>
+              <w:spacing w:after="20" w:before="20" w:line="276"/>
+              <w:jc w:val="center"/>
             </w:pPr>
             <w:r>
               <w:rPr>
@@ -4720,11 +4868,12 @@
               <w:bottom w:type="dxa" w:w="50"/>
               <w:right w:type="dxa" w:w="90"/>
             </w:tcMar>
-          </w:tcPr>
-          <w:p>
-            <w:pPr>
-              <w:spacing w:after="20" w:before="20" w:line="276"/>
-              <w:jc w:val="left"/>
+            <w:vAlign w:val="center"/>
+          </w:tcPr>
+          <w:p>
+            <w:pPr>
+              <w:spacing w:after="20" w:before="20" w:line="276"/>
+              <w:jc w:val="center"/>
             </w:pPr>
             <w:r>
               <w:rPr>
@@ -4748,6 +4897,7 @@
               <w:bottom w:type="dxa" w:w="50"/>
               <w:right w:type="dxa" w:w="90"/>
             </w:tcMar>
+            <w:vAlign w:val="center"/>
           </w:tcPr>
           <w:p>
             <w:pPr>
@@ -4781,11 +4931,12 @@
               <w:bottom w:type="dxa" w:w="50"/>
               <w:right w:type="dxa" w:w="90"/>
             </w:tcMar>
-          </w:tcPr>
-          <w:p>
-            <w:pPr>
-              <w:spacing w:after="20" w:before="20" w:line="276"/>
-              <w:jc w:val="left"/>
+            <w:vAlign w:val="center"/>
+          </w:tcPr>
+          <w:p>
+            <w:pPr>
+              <w:spacing w:after="20" w:before="20" w:line="276"/>
+              <w:jc w:val="center"/>
             </w:pPr>
             <w:r>
               <w:rPr>
@@ -4809,6 +4960,7 @@
               <w:bottom w:type="dxa" w:w="50"/>
               <w:right w:type="dxa" w:w="90"/>
             </w:tcMar>
+            <w:vAlign w:val="center"/>
           </w:tcPr>
           <w:p>
             <w:pPr>
@@ -4837,6 +4989,7 @@
               <w:bottom w:type="dxa" w:w="50"/>
               <w:right w:type="dxa" w:w="90"/>
             </w:tcMar>
+            <w:vAlign w:val="center"/>
           </w:tcPr>
           <w:p>
             <w:pPr>
@@ -4865,11 +5018,12 @@
               <w:bottom w:type="dxa" w:w="50"/>
               <w:right w:type="dxa" w:w="90"/>
             </w:tcMar>
-          </w:tcPr>
-          <w:p>
-            <w:pPr>
-              <w:spacing w:after="20" w:before="20" w:line="276"/>
-              <w:jc w:val="left"/>
+            <w:vAlign w:val="center"/>
+          </w:tcPr>
+          <w:p>
+            <w:pPr>
+              <w:spacing w:after="20" w:before="20" w:line="276"/>
+              <w:jc w:val="center"/>
             </w:pPr>
             <w:r>
               <w:rPr>
@@ -4893,11 +5047,12 @@
               <w:bottom w:type="dxa" w:w="50"/>
               <w:right w:type="dxa" w:w="90"/>
             </w:tcMar>
-          </w:tcPr>
-          <w:p>
-            <w:pPr>
-              <w:spacing w:after="20" w:before="20" w:line="276"/>
-              <w:jc w:val="left"/>
+            <w:vAlign w:val="center"/>
+          </w:tcPr>
+          <w:p>
+            <w:pPr>
+              <w:spacing w:after="20" w:before="20" w:line="276"/>
+              <w:jc w:val="center"/>
             </w:pPr>
             <w:r>
               <w:rPr>
@@ -4921,6 +5076,7 @@
               <w:bottom w:type="dxa" w:w="50"/>
               <w:right w:type="dxa" w:w="90"/>
             </w:tcMar>
+            <w:vAlign w:val="center"/>
           </w:tcPr>
           <w:p>
             <w:pPr>
@@ -5031,6 +5187,7 @@
               <w:bottom w:type="dxa" w:w="50"/>
               <w:right w:type="dxa" w:w="90"/>
             </w:tcMar>
+            <w:vAlign w:val="center"/>
           </w:tcPr>
           <w:p>
             <w:pPr>
@@ -5060,6 +5217,7 @@
               <w:bottom w:type="dxa" w:w="50"/>
               <w:right w:type="dxa" w:w="90"/>
             </w:tcMar>
+            <w:vAlign w:val="center"/>
           </w:tcPr>
           <w:p>
             <w:pPr>
@@ -5089,6 +5247,7 @@
               <w:bottom w:type="dxa" w:w="50"/>
               <w:right w:type="dxa" w:w="90"/>
             </w:tcMar>
+            <w:vAlign w:val="center"/>
           </w:tcPr>
           <w:p>
             <w:pPr>
@@ -5118,6 +5277,7 @@
               <w:bottom w:type="dxa" w:w="50"/>
               <w:right w:type="dxa" w:w="90"/>
             </w:tcMar>
+            <w:vAlign w:val="center"/>
           </w:tcPr>
           <w:p>
             <w:pPr>
@@ -5147,6 +5307,7 @@
               <w:bottom w:type="dxa" w:w="50"/>
               <w:right w:type="dxa" w:w="90"/>
             </w:tcMar>
+            <w:vAlign w:val="center"/>
           </w:tcPr>
           <w:p>
             <w:pPr>
@@ -5176,6 +5337,7 @@
               <w:bottom w:type="dxa" w:w="50"/>
               <w:right w:type="dxa" w:w="90"/>
             </w:tcMar>
+            <w:vAlign w:val="center"/>
           </w:tcPr>
           <w:p>
             <w:pPr>
@@ -5209,11 +5371,12 @@
               <w:bottom w:type="dxa" w:w="50"/>
               <w:right w:type="dxa" w:w="90"/>
             </w:tcMar>
-          </w:tcPr>
-          <w:p>
-            <w:pPr>
-              <w:spacing w:after="20" w:before="20" w:line="276"/>
-              <w:jc w:val="left"/>
+            <w:vAlign w:val="center"/>
+          </w:tcPr>
+          <w:p>
+            <w:pPr>
+              <w:spacing w:after="20" w:before="20" w:line="276"/>
+              <w:jc w:val="center"/>
             </w:pPr>
             <w:r>
               <w:rPr>
@@ -5237,6 +5400,7 @@
               <w:bottom w:type="dxa" w:w="50"/>
               <w:right w:type="dxa" w:w="90"/>
             </w:tcMar>
+            <w:vAlign w:val="center"/>
           </w:tcPr>
           <w:p>
             <w:pPr>
@@ -5265,6 +5429,7 @@
               <w:bottom w:type="dxa" w:w="50"/>
               <w:right w:type="dxa" w:w="90"/>
             </w:tcMar>
+            <w:vAlign w:val="center"/>
           </w:tcPr>
           <w:p>
             <w:pPr>
@@ -5293,11 +5458,12 @@
               <w:bottom w:type="dxa" w:w="50"/>
               <w:right w:type="dxa" w:w="90"/>
             </w:tcMar>
-          </w:tcPr>
-          <w:p>
-            <w:pPr>
-              <w:spacing w:after="20" w:before="20" w:line="276"/>
-              <w:jc w:val="left"/>
+            <w:vAlign w:val="center"/>
+          </w:tcPr>
+          <w:p>
+            <w:pPr>
+              <w:spacing w:after="20" w:before="20" w:line="276"/>
+              <w:jc w:val="center"/>
             </w:pPr>
             <w:r>
               <w:rPr>
@@ -5321,11 +5487,12 @@
               <w:bottom w:type="dxa" w:w="50"/>
               <w:right w:type="dxa" w:w="90"/>
             </w:tcMar>
-          </w:tcPr>
-          <w:p>
-            <w:pPr>
-              <w:spacing w:after="20" w:before="20" w:line="276"/>
-              <w:jc w:val="left"/>
+            <w:vAlign w:val="center"/>
+          </w:tcPr>
+          <w:p>
+            <w:pPr>
+              <w:spacing w:after="20" w:before="20" w:line="276"/>
+              <w:jc w:val="center"/>
             </w:pPr>
             <w:r>
               <w:rPr>
@@ -5349,6 +5516,7 @@
               <w:bottom w:type="dxa" w:w="50"/>
               <w:right w:type="dxa" w:w="90"/>
             </w:tcMar>
+            <w:vAlign w:val="center"/>
           </w:tcPr>
           <w:p>
             <w:pPr>
@@ -5382,11 +5550,12 @@
               <w:bottom w:type="dxa" w:w="50"/>
               <w:right w:type="dxa" w:w="90"/>
             </w:tcMar>
-          </w:tcPr>
-          <w:p>
-            <w:pPr>
-              <w:spacing w:after="20" w:before="20" w:line="276"/>
-              <w:jc w:val="left"/>
+            <w:vAlign w:val="center"/>
+          </w:tcPr>
+          <w:p>
+            <w:pPr>
+              <w:spacing w:after="20" w:before="20" w:line="276"/>
+              <w:jc w:val="center"/>
             </w:pPr>
             <w:r>
               <w:rPr>
@@ -5410,6 +5579,7 @@
               <w:bottom w:type="dxa" w:w="50"/>
               <w:right w:type="dxa" w:w="90"/>
             </w:tcMar>
+            <w:vAlign w:val="center"/>
           </w:tcPr>
           <w:p>
             <w:pPr>
@@ -5438,6 +5608,7 @@
               <w:bottom w:type="dxa" w:w="50"/>
               <w:right w:type="dxa" w:w="90"/>
             </w:tcMar>
+            <w:vAlign w:val="center"/>
           </w:tcPr>
           <w:p>
             <w:pPr>
@@ -5466,11 +5637,12 @@
               <w:bottom w:type="dxa" w:w="50"/>
               <w:right w:type="dxa" w:w="90"/>
             </w:tcMar>
-          </w:tcPr>
-          <w:p>
-            <w:pPr>
-              <w:spacing w:after="20" w:before="20" w:line="276"/>
-              <w:jc w:val="left"/>
+            <w:vAlign w:val="center"/>
+          </w:tcPr>
+          <w:p>
+            <w:pPr>
+              <w:spacing w:after="20" w:before="20" w:line="276"/>
+              <w:jc w:val="center"/>
             </w:pPr>
             <w:r>
               <w:rPr>
@@ -5494,11 +5666,12 @@
               <w:bottom w:type="dxa" w:w="50"/>
               <w:right w:type="dxa" w:w="90"/>
             </w:tcMar>
-          </w:tcPr>
-          <w:p>
-            <w:pPr>
-              <w:spacing w:after="20" w:before="20" w:line="276"/>
-              <w:jc w:val="left"/>
+            <w:vAlign w:val="center"/>
+          </w:tcPr>
+          <w:p>
+            <w:pPr>
+              <w:spacing w:after="20" w:before="20" w:line="276"/>
+              <w:jc w:val="center"/>
             </w:pPr>
             <w:r>
               <w:rPr>
@@ -5522,6 +5695,7 @@
               <w:bottom w:type="dxa" w:w="50"/>
               <w:right w:type="dxa" w:w="90"/>
             </w:tcMar>
+            <w:vAlign w:val="center"/>
           </w:tcPr>
           <w:p>
             <w:pPr>
@@ -5555,11 +5729,12 @@
               <w:bottom w:type="dxa" w:w="50"/>
               <w:right w:type="dxa" w:w="90"/>
             </w:tcMar>
-          </w:tcPr>
-          <w:p>
-            <w:pPr>
-              <w:spacing w:after="20" w:before="20" w:line="276"/>
-              <w:jc w:val="left"/>
+            <w:vAlign w:val="center"/>
+          </w:tcPr>
+          <w:p>
+            <w:pPr>
+              <w:spacing w:after="20" w:before="20" w:line="276"/>
+              <w:jc w:val="center"/>
             </w:pPr>
             <w:r>
               <w:rPr>
@@ -5583,6 +5758,7 @@
               <w:bottom w:type="dxa" w:w="50"/>
               <w:right w:type="dxa" w:w="90"/>
             </w:tcMar>
+            <w:vAlign w:val="center"/>
           </w:tcPr>
           <w:p>
             <w:pPr>
@@ -5611,6 +5787,7 @@
               <w:bottom w:type="dxa" w:w="50"/>
               <w:right w:type="dxa" w:w="90"/>
             </w:tcMar>
+            <w:vAlign w:val="center"/>
           </w:tcPr>
           <w:p>
             <w:pPr>
@@ -5639,11 +5816,12 @@
               <w:bottom w:type="dxa" w:w="50"/>
               <w:right w:type="dxa" w:w="90"/>
             </w:tcMar>
-          </w:tcPr>
-          <w:p>
-            <w:pPr>
-              <w:spacing w:after="20" w:before="20" w:line="276"/>
-              <w:jc w:val="left"/>
+            <w:vAlign w:val="center"/>
+          </w:tcPr>
+          <w:p>
+            <w:pPr>
+              <w:spacing w:after="20" w:before="20" w:line="276"/>
+              <w:jc w:val="center"/>
             </w:pPr>
             <w:r>
               <w:rPr>
@@ -5667,11 +5845,12 @@
               <w:bottom w:type="dxa" w:w="50"/>
               <w:right w:type="dxa" w:w="90"/>
             </w:tcMar>
-          </w:tcPr>
-          <w:p>
-            <w:pPr>
-              <w:spacing w:after="20" w:before="20" w:line="276"/>
-              <w:jc w:val="left"/>
+            <w:vAlign w:val="center"/>
+          </w:tcPr>
+          <w:p>
+            <w:pPr>
+              <w:spacing w:after="20" w:before="20" w:line="276"/>
+              <w:jc w:val="center"/>
             </w:pPr>
             <w:r>
               <w:rPr>
@@ -5695,6 +5874,7 @@
               <w:bottom w:type="dxa" w:w="50"/>
               <w:right w:type="dxa" w:w="90"/>
             </w:tcMar>
+            <w:vAlign w:val="center"/>
           </w:tcPr>
           <w:p>
             <w:pPr>
@@ -5728,11 +5908,12 @@
               <w:bottom w:type="dxa" w:w="50"/>
               <w:right w:type="dxa" w:w="90"/>
             </w:tcMar>
-          </w:tcPr>
-          <w:p>
-            <w:pPr>
-              <w:spacing w:after="20" w:before="20" w:line="276"/>
-              <w:jc w:val="left"/>
+            <w:vAlign w:val="center"/>
+          </w:tcPr>
+          <w:p>
+            <w:pPr>
+              <w:spacing w:after="20" w:before="20" w:line="276"/>
+              <w:jc w:val="center"/>
             </w:pPr>
             <w:r>
               <w:rPr>
@@ -5756,6 +5937,7 @@
               <w:bottom w:type="dxa" w:w="50"/>
               <w:right w:type="dxa" w:w="90"/>
             </w:tcMar>
+            <w:vAlign w:val="center"/>
           </w:tcPr>
           <w:p>
             <w:pPr>
@@ -5784,6 +5966,7 @@
               <w:bottom w:type="dxa" w:w="50"/>
               <w:right w:type="dxa" w:w="90"/>
             </w:tcMar>
+            <w:vAlign w:val="center"/>
           </w:tcPr>
           <w:p>
             <w:pPr>
@@ -5812,11 +5995,12 @@
               <w:bottom w:type="dxa" w:w="50"/>
               <w:right w:type="dxa" w:w="90"/>
             </w:tcMar>
-          </w:tcPr>
-          <w:p>
-            <w:pPr>
-              <w:spacing w:after="20" w:before="20" w:line="276"/>
-              <w:jc w:val="left"/>
+            <w:vAlign w:val="center"/>
+          </w:tcPr>
+          <w:p>
+            <w:pPr>
+              <w:spacing w:after="20" w:before="20" w:line="276"/>
+              <w:jc w:val="center"/>
             </w:pPr>
             <w:r>
               <w:rPr>
@@ -5840,11 +6024,12 @@
               <w:bottom w:type="dxa" w:w="50"/>
               <w:right w:type="dxa" w:w="90"/>
             </w:tcMar>
-          </w:tcPr>
-          <w:p>
-            <w:pPr>
-              <w:spacing w:after="20" w:before="20" w:line="276"/>
-              <w:jc w:val="left"/>
+            <w:vAlign w:val="center"/>
+          </w:tcPr>
+          <w:p>
+            <w:pPr>
+              <w:spacing w:after="20" w:before="20" w:line="276"/>
+              <w:jc w:val="center"/>
             </w:pPr>
             <w:r>
               <w:rPr>
@@ -5868,6 +6053,7 @@
               <w:bottom w:type="dxa" w:w="50"/>
               <w:right w:type="dxa" w:w="90"/>
             </w:tcMar>
+            <w:vAlign w:val="center"/>
           </w:tcPr>
           <w:p>
             <w:pPr>
@@ -5901,11 +6087,12 @@
               <w:bottom w:type="dxa" w:w="50"/>
               <w:right w:type="dxa" w:w="90"/>
             </w:tcMar>
-          </w:tcPr>
-          <w:p>
-            <w:pPr>
-              <w:spacing w:after="20" w:before="20" w:line="276"/>
-              <w:jc w:val="left"/>
+            <w:vAlign w:val="center"/>
+          </w:tcPr>
+          <w:p>
+            <w:pPr>
+              <w:spacing w:after="20" w:before="20" w:line="276"/>
+              <w:jc w:val="center"/>
             </w:pPr>
             <w:r>
               <w:rPr>
@@ -5929,6 +6116,7 @@
               <w:bottom w:type="dxa" w:w="50"/>
               <w:right w:type="dxa" w:w="90"/>
             </w:tcMar>
+            <w:vAlign w:val="center"/>
           </w:tcPr>
           <w:p>
             <w:pPr>
@@ -5957,6 +6145,7 @@
               <w:bottom w:type="dxa" w:w="50"/>
               <w:right w:type="dxa" w:w="90"/>
             </w:tcMar>
+            <w:vAlign w:val="center"/>
           </w:tcPr>
           <w:p>
             <w:pPr>
@@ -5985,11 +6174,12 @@
               <w:bottom w:type="dxa" w:w="50"/>
               <w:right w:type="dxa" w:w="90"/>
             </w:tcMar>
-          </w:tcPr>
-          <w:p>
-            <w:pPr>
-              <w:spacing w:after="20" w:before="20" w:line="276"/>
-              <w:jc w:val="left"/>
+            <w:vAlign w:val="center"/>
+          </w:tcPr>
+          <w:p>
+            <w:pPr>
+              <w:spacing w:after="20" w:before="20" w:line="276"/>
+              <w:jc w:val="center"/>
             </w:pPr>
             <w:r>
               <w:rPr>
@@ -6013,11 +6203,12 @@
               <w:bottom w:type="dxa" w:w="50"/>
               <w:right w:type="dxa" w:w="90"/>
             </w:tcMar>
-          </w:tcPr>
-          <w:p>
-            <w:pPr>
-              <w:spacing w:after="20" w:before="20" w:line="276"/>
-              <w:jc w:val="left"/>
+            <w:vAlign w:val="center"/>
+          </w:tcPr>
+          <w:p>
+            <w:pPr>
+              <w:spacing w:after="20" w:before="20" w:line="276"/>
+              <w:jc w:val="center"/>
             </w:pPr>
             <w:r>
               <w:rPr>
@@ -6041,6 +6232,7 @@
               <w:bottom w:type="dxa" w:w="50"/>
               <w:right w:type="dxa" w:w="90"/>
             </w:tcMar>
+            <w:vAlign w:val="center"/>
           </w:tcPr>
           <w:p>
             <w:pPr>
@@ -6074,11 +6266,12 @@
               <w:bottom w:type="dxa" w:w="50"/>
               <w:right w:type="dxa" w:w="90"/>
             </w:tcMar>
-          </w:tcPr>
-          <w:p>
-            <w:pPr>
-              <w:spacing w:after="20" w:before="20" w:line="276"/>
-              <w:jc w:val="left"/>
+            <w:vAlign w:val="center"/>
+          </w:tcPr>
+          <w:p>
+            <w:pPr>
+              <w:spacing w:after="20" w:before="20" w:line="276"/>
+              <w:jc w:val="center"/>
             </w:pPr>
             <w:r>
               <w:rPr>
@@ -6102,6 +6295,7 @@
               <w:bottom w:type="dxa" w:w="50"/>
               <w:right w:type="dxa" w:w="90"/>
             </w:tcMar>
+            <w:vAlign w:val="center"/>
           </w:tcPr>
           <w:p>
             <w:pPr>
@@ -6130,6 +6324,7 @@
               <w:bottom w:type="dxa" w:w="50"/>
               <w:right w:type="dxa" w:w="90"/>
             </w:tcMar>
+            <w:vAlign w:val="center"/>
           </w:tcPr>
           <w:p>
             <w:pPr>
@@ -6158,11 +6353,12 @@
               <w:bottom w:type="dxa" w:w="50"/>
               <w:right w:type="dxa" w:w="90"/>
             </w:tcMar>
-          </w:tcPr>
-          <w:p>
-            <w:pPr>
-              <w:spacing w:after="20" w:before="20" w:line="276"/>
-              <w:jc w:val="left"/>
+            <w:vAlign w:val="center"/>
+          </w:tcPr>
+          <w:p>
+            <w:pPr>
+              <w:spacing w:after="20" w:before="20" w:line="276"/>
+              <w:jc w:val="center"/>
             </w:pPr>
             <w:r>
               <w:rPr>
@@ -6186,11 +6382,12 @@
               <w:bottom w:type="dxa" w:w="50"/>
               <w:right w:type="dxa" w:w="90"/>
             </w:tcMar>
-          </w:tcPr>
-          <w:p>
-            <w:pPr>
-              <w:spacing w:after="20" w:before="20" w:line="276"/>
-              <w:jc w:val="left"/>
+            <w:vAlign w:val="center"/>
+          </w:tcPr>
+          <w:p>
+            <w:pPr>
+              <w:spacing w:after="20" w:before="20" w:line="276"/>
+              <w:jc w:val="center"/>
             </w:pPr>
             <w:r>
               <w:rPr>
@@ -6214,6 +6411,7 @@
               <w:bottom w:type="dxa" w:w="50"/>
               <w:right w:type="dxa" w:w="90"/>
             </w:tcMar>
+            <w:vAlign w:val="center"/>
           </w:tcPr>
           <w:p>
             <w:pPr>
@@ -6324,6 +6522,7 @@
               <w:bottom w:type="dxa" w:w="50"/>
               <w:right w:type="dxa" w:w="90"/>
             </w:tcMar>
+            <w:vAlign w:val="center"/>
           </w:tcPr>
           <w:p>
             <w:pPr>
@@ -6353,6 +6552,7 @@
               <w:bottom w:type="dxa" w:w="50"/>
               <w:right w:type="dxa" w:w="90"/>
             </w:tcMar>
+            <w:vAlign w:val="center"/>
           </w:tcPr>
           <w:p>
             <w:pPr>
@@ -6382,6 +6582,7 @@
               <w:bottom w:type="dxa" w:w="50"/>
               <w:right w:type="dxa" w:w="90"/>
             </w:tcMar>
+            <w:vAlign w:val="center"/>
           </w:tcPr>
           <w:p>
             <w:pPr>
@@ -6411,6 +6612,7 @@
               <w:bottom w:type="dxa" w:w="50"/>
               <w:right w:type="dxa" w:w="90"/>
             </w:tcMar>
+            <w:vAlign w:val="center"/>
           </w:tcPr>
           <w:p>
             <w:pPr>
@@ -6440,6 +6642,7 @@
               <w:bottom w:type="dxa" w:w="50"/>
               <w:right w:type="dxa" w:w="90"/>
             </w:tcMar>
+            <w:vAlign w:val="center"/>
           </w:tcPr>
           <w:p>
             <w:pPr>
@@ -6469,6 +6672,7 @@
               <w:bottom w:type="dxa" w:w="50"/>
               <w:right w:type="dxa" w:w="90"/>
             </w:tcMar>
+            <w:vAlign w:val="center"/>
           </w:tcPr>
           <w:p>
             <w:pPr>
@@ -6502,11 +6706,12 @@
               <w:bottom w:type="dxa" w:w="50"/>
               <w:right w:type="dxa" w:w="90"/>
             </w:tcMar>
-          </w:tcPr>
-          <w:p>
-            <w:pPr>
-              <w:spacing w:after="20" w:before="20" w:line="276"/>
-              <w:jc w:val="left"/>
+            <w:vAlign w:val="center"/>
+          </w:tcPr>
+          <w:p>
+            <w:pPr>
+              <w:spacing w:after="20" w:before="20" w:line="276"/>
+              <w:jc w:val="center"/>
             </w:pPr>
             <w:r>
               <w:rPr>
@@ -6530,6 +6735,7 @@
               <w:bottom w:type="dxa" w:w="50"/>
               <w:right w:type="dxa" w:w="90"/>
             </w:tcMar>
+            <w:vAlign w:val="center"/>
           </w:tcPr>
           <w:p>
             <w:pPr>
@@ -6558,6 +6764,7 @@
               <w:bottom w:type="dxa" w:w="50"/>
               <w:right w:type="dxa" w:w="90"/>
             </w:tcMar>
+            <w:vAlign w:val="center"/>
           </w:tcPr>
           <w:p>
             <w:pPr>
@@ -6586,11 +6793,12 @@
               <w:bottom w:type="dxa" w:w="50"/>
               <w:right w:type="dxa" w:w="90"/>
             </w:tcMar>
-          </w:tcPr>
-          <w:p>
-            <w:pPr>
-              <w:spacing w:after="20" w:before="20" w:line="276"/>
-              <w:jc w:val="left"/>
+            <w:vAlign w:val="center"/>
+          </w:tcPr>
+          <w:p>
+            <w:pPr>
+              <w:spacing w:after="20" w:before="20" w:line="276"/>
+              <w:jc w:val="center"/>
             </w:pPr>
             <w:r>
               <w:rPr>
@@ -6614,11 +6822,12 @@
               <w:bottom w:type="dxa" w:w="50"/>
               <w:right w:type="dxa" w:w="90"/>
             </w:tcMar>
-          </w:tcPr>
-          <w:p>
-            <w:pPr>
-              <w:spacing w:after="20" w:before="20" w:line="276"/>
-              <w:jc w:val="left"/>
+            <w:vAlign w:val="center"/>
+          </w:tcPr>
+          <w:p>
+            <w:pPr>
+              <w:spacing w:after="20" w:before="20" w:line="276"/>
+              <w:jc w:val="center"/>
             </w:pPr>
             <w:r>
               <w:rPr>
@@ -6642,6 +6851,7 @@
               <w:bottom w:type="dxa" w:w="50"/>
               <w:right w:type="dxa" w:w="90"/>
             </w:tcMar>
+            <w:vAlign w:val="center"/>
           </w:tcPr>
           <w:p>
             <w:pPr>
@@ -6675,11 +6885,12 @@
               <w:bottom w:type="dxa" w:w="50"/>
               <w:right w:type="dxa" w:w="90"/>
             </w:tcMar>
-          </w:tcPr>
-          <w:p>
-            <w:pPr>
-              <w:spacing w:after="20" w:before="20" w:line="276"/>
-              <w:jc w:val="left"/>
+            <w:vAlign w:val="center"/>
+          </w:tcPr>
+          <w:p>
+            <w:pPr>
+              <w:spacing w:after="20" w:before="20" w:line="276"/>
+              <w:jc w:val="center"/>
             </w:pPr>
             <w:r>
               <w:rPr>
@@ -6703,6 +6914,7 @@
               <w:bottom w:type="dxa" w:w="50"/>
               <w:right w:type="dxa" w:w="90"/>
             </w:tcMar>
+            <w:vAlign w:val="center"/>
           </w:tcPr>
           <w:p>
             <w:pPr>
@@ -6731,6 +6943,7 @@
               <w:bottom w:type="dxa" w:w="50"/>
               <w:right w:type="dxa" w:w="90"/>
             </w:tcMar>
+            <w:vAlign w:val="center"/>
           </w:tcPr>
           <w:p>
             <w:pPr>
@@ -6759,11 +6972,12 @@
               <w:bottom w:type="dxa" w:w="50"/>
               <w:right w:type="dxa" w:w="90"/>
             </w:tcMar>
-          </w:tcPr>
-          <w:p>
-            <w:pPr>
-              <w:spacing w:after="20" w:before="20" w:line="276"/>
-              <w:jc w:val="left"/>
+            <w:vAlign w:val="center"/>
+          </w:tcPr>
+          <w:p>
+            <w:pPr>
+              <w:spacing w:after="20" w:before="20" w:line="276"/>
+              <w:jc w:val="center"/>
             </w:pPr>
             <w:r>
               <w:rPr>
@@ -6787,11 +7001,12 @@
               <w:bottom w:type="dxa" w:w="50"/>
               <w:right w:type="dxa" w:w="90"/>
             </w:tcMar>
-          </w:tcPr>
-          <w:p>
-            <w:pPr>
-              <w:spacing w:after="20" w:before="20" w:line="276"/>
-              <w:jc w:val="left"/>
+            <w:vAlign w:val="center"/>
+          </w:tcPr>
+          <w:p>
+            <w:pPr>
+              <w:spacing w:after="20" w:before="20" w:line="276"/>
+              <w:jc w:val="center"/>
             </w:pPr>
             <w:r>
               <w:rPr>
@@ -6815,6 +7030,7 @@
               <w:bottom w:type="dxa" w:w="50"/>
               <w:right w:type="dxa" w:w="90"/>
             </w:tcMar>
+            <w:vAlign w:val="center"/>
           </w:tcPr>
           <w:p>
             <w:pPr>
@@ -6848,11 +7064,12 @@
               <w:bottom w:type="dxa" w:w="50"/>
               <w:right w:type="dxa" w:w="90"/>
             </w:tcMar>
-          </w:tcPr>
-          <w:p>
-            <w:pPr>
-              <w:spacing w:after="20" w:before="20" w:line="276"/>
-              <w:jc w:val="left"/>
+            <w:vAlign w:val="center"/>
+          </w:tcPr>
+          <w:p>
+            <w:pPr>
+              <w:spacing w:after="20" w:before="20" w:line="276"/>
+              <w:jc w:val="center"/>
             </w:pPr>
             <w:r>
               <w:rPr>
@@ -6876,6 +7093,7 @@
               <w:bottom w:type="dxa" w:w="50"/>
               <w:right w:type="dxa" w:w="90"/>
             </w:tcMar>
+            <w:vAlign w:val="center"/>
           </w:tcPr>
           <w:p>
             <w:pPr>
@@ -6904,6 +7122,7 @@
               <w:bottom w:type="dxa" w:w="50"/>
               <w:right w:type="dxa" w:w="90"/>
             </w:tcMar>
+            <w:vAlign w:val="center"/>
           </w:tcPr>
           <w:p>
             <w:pPr>
@@ -6932,11 +7151,12 @@
               <w:bottom w:type="dxa" w:w="50"/>
               <w:right w:type="dxa" w:w="90"/>
             </w:tcMar>
-          </w:tcPr>
-          <w:p>
-            <w:pPr>
-              <w:spacing w:after="20" w:before="20" w:line="276"/>
-              <w:jc w:val="left"/>
+            <w:vAlign w:val="center"/>
+          </w:tcPr>
+          <w:p>
+            <w:pPr>
+              <w:spacing w:after="20" w:before="20" w:line="276"/>
+              <w:jc w:val="center"/>
             </w:pPr>
             <w:r>
               <w:rPr>
@@ -6960,11 +7180,12 @@
               <w:bottom w:type="dxa" w:w="50"/>
               <w:right w:type="dxa" w:w="90"/>
             </w:tcMar>
-          </w:tcPr>
-          <w:p>
-            <w:pPr>
-              <w:spacing w:after="20" w:before="20" w:line="276"/>
-              <w:jc w:val="left"/>
+            <w:vAlign w:val="center"/>
+          </w:tcPr>
+          <w:p>
+            <w:pPr>
+              <w:spacing w:after="20" w:before="20" w:line="276"/>
+              <w:jc w:val="center"/>
             </w:pPr>
             <w:r>
               <w:rPr>
@@ -6988,6 +7209,7 @@
               <w:bottom w:type="dxa" w:w="50"/>
               <w:right w:type="dxa" w:w="90"/>
             </w:tcMar>
+            <w:vAlign w:val="center"/>
           </w:tcPr>
           <w:p>
             <w:pPr>
@@ -7021,11 +7243,12 @@
               <w:bottom w:type="dxa" w:w="50"/>
               <w:right w:type="dxa" w:w="90"/>
             </w:tcMar>
-          </w:tcPr>
-          <w:p>
-            <w:pPr>
-              <w:spacing w:after="20" w:before="20" w:line="276"/>
-              <w:jc w:val="left"/>
+            <w:vAlign w:val="center"/>
+          </w:tcPr>
+          <w:p>
+            <w:pPr>
+              <w:spacing w:after="20" w:before="20" w:line="276"/>
+              <w:jc w:val="center"/>
             </w:pPr>
             <w:r>
               <w:rPr>
@@ -7049,6 +7272,7 @@
               <w:bottom w:type="dxa" w:w="50"/>
               <w:right w:type="dxa" w:w="90"/>
             </w:tcMar>
+            <w:vAlign w:val="center"/>
           </w:tcPr>
           <w:p>
             <w:pPr>
@@ -7077,6 +7301,7 @@
               <w:bottom w:type="dxa" w:w="50"/>
               <w:right w:type="dxa" w:w="90"/>
             </w:tcMar>
+            <w:vAlign w:val="center"/>
           </w:tcPr>
           <w:p>
             <w:pPr>
@@ -7105,11 +7330,12 @@
               <w:bottom w:type="dxa" w:w="50"/>
               <w:right w:type="dxa" w:w="90"/>
             </w:tcMar>
-          </w:tcPr>
-          <w:p>
-            <w:pPr>
-              <w:spacing w:after="20" w:before="20" w:line="276"/>
-              <w:jc w:val="left"/>
+            <w:vAlign w:val="center"/>
+          </w:tcPr>
+          <w:p>
+            <w:pPr>
+              <w:spacing w:after="20" w:before="20" w:line="276"/>
+              <w:jc w:val="center"/>
             </w:pPr>
             <w:r>
               <w:rPr>
@@ -7133,11 +7359,12 @@
               <w:bottom w:type="dxa" w:w="50"/>
               <w:right w:type="dxa" w:w="90"/>
             </w:tcMar>
-          </w:tcPr>
-          <w:p>
-            <w:pPr>
-              <w:spacing w:after="20" w:before="20" w:line="276"/>
-              <w:jc w:val="left"/>
+            <w:vAlign w:val="center"/>
+          </w:tcPr>
+          <w:p>
+            <w:pPr>
+              <w:spacing w:after="20" w:before="20" w:line="276"/>
+              <w:jc w:val="center"/>
             </w:pPr>
             <w:r>
               <w:rPr>
@@ -7161,6 +7388,7 @@
               <w:bottom w:type="dxa" w:w="50"/>
               <w:right w:type="dxa" w:w="90"/>
             </w:tcMar>
+            <w:vAlign w:val="center"/>
           </w:tcPr>
           <w:p>
             <w:pPr>
@@ -7194,11 +7422,12 @@
               <w:bottom w:type="dxa" w:w="50"/>
               <w:right w:type="dxa" w:w="90"/>
             </w:tcMar>
-          </w:tcPr>
-          <w:p>
-            <w:pPr>
-              <w:spacing w:after="20" w:before="20" w:line="276"/>
-              <w:jc w:val="left"/>
+            <w:vAlign w:val="center"/>
+          </w:tcPr>
+          <w:p>
+            <w:pPr>
+              <w:spacing w:after="20" w:before="20" w:line="276"/>
+              <w:jc w:val="center"/>
             </w:pPr>
             <w:r>
               <w:rPr>
@@ -7222,6 +7451,7 @@
               <w:bottom w:type="dxa" w:w="50"/>
               <w:right w:type="dxa" w:w="90"/>
             </w:tcMar>
+            <w:vAlign w:val="center"/>
           </w:tcPr>
           <w:p>
             <w:pPr>
@@ -7250,6 +7480,7 @@
               <w:bottom w:type="dxa" w:w="50"/>
               <w:right w:type="dxa" w:w="90"/>
             </w:tcMar>
+            <w:vAlign w:val="center"/>
           </w:tcPr>
           <w:p>
             <w:pPr>
@@ -7278,11 +7509,12 @@
               <w:bottom w:type="dxa" w:w="50"/>
               <w:right w:type="dxa" w:w="90"/>
             </w:tcMar>
-          </w:tcPr>
-          <w:p>
-            <w:pPr>
-              <w:spacing w:after="20" w:before="20" w:line="276"/>
-              <w:jc w:val="left"/>
+            <w:vAlign w:val="center"/>
+          </w:tcPr>
+          <w:p>
+            <w:pPr>
+              <w:spacing w:after="20" w:before="20" w:line="276"/>
+              <w:jc w:val="center"/>
             </w:pPr>
             <w:r>
               <w:rPr>
@@ -7306,11 +7538,12 @@
               <w:bottom w:type="dxa" w:w="50"/>
               <w:right w:type="dxa" w:w="90"/>
             </w:tcMar>
-          </w:tcPr>
-          <w:p>
-            <w:pPr>
-              <w:spacing w:after="20" w:before="20" w:line="276"/>
-              <w:jc w:val="left"/>
+            <w:vAlign w:val="center"/>
+          </w:tcPr>
+          <w:p>
+            <w:pPr>
+              <w:spacing w:after="20" w:before="20" w:line="276"/>
+              <w:jc w:val="center"/>
             </w:pPr>
             <w:r>
               <w:rPr>
@@ -7334,6 +7567,7 @@
               <w:bottom w:type="dxa" w:w="50"/>
               <w:right w:type="dxa" w:w="90"/>
             </w:tcMar>
+            <w:vAlign w:val="center"/>
           </w:tcPr>
           <w:p>
             <w:pPr>
@@ -7367,11 +7601,12 @@
               <w:bottom w:type="dxa" w:w="50"/>
               <w:right w:type="dxa" w:w="90"/>
             </w:tcMar>
-          </w:tcPr>
-          <w:p>
-            <w:pPr>
-              <w:spacing w:after="20" w:before="20" w:line="276"/>
-              <w:jc w:val="left"/>
+            <w:vAlign w:val="center"/>
+          </w:tcPr>
+          <w:p>
+            <w:pPr>
+              <w:spacing w:after="20" w:before="20" w:line="276"/>
+              <w:jc w:val="center"/>
             </w:pPr>
             <w:r>
               <w:rPr>
@@ -7395,6 +7630,7 @@
               <w:bottom w:type="dxa" w:w="50"/>
               <w:right w:type="dxa" w:w="90"/>
             </w:tcMar>
+            <w:vAlign w:val="center"/>
           </w:tcPr>
           <w:p>
             <w:pPr>
@@ -7423,6 +7659,7 @@
               <w:bottom w:type="dxa" w:w="50"/>
               <w:right w:type="dxa" w:w="90"/>
             </w:tcMar>
+            <w:vAlign w:val="center"/>
           </w:tcPr>
           <w:p>
             <w:pPr>
@@ -7451,11 +7688,12 @@
               <w:bottom w:type="dxa" w:w="50"/>
               <w:right w:type="dxa" w:w="90"/>
             </w:tcMar>
-          </w:tcPr>
-          <w:p>
-            <w:pPr>
-              <w:spacing w:after="20" w:before="20" w:line="276"/>
-              <w:jc w:val="left"/>
+            <w:vAlign w:val="center"/>
+          </w:tcPr>
+          <w:p>
+            <w:pPr>
+              <w:spacing w:after="20" w:before="20" w:line="276"/>
+              <w:jc w:val="center"/>
             </w:pPr>
             <w:r>
               <w:rPr>
@@ -7479,11 +7717,12 @@
               <w:bottom w:type="dxa" w:w="50"/>
               <w:right w:type="dxa" w:w="90"/>
             </w:tcMar>
-          </w:tcPr>
-          <w:p>
-            <w:pPr>
-              <w:spacing w:after="20" w:before="20" w:line="276"/>
-              <w:jc w:val="left"/>
+            <w:vAlign w:val="center"/>
+          </w:tcPr>
+          <w:p>
+            <w:pPr>
+              <w:spacing w:after="20" w:before="20" w:line="276"/>
+              <w:jc w:val="center"/>
             </w:pPr>
             <w:r>
               <w:rPr>
@@ -7507,6 +7746,7 @@
               <w:bottom w:type="dxa" w:w="50"/>
               <w:right w:type="dxa" w:w="90"/>
             </w:tcMar>
+            <w:vAlign w:val="center"/>
           </w:tcPr>
           <w:p>
             <w:pPr>
@@ -7540,11 +7780,12 @@
               <w:bottom w:type="dxa" w:w="50"/>
               <w:right w:type="dxa" w:w="90"/>
             </w:tcMar>
-          </w:tcPr>
-          <w:p>
-            <w:pPr>
-              <w:spacing w:after="20" w:before="20" w:line="276"/>
-              <w:jc w:val="left"/>
+            <w:vAlign w:val="center"/>
+          </w:tcPr>
+          <w:p>
+            <w:pPr>
+              <w:spacing w:after="20" w:before="20" w:line="276"/>
+              <w:jc w:val="center"/>
             </w:pPr>
             <w:r>
               <w:rPr>
@@ -7568,6 +7809,7 @@
               <w:bottom w:type="dxa" w:w="50"/>
               <w:right w:type="dxa" w:w="90"/>
             </w:tcMar>
+            <w:vAlign w:val="center"/>
           </w:tcPr>
           <w:p>
             <w:pPr>
@@ -7596,6 +7838,7 @@
               <w:bottom w:type="dxa" w:w="50"/>
               <w:right w:type="dxa" w:w="90"/>
             </w:tcMar>
+            <w:vAlign w:val="center"/>
           </w:tcPr>
           <w:p>
             <w:pPr>
@@ -7624,11 +7867,12 @@
               <w:bottom w:type="dxa" w:w="50"/>
               <w:right w:type="dxa" w:w="90"/>
             </w:tcMar>
-          </w:tcPr>
-          <w:p>
-            <w:pPr>
-              <w:spacing w:after="20" w:before="20" w:line="276"/>
-              <w:jc w:val="left"/>
+            <w:vAlign w:val="center"/>
+          </w:tcPr>
+          <w:p>
+            <w:pPr>
+              <w:spacing w:after="20" w:before="20" w:line="276"/>
+              <w:jc w:val="center"/>
             </w:pPr>
             <w:r>
               <w:rPr>
@@ -7652,11 +7896,12 @@
               <w:bottom w:type="dxa" w:w="50"/>
               <w:right w:type="dxa" w:w="90"/>
             </w:tcMar>
-          </w:tcPr>
-          <w:p>
-            <w:pPr>
-              <w:spacing w:after="20" w:before="20" w:line="276"/>
-              <w:jc w:val="left"/>
+            <w:vAlign w:val="center"/>
+          </w:tcPr>
+          <w:p>
+            <w:pPr>
+              <w:spacing w:after="20" w:before="20" w:line="276"/>
+              <w:jc w:val="center"/>
             </w:pPr>
             <w:r>
               <w:rPr>
@@ -7680,6 +7925,7 @@
               <w:bottom w:type="dxa" w:w="50"/>
               <w:right w:type="dxa" w:w="90"/>
             </w:tcMar>
+            <w:vAlign w:val="center"/>
           </w:tcPr>
           <w:p>
             <w:pPr>
@@ -7713,11 +7959,12 @@
               <w:bottom w:type="dxa" w:w="50"/>
               <w:right w:type="dxa" w:w="90"/>
             </w:tcMar>
-          </w:tcPr>
-          <w:p>
-            <w:pPr>
-              <w:spacing w:after="20" w:before="20" w:line="276"/>
-              <w:jc w:val="left"/>
+            <w:vAlign w:val="center"/>
+          </w:tcPr>
+          <w:p>
+            <w:pPr>
+              <w:spacing w:after="20" w:before="20" w:line="276"/>
+              <w:jc w:val="center"/>
             </w:pPr>
             <w:r>
               <w:rPr>
@@ -7741,6 +7988,7 @@
               <w:bottom w:type="dxa" w:w="50"/>
               <w:right w:type="dxa" w:w="90"/>
             </w:tcMar>
+            <w:vAlign w:val="center"/>
           </w:tcPr>
           <w:p>
             <w:pPr>
@@ -7769,6 +8017,7 @@
               <w:bottom w:type="dxa" w:w="50"/>
               <w:right w:type="dxa" w:w="90"/>
             </w:tcMar>
+            <w:vAlign w:val="center"/>
           </w:tcPr>
           <w:p>
             <w:pPr>
@@ -7797,11 +8046,12 @@
               <w:bottom w:type="dxa" w:w="50"/>
               <w:right w:type="dxa" w:w="90"/>
             </w:tcMar>
-          </w:tcPr>
-          <w:p>
-            <w:pPr>
-              <w:spacing w:after="20" w:before="20" w:line="276"/>
-              <w:jc w:val="left"/>
+            <w:vAlign w:val="center"/>
+          </w:tcPr>
+          <w:p>
+            <w:pPr>
+              <w:spacing w:after="20" w:before="20" w:line="276"/>
+              <w:jc w:val="center"/>
             </w:pPr>
             <w:r>
               <w:rPr>
@@ -7825,11 +8075,12 @@
               <w:bottom w:type="dxa" w:w="50"/>
               <w:right w:type="dxa" w:w="90"/>
             </w:tcMar>
-          </w:tcPr>
-          <w:p>
-            <w:pPr>
-              <w:spacing w:after="20" w:before="20" w:line="276"/>
-              <w:jc w:val="left"/>
+            <w:vAlign w:val="center"/>
+          </w:tcPr>
+          <w:p>
+            <w:pPr>
+              <w:spacing w:after="20" w:before="20" w:line="276"/>
+              <w:jc w:val="center"/>
             </w:pPr>
             <w:r>
               <w:rPr>
@@ -7853,6 +8104,7 @@
               <w:bottom w:type="dxa" w:w="50"/>
               <w:right w:type="dxa" w:w="90"/>
             </w:tcMar>
+            <w:vAlign w:val="center"/>
           </w:tcPr>
           <w:p>
             <w:pPr>
@@ -7963,6 +8215,7 @@
               <w:bottom w:type="dxa" w:w="50"/>
               <w:right w:type="dxa" w:w="90"/>
             </w:tcMar>
+            <w:vAlign w:val="center"/>
           </w:tcPr>
           <w:p>
             <w:pPr>
@@ -7992,6 +8245,7 @@
               <w:bottom w:type="dxa" w:w="50"/>
               <w:right w:type="dxa" w:w="90"/>
             </w:tcMar>
+            <w:vAlign w:val="center"/>
           </w:tcPr>
           <w:p>
             <w:pPr>
@@ -8021,6 +8275,7 @@
               <w:bottom w:type="dxa" w:w="50"/>
               <w:right w:type="dxa" w:w="90"/>
             </w:tcMar>
+            <w:vAlign w:val="center"/>
           </w:tcPr>
           <w:p>
             <w:pPr>
@@ -8050,6 +8305,7 @@
               <w:bottom w:type="dxa" w:w="50"/>
               <w:right w:type="dxa" w:w="90"/>
             </w:tcMar>
+            <w:vAlign w:val="center"/>
           </w:tcPr>
           <w:p>
             <w:pPr>
@@ -8079,6 +8335,7 @@
               <w:bottom w:type="dxa" w:w="50"/>
               <w:right w:type="dxa" w:w="90"/>
             </w:tcMar>
+            <w:vAlign w:val="center"/>
           </w:tcPr>
           <w:p>
             <w:pPr>
@@ -8108,6 +8365,7 @@
               <w:bottom w:type="dxa" w:w="50"/>
               <w:right w:type="dxa" w:w="90"/>
             </w:tcMar>
+            <w:vAlign w:val="center"/>
           </w:tcPr>
           <w:p>
             <w:pPr>
@@ -8141,11 +8399,12 @@
               <w:bottom w:type="dxa" w:w="50"/>
               <w:right w:type="dxa" w:w="90"/>
             </w:tcMar>
-          </w:tcPr>
-          <w:p>
-            <w:pPr>
-              <w:spacing w:after="20" w:before="20" w:line="276"/>
-              <w:jc w:val="left"/>
+            <w:vAlign w:val="center"/>
+          </w:tcPr>
+          <w:p>
+            <w:pPr>
+              <w:spacing w:after="20" w:before="20" w:line="276"/>
+              <w:jc w:val="center"/>
             </w:pPr>
             <w:r>
               <w:rPr>
@@ -8169,6 +8428,7 @@
               <w:bottom w:type="dxa" w:w="50"/>
               <w:right w:type="dxa" w:w="90"/>
             </w:tcMar>
+            <w:vAlign w:val="center"/>
           </w:tcPr>
           <w:p>
             <w:pPr>
@@ -8197,6 +8457,7 @@
               <w:bottom w:type="dxa" w:w="50"/>
               <w:right w:type="dxa" w:w="90"/>
             </w:tcMar>
+            <w:vAlign w:val="center"/>
           </w:tcPr>
           <w:p>
             <w:pPr>
@@ -8225,11 +8486,12 @@
               <w:bottom w:type="dxa" w:w="50"/>
               <w:right w:type="dxa" w:w="90"/>
             </w:tcMar>
-          </w:tcPr>
-          <w:p>
-            <w:pPr>
-              <w:spacing w:after="20" w:before="20" w:line="276"/>
-              <w:jc w:val="left"/>
+            <w:vAlign w:val="center"/>
+          </w:tcPr>
+          <w:p>
+            <w:pPr>
+              <w:spacing w:after="20" w:before="20" w:line="276"/>
+              <w:jc w:val="center"/>
             </w:pPr>
             <w:r>
               <w:rPr>
@@ -8253,11 +8515,12 @@
               <w:bottom w:type="dxa" w:w="50"/>
               <w:right w:type="dxa" w:w="90"/>
             </w:tcMar>
-          </w:tcPr>
-          <w:p>
-            <w:pPr>
-              <w:spacing w:after="20" w:before="20" w:line="276"/>
-              <w:jc w:val="left"/>
+            <w:vAlign w:val="center"/>
+          </w:tcPr>
+          <w:p>
+            <w:pPr>
+              <w:spacing w:after="20" w:before="20" w:line="276"/>
+              <w:jc w:val="center"/>
             </w:pPr>
             <w:r>
               <w:rPr>
@@ -8281,6 +8544,7 @@
               <w:bottom w:type="dxa" w:w="50"/>
               <w:right w:type="dxa" w:w="90"/>
             </w:tcMar>
+            <w:vAlign w:val="center"/>
           </w:tcPr>
           <w:p>
             <w:pPr>
@@ -8314,11 +8578,12 @@
               <w:bottom w:type="dxa" w:w="50"/>
               <w:right w:type="dxa" w:w="90"/>
             </w:tcMar>
-          </w:tcPr>
-          <w:p>
-            <w:pPr>
-              <w:spacing w:after="20" w:before="20" w:line="276"/>
-              <w:jc w:val="left"/>
+            <w:vAlign w:val="center"/>
+          </w:tcPr>
+          <w:p>
+            <w:pPr>
+              <w:spacing w:after="20" w:before="20" w:line="276"/>
+              <w:jc w:val="center"/>
             </w:pPr>
             <w:r>
               <w:rPr>
@@ -8342,6 +8607,7 @@
               <w:bottom w:type="dxa" w:w="50"/>
               <w:right w:type="dxa" w:w="90"/>
             </w:tcMar>
+            <w:vAlign w:val="center"/>
           </w:tcPr>
           <w:p>
             <w:pPr>
@@ -8370,6 +8636,7 @@
               <w:bottom w:type="dxa" w:w="50"/>
               <w:right w:type="dxa" w:w="90"/>
             </w:tcMar>
+            <w:vAlign w:val="center"/>
           </w:tcPr>
           <w:p>
             <w:pPr>
@@ -8398,11 +8665,12 @@
               <w:bottom w:type="dxa" w:w="50"/>
               <w:right w:type="dxa" w:w="90"/>
             </w:tcMar>
-          </w:tcPr>
-          <w:p>
-            <w:pPr>
-              <w:spacing w:after="20" w:before="20" w:line="276"/>
-              <w:jc w:val="left"/>
+            <w:vAlign w:val="center"/>
+          </w:tcPr>
+          <w:p>
+            <w:pPr>
+              <w:spacing w:after="20" w:before="20" w:line="276"/>
+              <w:jc w:val="center"/>
             </w:pPr>
             <w:r>
               <w:rPr>
@@ -8426,11 +8694,12 @@
               <w:bottom w:type="dxa" w:w="50"/>
               <w:right w:type="dxa" w:w="90"/>
             </w:tcMar>
-          </w:tcPr>
-          <w:p>
-            <w:pPr>
-              <w:spacing w:after="20" w:before="20" w:line="276"/>
-              <w:jc w:val="left"/>
+            <w:vAlign w:val="center"/>
+          </w:tcPr>
+          <w:p>
+            <w:pPr>
+              <w:spacing w:after="20" w:before="20" w:line="276"/>
+              <w:jc w:val="center"/>
             </w:pPr>
             <w:r>
               <w:rPr>
@@ -8454,6 +8723,7 @@
               <w:bottom w:type="dxa" w:w="50"/>
               <w:right w:type="dxa" w:w="90"/>
             </w:tcMar>
+            <w:vAlign w:val="center"/>
           </w:tcPr>
           <w:p>
             <w:pPr>
@@ -8487,11 +8757,12 @@
               <w:bottom w:type="dxa" w:w="50"/>
               <w:right w:type="dxa" w:w="90"/>
             </w:tcMar>
-          </w:tcPr>
-          <w:p>
-            <w:pPr>
-              <w:spacing w:after="20" w:before="20" w:line="276"/>
-              <w:jc w:val="left"/>
+            <w:vAlign w:val="center"/>
+          </w:tcPr>
+          <w:p>
+            <w:pPr>
+              <w:spacing w:after="20" w:before="20" w:line="276"/>
+              <w:jc w:val="center"/>
             </w:pPr>
             <w:r>
               <w:rPr>
@@ -8515,6 +8786,7 @@
               <w:bottom w:type="dxa" w:w="50"/>
               <w:right w:type="dxa" w:w="90"/>
             </w:tcMar>
+            <w:vAlign w:val="center"/>
           </w:tcPr>
           <w:p>
             <w:pPr>
@@ -8543,6 +8815,7 @@
               <w:bottom w:type="dxa" w:w="50"/>
               <w:right w:type="dxa" w:w="90"/>
             </w:tcMar>
+            <w:vAlign w:val="center"/>
           </w:tcPr>
           <w:p>
             <w:pPr>
@@ -8571,11 +8844,12 @@
               <w:bottom w:type="dxa" w:w="50"/>
               <w:right w:type="dxa" w:w="90"/>
             </w:tcMar>
-          </w:tcPr>
-          <w:p>
-            <w:pPr>
-              <w:spacing w:after="20" w:before="20" w:line="276"/>
-              <w:jc w:val="left"/>
+            <w:vAlign w:val="center"/>
+          </w:tcPr>
+          <w:p>
+            <w:pPr>
+              <w:spacing w:after="20" w:before="20" w:line="276"/>
+              <w:jc w:val="center"/>
             </w:pPr>
             <w:r>
               <w:rPr>
@@ -8599,11 +8873,12 @@
               <w:bottom w:type="dxa" w:w="50"/>
               <w:right w:type="dxa" w:w="90"/>
             </w:tcMar>
-          </w:tcPr>
-          <w:p>
-            <w:pPr>
-              <w:spacing w:after="20" w:before="20" w:line="276"/>
-              <w:jc w:val="left"/>
+            <w:vAlign w:val="center"/>
+          </w:tcPr>
+          <w:p>
+            <w:pPr>
+              <w:spacing w:after="20" w:before="20" w:line="276"/>
+              <w:jc w:val="center"/>
             </w:pPr>
             <w:r>
               <w:rPr>
@@ -8627,6 +8902,7 @@
               <w:bottom w:type="dxa" w:w="50"/>
               <w:right w:type="dxa" w:w="90"/>
             </w:tcMar>
+            <w:vAlign w:val="center"/>
           </w:tcPr>
           <w:p>
             <w:pPr>
@@ -8660,11 +8936,12 @@
               <w:bottom w:type="dxa" w:w="50"/>
               <w:right w:type="dxa" w:w="90"/>
             </w:tcMar>
-          </w:tcPr>
-          <w:p>
-            <w:pPr>
-              <w:spacing w:after="20" w:before="20" w:line="276"/>
-              <w:jc w:val="left"/>
+            <w:vAlign w:val="center"/>
+          </w:tcPr>
+          <w:p>
+            <w:pPr>
+              <w:spacing w:after="20" w:before="20" w:line="276"/>
+              <w:jc w:val="center"/>
             </w:pPr>
             <w:r>
               <w:rPr>
@@ -8688,6 +8965,7 @@
               <w:bottom w:type="dxa" w:w="50"/>
               <w:right w:type="dxa" w:w="90"/>
             </w:tcMar>
+            <w:vAlign w:val="center"/>
           </w:tcPr>
           <w:p>
             <w:pPr>
@@ -8716,6 +8994,7 @@
               <w:bottom w:type="dxa" w:w="50"/>
               <w:right w:type="dxa" w:w="90"/>
             </w:tcMar>
+            <w:vAlign w:val="center"/>
           </w:tcPr>
           <w:p>
             <w:pPr>
@@ -8744,11 +9023,12 @@
               <w:bottom w:type="dxa" w:w="50"/>
               <w:right w:type="dxa" w:w="90"/>
             </w:tcMar>
-          </w:tcPr>
-          <w:p>
-            <w:pPr>
-              <w:spacing w:after="20" w:before="20" w:line="276"/>
-              <w:jc w:val="left"/>
+            <w:vAlign w:val="center"/>
+          </w:tcPr>
+          <w:p>
+            <w:pPr>
+              <w:spacing w:after="20" w:before="20" w:line="276"/>
+              <w:jc w:val="center"/>
             </w:pPr>
             <w:r>
               <w:rPr>
@@ -8772,11 +9052,12 @@
               <w:bottom w:type="dxa" w:w="50"/>
               <w:right w:type="dxa" w:w="90"/>
             </w:tcMar>
-          </w:tcPr>
-          <w:p>
-            <w:pPr>
-              <w:spacing w:after="20" w:before="20" w:line="276"/>
-              <w:jc w:val="left"/>
+            <w:vAlign w:val="center"/>
+          </w:tcPr>
+          <w:p>
+            <w:pPr>
+              <w:spacing w:after="20" w:before="20" w:line="276"/>
+              <w:jc w:val="center"/>
             </w:pPr>
             <w:r>
               <w:rPr>
@@ -8800,6 +9081,7 @@
               <w:bottom w:type="dxa" w:w="50"/>
               <w:right w:type="dxa" w:w="90"/>
             </w:tcMar>
+            <w:vAlign w:val="center"/>
           </w:tcPr>
           <w:p>
             <w:pPr>
@@ -8833,11 +9115,12 @@
               <w:bottom w:type="dxa" w:w="50"/>
               <w:right w:type="dxa" w:w="90"/>
             </w:tcMar>
-          </w:tcPr>
-          <w:p>
-            <w:pPr>
-              <w:spacing w:after="20" w:before="20" w:line="276"/>
-              <w:jc w:val="left"/>
+            <w:vAlign w:val="center"/>
+          </w:tcPr>
+          <w:p>
+            <w:pPr>
+              <w:spacing w:after="20" w:before="20" w:line="276"/>
+              <w:jc w:val="center"/>
             </w:pPr>
             <w:r>
               <w:rPr>
@@ -8861,6 +9144,7 @@
               <w:bottom w:type="dxa" w:w="50"/>
               <w:right w:type="dxa" w:w="90"/>
             </w:tcMar>
+            <w:vAlign w:val="center"/>
           </w:tcPr>
           <w:p>
             <w:pPr>
@@ -8889,6 +9173,7 @@
               <w:bottom w:type="dxa" w:w="50"/>
               <w:right w:type="dxa" w:w="90"/>
             </w:tcMar>
+            <w:vAlign w:val="center"/>
           </w:tcPr>
           <w:p>
             <w:pPr>
@@ -8917,11 +9202,12 @@
               <w:bottom w:type="dxa" w:w="50"/>
               <w:right w:type="dxa" w:w="90"/>
             </w:tcMar>
-          </w:tcPr>
-          <w:p>
-            <w:pPr>
-              <w:spacing w:after="20" w:before="20" w:line="276"/>
-              <w:jc w:val="left"/>
+            <w:vAlign w:val="center"/>
+          </w:tcPr>
+          <w:p>
+            <w:pPr>
+              <w:spacing w:after="20" w:before="20" w:line="276"/>
+              <w:jc w:val="center"/>
             </w:pPr>
             <w:r>
               <w:rPr>
@@ -8945,11 +9231,12 @@
               <w:bottom w:type="dxa" w:w="50"/>
               <w:right w:type="dxa" w:w="90"/>
             </w:tcMar>
-          </w:tcPr>
-          <w:p>
-            <w:pPr>
-              <w:spacing w:after="20" w:before="20" w:line="276"/>
-              <w:jc w:val="left"/>
+            <w:vAlign w:val="center"/>
+          </w:tcPr>
+          <w:p>
+            <w:pPr>
+              <w:spacing w:after="20" w:before="20" w:line="276"/>
+              <w:jc w:val="center"/>
             </w:pPr>
             <w:r>
               <w:rPr>
@@ -8973,6 +9260,7 @@
               <w:bottom w:type="dxa" w:w="50"/>
               <w:right w:type="dxa" w:w="90"/>
             </w:tcMar>
+            <w:vAlign w:val="center"/>
           </w:tcPr>
           <w:p>
             <w:pPr>
@@ -9006,11 +9294,12 @@
               <w:bottom w:type="dxa" w:w="50"/>
               <w:right w:type="dxa" w:w="90"/>
             </w:tcMar>
-          </w:tcPr>
-          <w:p>
-            <w:pPr>
-              <w:spacing w:after="20" w:before="20" w:line="276"/>
-              <w:jc w:val="left"/>
+            <w:vAlign w:val="center"/>
+          </w:tcPr>
+          <w:p>
+            <w:pPr>
+              <w:spacing w:after="20" w:before="20" w:line="276"/>
+              <w:jc w:val="center"/>
             </w:pPr>
             <w:r>
               <w:rPr>
@@ -9034,6 +9323,7 @@
               <w:bottom w:type="dxa" w:w="50"/>
               <w:right w:type="dxa" w:w="90"/>
             </w:tcMar>
+            <w:vAlign w:val="center"/>
           </w:tcPr>
           <w:p>
             <w:pPr>
@@ -9062,6 +9352,7 @@
               <w:bottom w:type="dxa" w:w="50"/>
               <w:right w:type="dxa" w:w="90"/>
             </w:tcMar>
+            <w:vAlign w:val="center"/>
           </w:tcPr>
           <w:p>
             <w:pPr>
@@ -9090,11 +9381,12 @@
               <w:bottom w:type="dxa" w:w="50"/>
               <w:right w:type="dxa" w:w="90"/>
             </w:tcMar>
-          </w:tcPr>
-          <w:p>
-            <w:pPr>
-              <w:spacing w:after="20" w:before="20" w:line="276"/>
-              <w:jc w:val="left"/>
+            <w:vAlign w:val="center"/>
+          </w:tcPr>
+          <w:p>
+            <w:pPr>
+              <w:spacing w:after="20" w:before="20" w:line="276"/>
+              <w:jc w:val="center"/>
             </w:pPr>
             <w:r>
               <w:rPr>
@@ -9118,11 +9410,12 @@
               <w:bottom w:type="dxa" w:w="50"/>
               <w:right w:type="dxa" w:w="90"/>
             </w:tcMar>
-          </w:tcPr>
-          <w:p>
-            <w:pPr>
-              <w:spacing w:after="20" w:before="20" w:line="276"/>
-              <w:jc w:val="left"/>
+            <w:vAlign w:val="center"/>
+          </w:tcPr>
+          <w:p>
+            <w:pPr>
+              <w:spacing w:after="20" w:before="20" w:line="276"/>
+              <w:jc w:val="center"/>
             </w:pPr>
             <w:r>
               <w:rPr>
@@ -9146,6 +9439,7 @@
               <w:bottom w:type="dxa" w:w="50"/>
               <w:right w:type="dxa" w:w="90"/>
             </w:tcMar>
+            <w:vAlign w:val="center"/>
           </w:tcPr>
           <w:p>
             <w:pPr>
@@ -9256,6 +9550,7 @@
               <w:bottom w:type="dxa" w:w="50"/>
               <w:right w:type="dxa" w:w="90"/>
             </w:tcMar>
+            <w:vAlign w:val="center"/>
           </w:tcPr>
           <w:p>
             <w:pPr>
@@ -9285,6 +9580,7 @@
               <w:bottom w:type="dxa" w:w="50"/>
               <w:right w:type="dxa" w:w="90"/>
             </w:tcMar>
+            <w:vAlign w:val="center"/>
           </w:tcPr>
           <w:p>
             <w:pPr>
@@ -9314,6 +9610,7 @@
               <w:bottom w:type="dxa" w:w="50"/>
               <w:right w:type="dxa" w:w="90"/>
             </w:tcMar>
+            <w:vAlign w:val="center"/>
           </w:tcPr>
           <w:p>
             <w:pPr>
@@ -9343,6 +9640,7 @@
               <w:bottom w:type="dxa" w:w="50"/>
               <w:right w:type="dxa" w:w="90"/>
             </w:tcMar>
+            <w:vAlign w:val="center"/>
           </w:tcPr>
           <w:p>
             <w:pPr>
@@ -9372,6 +9670,7 @@
               <w:bottom w:type="dxa" w:w="50"/>
               <w:right w:type="dxa" w:w="90"/>
             </w:tcMar>
+            <w:vAlign w:val="center"/>
           </w:tcPr>
           <w:p>
             <w:pPr>
@@ -9401,6 +9700,7 @@
               <w:bottom w:type="dxa" w:w="50"/>
               <w:right w:type="dxa" w:w="90"/>
             </w:tcMar>
+            <w:vAlign w:val="center"/>
           </w:tcPr>
           <w:p>
             <w:pPr>
@@ -9434,11 +9734,12 @@
               <w:bottom w:type="dxa" w:w="50"/>
               <w:right w:type="dxa" w:w="90"/>
             </w:tcMar>
-          </w:tcPr>
-          <w:p>
-            <w:pPr>
-              <w:spacing w:after="20" w:before="20" w:line="276"/>
-              <w:jc w:val="left"/>
+            <w:vAlign w:val="center"/>
+          </w:tcPr>
+          <w:p>
+            <w:pPr>
+              <w:spacing w:after="20" w:before="20" w:line="276"/>
+              <w:jc w:val="center"/>
             </w:pPr>
             <w:r>
               <w:rPr>
@@ -9462,6 +9763,7 @@
               <w:bottom w:type="dxa" w:w="50"/>
               <w:right w:type="dxa" w:w="90"/>
             </w:tcMar>
+            <w:vAlign w:val="center"/>
           </w:tcPr>
           <w:p>
             <w:pPr>
@@ -9490,6 +9792,7 @@
               <w:bottom w:type="dxa" w:w="50"/>
               <w:right w:type="dxa" w:w="90"/>
             </w:tcMar>
+            <w:vAlign w:val="center"/>
           </w:tcPr>
           <w:p>
             <w:pPr>
@@ -9518,11 +9821,12 @@
               <w:bottom w:type="dxa" w:w="50"/>
               <w:right w:type="dxa" w:w="90"/>
             </w:tcMar>
-          </w:tcPr>
-          <w:p>
-            <w:pPr>
-              <w:spacing w:after="20" w:before="20" w:line="276"/>
-              <w:jc w:val="left"/>
+            <w:vAlign w:val="center"/>
+          </w:tcPr>
+          <w:p>
+            <w:pPr>
+              <w:spacing w:after="20" w:before="20" w:line="276"/>
+              <w:jc w:val="center"/>
             </w:pPr>
             <w:r>
               <w:rPr>
@@ -9546,11 +9850,12 @@
               <w:bottom w:type="dxa" w:w="50"/>
               <w:right w:type="dxa" w:w="90"/>
             </w:tcMar>
-          </w:tcPr>
-          <w:p>
-            <w:pPr>
-              <w:spacing w:after="20" w:before="20" w:line="276"/>
-              <w:jc w:val="left"/>
+            <w:vAlign w:val="center"/>
+          </w:tcPr>
+          <w:p>
+            <w:pPr>
+              <w:spacing w:after="20" w:before="20" w:line="276"/>
+              <w:jc w:val="center"/>
             </w:pPr>
             <w:r>
               <w:rPr>
@@ -9574,6 +9879,7 @@
               <w:bottom w:type="dxa" w:w="50"/>
               <w:right w:type="dxa" w:w="90"/>
             </w:tcMar>
+            <w:vAlign w:val="center"/>
           </w:tcPr>
           <w:p>
             <w:pPr>
@@ -9607,11 +9913,12 @@
               <w:bottom w:type="dxa" w:w="50"/>
               <w:right w:type="dxa" w:w="90"/>
             </w:tcMar>
-          </w:tcPr>
-          <w:p>
-            <w:pPr>
-              <w:spacing w:after="20" w:before="20" w:line="276"/>
-              <w:jc w:val="left"/>
+            <w:vAlign w:val="center"/>
+          </w:tcPr>
+          <w:p>
+            <w:pPr>
+              <w:spacing w:after="20" w:before="20" w:line="276"/>
+              <w:jc w:val="center"/>
             </w:pPr>
             <w:r>
               <w:rPr>
@@ -9635,6 +9942,7 @@
               <w:bottom w:type="dxa" w:w="50"/>
               <w:right w:type="dxa" w:w="90"/>
             </w:tcMar>
+            <w:vAlign w:val="center"/>
           </w:tcPr>
           <w:p>
             <w:pPr>
@@ -9663,6 +9971,7 @@
               <w:bottom w:type="dxa" w:w="50"/>
               <w:right w:type="dxa" w:w="90"/>
             </w:tcMar>
+            <w:vAlign w:val="center"/>
           </w:tcPr>
           <w:p>
             <w:pPr>
@@ -9691,11 +10000,12 @@
               <w:bottom w:type="dxa" w:w="50"/>
               <w:right w:type="dxa" w:w="90"/>
             </w:tcMar>
-          </w:tcPr>
-          <w:p>
-            <w:pPr>
-              <w:spacing w:after="20" w:before="20" w:line="276"/>
-              <w:jc w:val="left"/>
+            <w:vAlign w:val="center"/>
+          </w:tcPr>
+          <w:p>
+            <w:pPr>
+              <w:spacing w:after="20" w:before="20" w:line="276"/>
+              <w:jc w:val="center"/>
             </w:pPr>
             <w:r>
               <w:rPr>
@@ -9719,11 +10029,12 @@
               <w:bottom w:type="dxa" w:w="50"/>
               <w:right w:type="dxa" w:w="90"/>
             </w:tcMar>
-          </w:tcPr>
-          <w:p>
-            <w:pPr>
-              <w:spacing w:after="20" w:before="20" w:line="276"/>
-              <w:jc w:val="left"/>
+            <w:vAlign w:val="center"/>
+          </w:tcPr>
+          <w:p>
+            <w:pPr>
+              <w:spacing w:after="20" w:before="20" w:line="276"/>
+              <w:jc w:val="center"/>
             </w:pPr>
             <w:r>
               <w:rPr>
@@ -9747,6 +10058,7 @@
               <w:bottom w:type="dxa" w:w="50"/>
               <w:right w:type="dxa" w:w="90"/>
             </w:tcMar>
+            <w:vAlign w:val="center"/>
           </w:tcPr>
           <w:p>
             <w:pPr>
@@ -9780,11 +10092,12 @@
               <w:bottom w:type="dxa" w:w="50"/>
               <w:right w:type="dxa" w:w="90"/>
             </w:tcMar>
-          </w:tcPr>
-          <w:p>
-            <w:pPr>
-              <w:spacing w:after="20" w:before="20" w:line="276"/>
-              <w:jc w:val="left"/>
+            <w:vAlign w:val="center"/>
+          </w:tcPr>
+          <w:p>
+            <w:pPr>
+              <w:spacing w:after="20" w:before="20" w:line="276"/>
+              <w:jc w:val="center"/>
             </w:pPr>
             <w:r>
               <w:rPr>
@@ -9808,6 +10121,7 @@
               <w:bottom w:type="dxa" w:w="50"/>
               <w:right w:type="dxa" w:w="90"/>
             </w:tcMar>
+            <w:vAlign w:val="center"/>
           </w:tcPr>
           <w:p>
             <w:pPr>
@@ -9836,6 +10150,7 @@
               <w:bottom w:type="dxa" w:w="50"/>
               <w:right w:type="dxa" w:w="90"/>
             </w:tcMar>
+            <w:vAlign w:val="center"/>
           </w:tcPr>
           <w:p>
             <w:pPr>
@@ -9864,11 +10179,12 @@
               <w:bottom w:type="dxa" w:w="50"/>
               <w:right w:type="dxa" w:w="90"/>
             </w:tcMar>
-          </w:tcPr>
-          <w:p>
-            <w:pPr>
-              <w:spacing w:after="20" w:before="20" w:line="276"/>
-              <w:jc w:val="left"/>
+            <w:vAlign w:val="center"/>
+          </w:tcPr>
+          <w:p>
+            <w:pPr>
+              <w:spacing w:after="20" w:before="20" w:line="276"/>
+              <w:jc w:val="center"/>
             </w:pPr>
             <w:r>
               <w:rPr>
@@ -9892,11 +10208,12 @@
               <w:bottom w:type="dxa" w:w="50"/>
               <w:right w:type="dxa" w:w="90"/>
             </w:tcMar>
-          </w:tcPr>
-          <w:p>
-            <w:pPr>
-              <w:spacing w:after="20" w:before="20" w:line="276"/>
-              <w:jc w:val="left"/>
+            <w:vAlign w:val="center"/>
+          </w:tcPr>
+          <w:p>
+            <w:pPr>
+              <w:spacing w:after="20" w:before="20" w:line="276"/>
+              <w:jc w:val="center"/>
             </w:pPr>
             <w:r>
               <w:rPr>
@@ -9920,6 +10237,7 @@
               <w:bottom w:type="dxa" w:w="50"/>
               <w:right w:type="dxa" w:w="90"/>
             </w:tcMar>
+            <w:vAlign w:val="center"/>
           </w:tcPr>
           <w:p>
             <w:pPr>
@@ -9953,11 +10271,12 @@
               <w:bottom w:type="dxa" w:w="50"/>
               <w:right w:type="dxa" w:w="90"/>
             </w:tcMar>
-          </w:tcPr>
-          <w:p>
-            <w:pPr>
-              <w:spacing w:after="20" w:before="20" w:line="276"/>
-              <w:jc w:val="left"/>
+            <w:vAlign w:val="center"/>
+          </w:tcPr>
+          <w:p>
+            <w:pPr>
+              <w:spacing w:after="20" w:before="20" w:line="276"/>
+              <w:jc w:val="center"/>
             </w:pPr>
             <w:r>
               <w:rPr>
@@ -9981,6 +10300,7 @@
               <w:bottom w:type="dxa" w:w="50"/>
               <w:right w:type="dxa" w:w="90"/>
             </w:tcMar>
+            <w:vAlign w:val="center"/>
           </w:tcPr>
           <w:p>
             <w:pPr>
@@ -10009,6 +10329,7 @@
               <w:bottom w:type="dxa" w:w="50"/>
               <w:right w:type="dxa" w:w="90"/>
             </w:tcMar>
+            <w:vAlign w:val="center"/>
           </w:tcPr>
           <w:p>
             <w:pPr>
@@ -10037,11 +10358,12 @@
               <w:bottom w:type="dxa" w:w="50"/>
               <w:right w:type="dxa" w:w="90"/>
             </w:tcMar>
-          </w:tcPr>
-          <w:p>
-            <w:pPr>
-              <w:spacing w:after="20" w:before="20" w:line="276"/>
-              <w:jc w:val="left"/>
+            <w:vAlign w:val="center"/>
+          </w:tcPr>
+          <w:p>
+            <w:pPr>
+              <w:spacing w:after="20" w:before="20" w:line="276"/>
+              <w:jc w:val="center"/>
             </w:pPr>
             <w:r>
               <w:rPr>
@@ -10065,11 +10387,12 @@
               <w:bottom w:type="dxa" w:w="50"/>
               <w:right w:type="dxa" w:w="90"/>
             </w:tcMar>
-          </w:tcPr>
-          <w:p>
-            <w:pPr>
-              <w:spacing w:after="20" w:before="20" w:line="276"/>
-              <w:jc w:val="left"/>
+            <w:vAlign w:val="center"/>
+          </w:tcPr>
+          <w:p>
+            <w:pPr>
+              <w:spacing w:after="20" w:before="20" w:line="276"/>
+              <w:jc w:val="center"/>
             </w:pPr>
             <w:r>
               <w:rPr>
@@ -10093,6 +10416,7 @@
               <w:bottom w:type="dxa" w:w="50"/>
               <w:right w:type="dxa" w:w="90"/>
             </w:tcMar>
+            <w:vAlign w:val="center"/>
           </w:tcPr>
           <w:p>
             <w:pPr>
@@ -10126,11 +10450,12 @@
               <w:bottom w:type="dxa" w:w="50"/>
               <w:right w:type="dxa" w:w="90"/>
             </w:tcMar>
-          </w:tcPr>
-          <w:p>
-            <w:pPr>
-              <w:spacing w:after="20" w:before="20" w:line="276"/>
-              <w:jc w:val="left"/>
+            <w:vAlign w:val="center"/>
+          </w:tcPr>
+          <w:p>
+            <w:pPr>
+              <w:spacing w:after="20" w:before="20" w:line="276"/>
+              <w:jc w:val="center"/>
             </w:pPr>
             <w:r>
               <w:rPr>
@@ -10154,6 +10479,7 @@
               <w:bottom w:type="dxa" w:w="50"/>
               <w:right w:type="dxa" w:w="90"/>
             </w:tcMar>
+            <w:vAlign w:val="center"/>
           </w:tcPr>
           <w:p>
             <w:pPr>
@@ -10182,6 +10508,7 @@
               <w:bottom w:type="dxa" w:w="50"/>
               <w:right w:type="dxa" w:w="90"/>
             </w:tcMar>
+            <w:vAlign w:val="center"/>
           </w:tcPr>
           <w:p>
             <w:pPr>
@@ -10210,11 +10537,12 @@
               <w:bottom w:type="dxa" w:w="50"/>
               <w:right w:type="dxa" w:w="90"/>
             </w:tcMar>
-          </w:tcPr>
-          <w:p>
-            <w:pPr>
-              <w:spacing w:after="20" w:before="20" w:line="276"/>
-              <w:jc w:val="left"/>
+            <w:vAlign w:val="center"/>
+          </w:tcPr>
+          <w:p>
+            <w:pPr>
+              <w:spacing w:after="20" w:before="20" w:line="276"/>
+              <w:jc w:val="center"/>
             </w:pPr>
             <w:r>
               <w:rPr>
@@ -10238,11 +10566,12 @@
               <w:bottom w:type="dxa" w:w="50"/>
               <w:right w:type="dxa" w:w="90"/>
             </w:tcMar>
-          </w:tcPr>
-          <w:p>
-            <w:pPr>
-              <w:spacing w:after="20" w:before="20" w:line="276"/>
-              <w:jc w:val="left"/>
+            <w:vAlign w:val="center"/>
+          </w:tcPr>
+          <w:p>
+            <w:pPr>
+              <w:spacing w:after="20" w:before="20" w:line="276"/>
+              <w:jc w:val="center"/>
             </w:pPr>
             <w:r>
               <w:rPr>
@@ -10266,6 +10595,7 @@
               <w:bottom w:type="dxa" w:w="50"/>
               <w:right w:type="dxa" w:w="90"/>
             </w:tcMar>
+            <w:vAlign w:val="center"/>
           </w:tcPr>
           <w:p>
             <w:pPr>
@@ -10358,6 +10688,7 @@
               <w:bottom w:type="dxa" w:w="50"/>
               <w:right w:type="dxa" w:w="90"/>
             </w:tcMar>
+            <w:vAlign w:val="center"/>
           </w:tcPr>
           <w:p>
             <w:pPr>
@@ -10387,6 +10718,7 @@
               <w:bottom w:type="dxa" w:w="50"/>
               <w:right w:type="dxa" w:w="90"/>
             </w:tcMar>
+            <w:vAlign w:val="center"/>
           </w:tcPr>
           <w:p>
             <w:pPr>
@@ -10416,6 +10748,7 @@
               <w:bottom w:type="dxa" w:w="50"/>
               <w:right w:type="dxa" w:w="90"/>
             </w:tcMar>
+            <w:vAlign w:val="center"/>
           </w:tcPr>
           <w:p>
             <w:pPr>
@@ -10445,6 +10778,7 @@
               <w:bottom w:type="dxa" w:w="50"/>
               <w:right w:type="dxa" w:w="90"/>
             </w:tcMar>
+            <w:vAlign w:val="center"/>
           </w:tcPr>
           <w:p>
             <w:pPr>
@@ -10474,6 +10808,7 @@
               <w:bottom w:type="dxa" w:w="50"/>
               <w:right w:type="dxa" w:w="90"/>
             </w:tcMar>
+            <w:vAlign w:val="center"/>
           </w:tcPr>
           <w:p>
             <w:pPr>
@@ -10503,6 +10838,7 @@
               <w:bottom w:type="dxa" w:w="50"/>
               <w:right w:type="dxa" w:w="90"/>
             </w:tcMar>
+            <w:vAlign w:val="center"/>
           </w:tcPr>
           <w:p>
             <w:pPr>
@@ -10536,11 +10872,12 @@
               <w:bottom w:type="dxa" w:w="50"/>
               <w:right w:type="dxa" w:w="90"/>
             </w:tcMar>
-          </w:tcPr>
-          <w:p>
-            <w:pPr>
-              <w:spacing w:after="20" w:before="20" w:line="276"/>
-              <w:jc w:val="left"/>
+            <w:vAlign w:val="center"/>
+          </w:tcPr>
+          <w:p>
+            <w:pPr>
+              <w:spacing w:after="20" w:before="20" w:line="276"/>
+              <w:jc w:val="center"/>
             </w:pPr>
             <w:r>
               <w:rPr>
@@ -10564,11 +10901,12 @@
               <w:bottom w:type="dxa" w:w="50"/>
               <w:right w:type="dxa" w:w="90"/>
             </w:tcMar>
-          </w:tcPr>
-          <w:p>
-            <w:pPr>
-              <w:spacing w:after="20" w:before="20" w:line="276"/>
-              <w:jc w:val="left"/>
+            <w:vAlign w:val="center"/>
+          </w:tcPr>
+          <w:p>
+            <w:pPr>
+              <w:spacing w:after="20" w:before="20" w:line="276"/>
+              <w:jc w:val="center"/>
             </w:pPr>
             <w:r>
               <w:rPr>
@@ -10592,11 +10930,12 @@
               <w:bottom w:type="dxa" w:w="50"/>
               <w:right w:type="dxa" w:w="90"/>
             </w:tcMar>
-          </w:tcPr>
-          <w:p>
-            <w:pPr>
-              <w:spacing w:after="20" w:before="20" w:line="276"/>
-              <w:jc w:val="left"/>
+            <w:vAlign w:val="center"/>
+          </w:tcPr>
+          <w:p>
+            <w:pPr>
+              <w:spacing w:after="20" w:before="20" w:line="276"/>
+              <w:jc w:val="center"/>
             </w:pPr>
             <w:r>
               <w:rPr>
@@ -10620,11 +10959,12 @@
               <w:bottom w:type="dxa" w:w="50"/>
               <w:right w:type="dxa" w:w="90"/>
             </w:tcMar>
-          </w:tcPr>
-          <w:p>
-            <w:pPr>
-              <w:spacing w:after="20" w:before="20" w:line="276"/>
-              <w:jc w:val="left"/>
+            <w:vAlign w:val="center"/>
+          </w:tcPr>
+          <w:p>
+            <w:pPr>
+              <w:spacing w:after="20" w:before="20" w:line="276"/>
+              <w:jc w:val="center"/>
             </w:pPr>
             <w:r>
               <w:rPr>
@@ -10648,11 +10988,12 @@
               <w:bottom w:type="dxa" w:w="50"/>
               <w:right w:type="dxa" w:w="90"/>
             </w:tcMar>
-          </w:tcPr>
-          <w:p>
-            <w:pPr>
-              <w:spacing w:after="20" w:before="20" w:line="276"/>
-              <w:jc w:val="left"/>
+            <w:vAlign w:val="center"/>
+          </w:tcPr>
+          <w:p>
+            <w:pPr>
+              <w:spacing w:after="20" w:before="20" w:line="276"/>
+              <w:jc w:val="center"/>
             </w:pPr>
             <w:r>
               <w:rPr>
@@ -10676,11 +11017,12 @@
               <w:bottom w:type="dxa" w:w="50"/>
               <w:right w:type="dxa" w:w="90"/>
             </w:tcMar>
-          </w:tcPr>
-          <w:p>
-            <w:pPr>
-              <w:spacing w:after="20" w:before="20" w:line="276"/>
-              <w:jc w:val="left"/>
+            <w:vAlign w:val="center"/>
+          </w:tcPr>
+          <w:p>
+            <w:pPr>
+              <w:spacing w:after="20" w:before="20" w:line="276"/>
+              <w:jc w:val="center"/>
             </w:pPr>
             <w:r>
               <w:rPr>
@@ -10709,11 +11051,12 @@
               <w:bottom w:type="dxa" w:w="50"/>
               <w:right w:type="dxa" w:w="90"/>
             </w:tcMar>
-          </w:tcPr>
-          <w:p>
-            <w:pPr>
-              <w:spacing w:after="20" w:before="20" w:line="276"/>
-              <w:jc w:val="left"/>
+            <w:vAlign w:val="center"/>
+          </w:tcPr>
+          <w:p>
+            <w:pPr>
+              <w:spacing w:after="20" w:before="20" w:line="276"/>
+              <w:jc w:val="center"/>
             </w:pPr>
             <w:r>
               <w:rPr>
@@ -10737,11 +11080,12 @@
               <w:bottom w:type="dxa" w:w="50"/>
               <w:right w:type="dxa" w:w="90"/>
             </w:tcMar>
-          </w:tcPr>
-          <w:p>
-            <w:pPr>
-              <w:spacing w:after="20" w:before="20" w:line="276"/>
-              <w:jc w:val="left"/>
+            <w:vAlign w:val="center"/>
+          </w:tcPr>
+          <w:p>
+            <w:pPr>
+              <w:spacing w:after="20" w:before="20" w:line="276"/>
+              <w:jc w:val="center"/>
             </w:pPr>
             <w:r>
               <w:rPr>
@@ -10765,11 +11109,12 @@
               <w:bottom w:type="dxa" w:w="50"/>
               <w:right w:type="dxa" w:w="90"/>
             </w:tcMar>
-          </w:tcPr>
-          <w:p>
-            <w:pPr>
-              <w:spacing w:after="20" w:before="20" w:line="276"/>
-              <w:jc w:val="left"/>
+            <w:vAlign w:val="center"/>
+          </w:tcPr>
+          <w:p>
+            <w:pPr>
+              <w:spacing w:after="20" w:before="20" w:line="276"/>
+              <w:jc w:val="center"/>
             </w:pPr>
             <w:r>
               <w:rPr>
@@ -10793,11 +11138,12 @@
               <w:bottom w:type="dxa" w:w="50"/>
               <w:right w:type="dxa" w:w="90"/>
             </w:tcMar>
-          </w:tcPr>
-          <w:p>
-            <w:pPr>
-              <w:spacing w:after="20" w:before="20" w:line="276"/>
-              <w:jc w:val="left"/>
+            <w:vAlign w:val="center"/>
+          </w:tcPr>
+          <w:p>
+            <w:pPr>
+              <w:spacing w:after="20" w:before="20" w:line="276"/>
+              <w:jc w:val="center"/>
             </w:pPr>
             <w:r>
               <w:rPr>
@@ -10821,11 +11167,12 @@
               <w:bottom w:type="dxa" w:w="50"/>
               <w:right w:type="dxa" w:w="90"/>
             </w:tcMar>
-          </w:tcPr>
-          <w:p>
-            <w:pPr>
-              <w:spacing w:after="20" w:before="20" w:line="276"/>
-              <w:jc w:val="left"/>
+            <w:vAlign w:val="center"/>
+          </w:tcPr>
+          <w:p>
+            <w:pPr>
+              <w:spacing w:after="20" w:before="20" w:line="276"/>
+              <w:jc w:val="center"/>
             </w:pPr>
             <w:r>
               <w:rPr>
@@ -10849,11 +11196,12 @@
               <w:bottom w:type="dxa" w:w="50"/>
               <w:right w:type="dxa" w:w="90"/>
             </w:tcMar>
-          </w:tcPr>
-          <w:p>
-            <w:pPr>
-              <w:spacing w:after="20" w:before="20" w:line="276"/>
-              <w:jc w:val="left"/>
+            <w:vAlign w:val="center"/>
+          </w:tcPr>
+          <w:p>
+            <w:pPr>
+              <w:spacing w:after="20" w:before="20" w:line="276"/>
+              <w:jc w:val="center"/>
             </w:pPr>
             <w:r>
               <w:rPr>
@@ -10882,11 +11230,12 @@
               <w:bottom w:type="dxa" w:w="50"/>
               <w:right w:type="dxa" w:w="90"/>
             </w:tcMar>
-          </w:tcPr>
-          <w:p>
-            <w:pPr>
-              <w:spacing w:after="20" w:before="20" w:line="276"/>
-              <w:jc w:val="left"/>
+            <w:vAlign w:val="center"/>
+          </w:tcPr>
+          <w:p>
+            <w:pPr>
+              <w:spacing w:after="20" w:before="20" w:line="276"/>
+              <w:jc w:val="center"/>
             </w:pPr>
             <w:r>
               <w:rPr>
@@ -10910,11 +11259,12 @@
               <w:bottom w:type="dxa" w:w="50"/>
               <w:right w:type="dxa" w:w="90"/>
             </w:tcMar>
-          </w:tcPr>
-          <w:p>
-            <w:pPr>
-              <w:spacing w:after="20" w:before="20" w:line="276"/>
-              <w:jc w:val="left"/>
+            <w:vAlign w:val="center"/>
+          </w:tcPr>
+          <w:p>
+            <w:pPr>
+              <w:spacing w:after="20" w:before="20" w:line="276"/>
+              <w:jc w:val="center"/>
             </w:pPr>
             <w:r>
               <w:rPr>
@@ -10938,11 +11288,12 @@
               <w:bottom w:type="dxa" w:w="50"/>
               <w:right w:type="dxa" w:w="90"/>
             </w:tcMar>
-          </w:tcPr>
-          <w:p>
-            <w:pPr>
-              <w:spacing w:after="20" w:before="20" w:line="276"/>
-              <w:jc w:val="left"/>
+            <w:vAlign w:val="center"/>
+          </w:tcPr>
+          <w:p>
+            <w:pPr>
+              <w:spacing w:after="20" w:before="20" w:line="276"/>
+              <w:jc w:val="center"/>
             </w:pPr>
             <w:r>
               <w:rPr>
@@ -10966,11 +11317,12 @@
               <w:bottom w:type="dxa" w:w="50"/>
               <w:right w:type="dxa" w:w="90"/>
             </w:tcMar>
-          </w:tcPr>
-          <w:p>
-            <w:pPr>
-              <w:spacing w:after="20" w:before="20" w:line="276"/>
-              <w:jc w:val="left"/>
+            <w:vAlign w:val="center"/>
+          </w:tcPr>
+          <w:p>
+            <w:pPr>
+              <w:spacing w:after="20" w:before="20" w:line="276"/>
+              <w:jc w:val="center"/>
             </w:pPr>
             <w:r>
               <w:rPr>
@@ -10994,11 +11346,12 @@
               <w:bottom w:type="dxa" w:w="50"/>
               <w:right w:type="dxa" w:w="90"/>
             </w:tcMar>
-          </w:tcPr>
-          <w:p>
-            <w:pPr>
-              <w:spacing w:after="20" w:before="20" w:line="276"/>
-              <w:jc w:val="left"/>
+            <w:vAlign w:val="center"/>
+          </w:tcPr>
+          <w:p>
+            <w:pPr>
+              <w:spacing w:after="20" w:before="20" w:line="276"/>
+              <w:jc w:val="center"/>
             </w:pPr>
             <w:r>
               <w:rPr>
@@ -11022,11 +11375,12 @@
               <w:bottom w:type="dxa" w:w="50"/>
               <w:right w:type="dxa" w:w="90"/>
             </w:tcMar>
-          </w:tcPr>
-          <w:p>
-            <w:pPr>
-              <w:spacing w:after="20" w:before="20" w:line="276"/>
-              <w:jc w:val="left"/>
+            <w:vAlign w:val="center"/>
+          </w:tcPr>
+          <w:p>
+            <w:pPr>
+              <w:spacing w:after="20" w:before="20" w:line="276"/>
+              <w:jc w:val="center"/>
             </w:pPr>
             <w:r>
               <w:rPr>
@@ -11055,11 +11409,12 @@
               <w:bottom w:type="dxa" w:w="50"/>
               <w:right w:type="dxa" w:w="90"/>
             </w:tcMar>
-          </w:tcPr>
-          <w:p>
-            <w:pPr>
-              <w:spacing w:after="20" w:before="20" w:line="276"/>
-              <w:jc w:val="left"/>
+            <w:vAlign w:val="center"/>
+          </w:tcPr>
+          <w:p>
+            <w:pPr>
+              <w:spacing w:after="20" w:before="20" w:line="276"/>
+              <w:jc w:val="center"/>
             </w:pPr>
             <w:r>
               <w:rPr>
@@ -11083,11 +11438,12 @@
               <w:bottom w:type="dxa" w:w="50"/>
               <w:right w:type="dxa" w:w="90"/>
             </w:tcMar>
-          </w:tcPr>
-          <w:p>
-            <w:pPr>
-              <w:spacing w:after="20" w:before="20" w:line="276"/>
-              <w:jc w:val="left"/>
+            <w:vAlign w:val="center"/>
+          </w:tcPr>
+          <w:p>
+            <w:pPr>
+              <w:spacing w:after="20" w:before="20" w:line="276"/>
+              <w:jc w:val="center"/>
             </w:pPr>
             <w:r>
               <w:rPr>
@@ -11111,11 +11467,12 @@
               <w:bottom w:type="dxa" w:w="50"/>
               <w:right w:type="dxa" w:w="90"/>
             </w:tcMar>
-          </w:tcPr>
-          <w:p>
-            <w:pPr>
-              <w:spacing w:after="20" w:before="20" w:line="276"/>
-              <w:jc w:val="left"/>
+            <w:vAlign w:val="center"/>
+          </w:tcPr>
+          <w:p>
+            <w:pPr>
+              <w:spacing w:after="20" w:before="20" w:line="276"/>
+              <w:jc w:val="center"/>
             </w:pPr>
             <w:r>
               <w:rPr>
@@ -11139,11 +11496,12 @@
               <w:bottom w:type="dxa" w:w="50"/>
               <w:right w:type="dxa" w:w="90"/>
             </w:tcMar>
-          </w:tcPr>
-          <w:p>
-            <w:pPr>
-              <w:spacing w:after="20" w:before="20" w:line="276"/>
-              <w:jc w:val="left"/>
+            <w:vAlign w:val="center"/>
+          </w:tcPr>
+          <w:p>
+            <w:pPr>
+              <w:spacing w:after="20" w:before="20" w:line="276"/>
+              <w:jc w:val="center"/>
             </w:pPr>
             <w:r>
               <w:rPr>
@@ -11167,11 +11525,12 @@
               <w:bottom w:type="dxa" w:w="50"/>
               <w:right w:type="dxa" w:w="90"/>
             </w:tcMar>
-          </w:tcPr>
-          <w:p>
-            <w:pPr>
-              <w:spacing w:after="20" w:before="20" w:line="276"/>
-              <w:jc w:val="left"/>
+            <w:vAlign w:val="center"/>
+          </w:tcPr>
+          <w:p>
+            <w:pPr>
+              <w:spacing w:after="20" w:before="20" w:line="276"/>
+              <w:jc w:val="center"/>
             </w:pPr>
             <w:r>
               <w:rPr>
@@ -11195,11 +11554,12 @@
               <w:bottom w:type="dxa" w:w="50"/>
               <w:right w:type="dxa" w:w="90"/>
             </w:tcMar>
-          </w:tcPr>
-          <w:p>
-            <w:pPr>
-              <w:spacing w:after="20" w:before="20" w:line="276"/>
-              <w:jc w:val="left"/>
+            <w:vAlign w:val="center"/>
+          </w:tcPr>
+          <w:p>
+            <w:pPr>
+              <w:spacing w:after="20" w:before="20" w:line="276"/>
+              <w:jc w:val="center"/>
             </w:pPr>
             <w:r>
               <w:rPr>
@@ -11228,11 +11588,12 @@
               <w:bottom w:type="dxa" w:w="50"/>
               <w:right w:type="dxa" w:w="90"/>
             </w:tcMar>
-          </w:tcPr>
-          <w:p>
-            <w:pPr>
-              <w:spacing w:after="20" w:before="20" w:line="276"/>
-              <w:jc w:val="left"/>
+            <w:vAlign w:val="center"/>
+          </w:tcPr>
+          <w:p>
+            <w:pPr>
+              <w:spacing w:after="20" w:before="20" w:line="276"/>
+              <w:jc w:val="center"/>
             </w:pPr>
             <w:r>
               <w:rPr>
@@ -11256,11 +11617,12 @@
               <w:bottom w:type="dxa" w:w="50"/>
               <w:right w:type="dxa" w:w="90"/>
             </w:tcMar>
-          </w:tcPr>
-          <w:p>
-            <w:pPr>
-              <w:spacing w:after="20" w:before="20" w:line="276"/>
-              <w:jc w:val="left"/>
+            <w:vAlign w:val="center"/>
+          </w:tcPr>
+          <w:p>
+            <w:pPr>
+              <w:spacing w:after="20" w:before="20" w:line="276"/>
+              <w:jc w:val="center"/>
             </w:pPr>
             <w:r>
               <w:rPr>
@@ -11284,11 +11646,12 @@
               <w:bottom w:type="dxa" w:w="50"/>
               <w:right w:type="dxa" w:w="90"/>
             </w:tcMar>
-          </w:tcPr>
-          <w:p>
-            <w:pPr>
-              <w:spacing w:after="20" w:before="20" w:line="276"/>
-              <w:jc w:val="left"/>
+            <w:vAlign w:val="center"/>
+          </w:tcPr>
+          <w:p>
+            <w:pPr>
+              <w:spacing w:after="20" w:before="20" w:line="276"/>
+              <w:jc w:val="center"/>
             </w:pPr>
             <w:r>
               <w:rPr>
@@ -11312,11 +11675,12 @@
               <w:bottom w:type="dxa" w:w="50"/>
               <w:right w:type="dxa" w:w="90"/>
             </w:tcMar>
-          </w:tcPr>
-          <w:p>
-            <w:pPr>
-              <w:spacing w:after="20" w:before="20" w:line="276"/>
-              <w:jc w:val="left"/>
+            <w:vAlign w:val="center"/>
+          </w:tcPr>
+          <w:p>
+            <w:pPr>
+              <w:spacing w:after="20" w:before="20" w:line="276"/>
+              <w:jc w:val="center"/>
             </w:pPr>
             <w:r>
               <w:rPr>
@@ -11340,11 +11704,12 @@
               <w:bottom w:type="dxa" w:w="50"/>
               <w:right w:type="dxa" w:w="90"/>
             </w:tcMar>
-          </w:tcPr>
-          <w:p>
-            <w:pPr>
-              <w:spacing w:after="20" w:before="20" w:line="276"/>
-              <w:jc w:val="left"/>
+            <w:vAlign w:val="center"/>
+          </w:tcPr>
+          <w:p>
+            <w:pPr>
+              <w:spacing w:after="20" w:before="20" w:line="276"/>
+              <w:jc w:val="center"/>
             </w:pPr>
             <w:r>
               <w:rPr>
@@ -11368,11 +11733,12 @@
               <w:bottom w:type="dxa" w:w="50"/>
               <w:right w:type="dxa" w:w="90"/>
             </w:tcMar>
-          </w:tcPr>
-          <w:p>
-            <w:pPr>
-              <w:spacing w:after="20" w:before="20" w:line="276"/>
-              <w:jc w:val="left"/>
+            <w:vAlign w:val="center"/>
+          </w:tcPr>
+          <w:p>
+            <w:pPr>
+              <w:spacing w:after="20" w:before="20" w:line="276"/>
+              <w:jc w:val="center"/>
             </w:pPr>
             <w:r>
               <w:rPr>
@@ -11401,11 +11767,12 @@
               <w:bottom w:type="dxa" w:w="50"/>
               <w:right w:type="dxa" w:w="90"/>
             </w:tcMar>
-          </w:tcPr>
-          <w:p>
-            <w:pPr>
-              <w:spacing w:after="20" w:before="20" w:line="276"/>
-              <w:jc w:val="left"/>
+            <w:vAlign w:val="center"/>
+          </w:tcPr>
+          <w:p>
+            <w:pPr>
+              <w:spacing w:after="20" w:before="20" w:line="276"/>
+              <w:jc w:val="center"/>
             </w:pPr>
             <w:r>
               <w:rPr>
@@ -11429,11 +11796,12 @@
               <w:bottom w:type="dxa" w:w="50"/>
               <w:right w:type="dxa" w:w="90"/>
             </w:tcMar>
-          </w:tcPr>
-          <w:p>
-            <w:pPr>
-              <w:spacing w:after="20" w:before="20" w:line="276"/>
-              <w:jc w:val="left"/>
+            <w:vAlign w:val="center"/>
+          </w:tcPr>
+          <w:p>
+            <w:pPr>
+              <w:spacing w:after="20" w:before="20" w:line="276"/>
+              <w:jc w:val="center"/>
             </w:pPr>
             <w:r>
               <w:rPr>
@@ -11457,11 +11825,12 @@
               <w:bottom w:type="dxa" w:w="50"/>
               <w:right w:type="dxa" w:w="90"/>
             </w:tcMar>
-          </w:tcPr>
-          <w:p>
-            <w:pPr>
-              <w:spacing w:after="20" w:before="20" w:line="276"/>
-              <w:jc w:val="left"/>
+            <w:vAlign w:val="center"/>
+          </w:tcPr>
+          <w:p>
+            <w:pPr>
+              <w:spacing w:after="20" w:before="20" w:line="276"/>
+              <w:jc w:val="center"/>
             </w:pPr>
             <w:r>
               <w:rPr>
@@ -11485,11 +11854,12 @@
               <w:bottom w:type="dxa" w:w="50"/>
               <w:right w:type="dxa" w:w="90"/>
             </w:tcMar>
-          </w:tcPr>
-          <w:p>
-            <w:pPr>
-              <w:spacing w:after="20" w:before="20" w:line="276"/>
-              <w:jc w:val="left"/>
+            <w:vAlign w:val="center"/>
+          </w:tcPr>
+          <w:p>
+            <w:pPr>
+              <w:spacing w:after="20" w:before="20" w:line="276"/>
+              <w:jc w:val="center"/>
             </w:pPr>
             <w:r>
               <w:rPr>
@@ -11513,11 +11883,12 @@
               <w:bottom w:type="dxa" w:w="50"/>
               <w:right w:type="dxa" w:w="90"/>
             </w:tcMar>
-          </w:tcPr>
-          <w:p>
-            <w:pPr>
-              <w:spacing w:after="20" w:before="20" w:line="276"/>
-              <w:jc w:val="left"/>
+            <w:vAlign w:val="center"/>
+          </w:tcPr>
+          <w:p>
+            <w:pPr>
+              <w:spacing w:after="20" w:before="20" w:line="276"/>
+              <w:jc w:val="center"/>
             </w:pPr>
             <w:r>
               <w:rPr>
@@ -11541,11 +11912,12 @@
               <w:bottom w:type="dxa" w:w="50"/>
               <w:right w:type="dxa" w:w="90"/>
             </w:tcMar>
-          </w:tcPr>
-          <w:p>
-            <w:pPr>
-              <w:spacing w:after="20" w:before="20" w:line="276"/>
-              <w:jc w:val="left"/>
+            <w:vAlign w:val="center"/>
+          </w:tcPr>
+          <w:p>
+            <w:pPr>
+              <w:spacing w:after="20" w:before="20" w:line="276"/>
+              <w:jc w:val="center"/>
             </w:pPr>
             <w:r>
               <w:rPr>
@@ -11574,11 +11946,12 @@
               <w:bottom w:type="dxa" w:w="50"/>
               <w:right w:type="dxa" w:w="90"/>
             </w:tcMar>
-          </w:tcPr>
-          <w:p>
-            <w:pPr>
-              <w:spacing w:after="20" w:before="20" w:line="276"/>
-              <w:jc w:val="left"/>
+            <w:vAlign w:val="center"/>
+          </w:tcPr>
+          <w:p>
+            <w:pPr>
+              <w:spacing w:after="20" w:before="20" w:line="276"/>
+              <w:jc w:val="center"/>
             </w:pPr>
             <w:r>
               <w:rPr>
@@ -11602,11 +11975,12 @@
               <w:bottom w:type="dxa" w:w="50"/>
               <w:right w:type="dxa" w:w="90"/>
             </w:tcMar>
-          </w:tcPr>
-          <w:p>
-            <w:pPr>
-              <w:spacing w:after="20" w:before="20" w:line="276"/>
-              <w:jc w:val="left"/>
+            <w:vAlign w:val="center"/>
+          </w:tcPr>
+          <w:p>
+            <w:pPr>
+              <w:spacing w:after="20" w:before="20" w:line="276"/>
+              <w:jc w:val="center"/>
             </w:pPr>
             <w:r>
               <w:rPr>
@@ -11630,11 +12004,12 @@
               <w:bottom w:type="dxa" w:w="50"/>
               <w:right w:type="dxa" w:w="90"/>
             </w:tcMar>
-          </w:tcPr>
-          <w:p>
-            <w:pPr>
-              <w:spacing w:after="20" w:before="20" w:line="276"/>
-              <w:jc w:val="left"/>
+            <w:vAlign w:val="center"/>
+          </w:tcPr>
+          <w:p>
+            <w:pPr>
+              <w:spacing w:after="20" w:before="20" w:line="276"/>
+              <w:jc w:val="center"/>
             </w:pPr>
             <w:r>
               <w:rPr>
@@ -11658,11 +12033,12 @@
               <w:bottom w:type="dxa" w:w="50"/>
               <w:right w:type="dxa" w:w="90"/>
             </w:tcMar>
-          </w:tcPr>
-          <w:p>
-            <w:pPr>
-              <w:spacing w:after="20" w:before="20" w:line="276"/>
-              <w:jc w:val="left"/>
+            <w:vAlign w:val="center"/>
+          </w:tcPr>
+          <w:p>
+            <w:pPr>
+              <w:spacing w:after="20" w:before="20" w:line="276"/>
+              <w:jc w:val="center"/>
             </w:pPr>
             <w:r>
               <w:rPr>
@@ -11686,11 +12062,12 @@
               <w:bottom w:type="dxa" w:w="50"/>
               <w:right w:type="dxa" w:w="90"/>
             </w:tcMar>
-          </w:tcPr>
-          <w:p>
-            <w:pPr>
-              <w:spacing w:after="20" w:before="20" w:line="276"/>
-              <w:jc w:val="left"/>
+            <w:vAlign w:val="center"/>
+          </w:tcPr>
+          <w:p>
+            <w:pPr>
+              <w:spacing w:after="20" w:before="20" w:line="276"/>
+              <w:jc w:val="center"/>
             </w:pPr>
             <w:r>
               <w:rPr>
@@ -11714,11 +12091,12 @@
               <w:bottom w:type="dxa" w:w="50"/>
               <w:right w:type="dxa" w:w="90"/>
             </w:tcMar>
-          </w:tcPr>
-          <w:p>
-            <w:pPr>
-              <w:spacing w:after="20" w:before="20" w:line="276"/>
-              <w:jc w:val="left"/>
+            <w:vAlign w:val="center"/>
+          </w:tcPr>
+          <w:p>
+            <w:pPr>
+              <w:spacing w:after="20" w:before="20" w:line="276"/>
+              <w:jc w:val="center"/>
             </w:pPr>
             <w:r>
               <w:rPr>
@@ -11804,6 +12182,7 @@
               <w:bottom w:type="dxa" w:w="50"/>
               <w:right w:type="dxa" w:w="90"/>
             </w:tcMar>
+            <w:vAlign w:val="center"/>
           </w:tcPr>
           <w:p>
             <w:pPr>
@@ -11833,6 +12212,7 @@
               <w:bottom w:type="dxa" w:w="50"/>
               <w:right w:type="dxa" w:w="90"/>
             </w:tcMar>
+            <w:vAlign w:val="center"/>
           </w:tcPr>
           <w:p>
             <w:pPr>
@@ -11862,6 +12242,7 @@
               <w:bottom w:type="dxa" w:w="50"/>
               <w:right w:type="dxa" w:w="90"/>
             </w:tcMar>
+            <w:vAlign w:val="center"/>
           </w:tcPr>
           <w:p>
             <w:pPr>
@@ -11891,6 +12272,7 @@
               <w:bottom w:type="dxa" w:w="50"/>
               <w:right w:type="dxa" w:w="90"/>
             </w:tcMar>
+            <w:vAlign w:val="center"/>
           </w:tcPr>
           <w:p>
             <w:pPr>
@@ -11924,11 +12306,12 @@
               <w:bottom w:type="dxa" w:w="50"/>
               <w:right w:type="dxa" w:w="90"/>
             </w:tcMar>
-          </w:tcPr>
-          <w:p>
-            <w:pPr>
-              <w:spacing w:after="20" w:before="20" w:line="276"/>
-              <w:jc w:val="left"/>
+            <w:vAlign w:val="center"/>
+          </w:tcPr>
+          <w:p>
+            <w:pPr>
+              <w:spacing w:after="20" w:before="20" w:line="276"/>
+              <w:jc w:val="center"/>
             </w:pPr>
             <w:r>
               <w:rPr>
@@ -11952,11 +12335,12 @@
               <w:bottom w:type="dxa" w:w="50"/>
               <w:right w:type="dxa" w:w="90"/>
             </w:tcMar>
-          </w:tcPr>
-          <w:p>
-            <w:pPr>
-              <w:spacing w:after="20" w:before="20" w:line="276"/>
-              <w:jc w:val="left"/>
+            <w:vAlign w:val="center"/>
+          </w:tcPr>
+          <w:p>
+            <w:pPr>
+              <w:spacing w:after="20" w:before="20" w:line="276"/>
+              <w:jc w:val="center"/>
             </w:pPr>
             <w:r>
               <w:rPr>
@@ -11980,6 +12364,7 @@
               <w:bottom w:type="dxa" w:w="50"/>
               <w:right w:type="dxa" w:w="90"/>
             </w:tcMar>
+            <w:vAlign w:val="center"/>
           </w:tcPr>
           <w:p>
             <w:pPr>
@@ -12008,11 +12393,12 @@
               <w:bottom w:type="dxa" w:w="50"/>
               <w:right w:type="dxa" w:w="90"/>
             </w:tcMar>
-          </w:tcPr>
-          <w:p>
-            <w:pPr>
-              <w:spacing w:after="20" w:before="20" w:line="276"/>
-              <w:jc w:val="left"/>
+            <w:vAlign w:val="center"/>
+          </w:tcPr>
+          <w:p>
+            <w:pPr>
+              <w:spacing w:after="20" w:before="20" w:line="276"/>
+              <w:jc w:val="center"/>
             </w:pPr>
             <w:r>
               <w:rPr>
@@ -12041,11 +12427,12 @@
               <w:bottom w:type="dxa" w:w="50"/>
               <w:right w:type="dxa" w:w="90"/>
             </w:tcMar>
-          </w:tcPr>
-          <w:p>
-            <w:pPr>
-              <w:spacing w:after="20" w:before="20" w:line="276"/>
-              <w:jc w:val="left"/>
+            <w:vAlign w:val="center"/>
+          </w:tcPr>
+          <w:p>
+            <w:pPr>
+              <w:spacing w:after="20" w:before="20" w:line="276"/>
+              <w:jc w:val="center"/>
             </w:pPr>
             <w:r>
               <w:rPr>
@@ -12069,11 +12456,12 @@
               <w:bottom w:type="dxa" w:w="50"/>
               <w:right w:type="dxa" w:w="90"/>
             </w:tcMar>
-          </w:tcPr>
-          <w:p>
-            <w:pPr>
-              <w:spacing w:after="20" w:before="20" w:line="276"/>
-              <w:jc w:val="left"/>
+            <w:vAlign w:val="center"/>
+          </w:tcPr>
+          <w:p>
+            <w:pPr>
+              <w:spacing w:after="20" w:before="20" w:line="276"/>
+              <w:jc w:val="center"/>
             </w:pPr>
             <w:r>
               <w:rPr>
@@ -12097,6 +12485,7 @@
               <w:bottom w:type="dxa" w:w="50"/>
               <w:right w:type="dxa" w:w="90"/>
             </w:tcMar>
+            <w:vAlign w:val="center"/>
           </w:tcPr>
           <w:p>
             <w:pPr>
@@ -12125,11 +12514,12 @@
               <w:bottom w:type="dxa" w:w="50"/>
               <w:right w:type="dxa" w:w="90"/>
             </w:tcMar>
-          </w:tcPr>
-          <w:p>
-            <w:pPr>
-              <w:spacing w:after="20" w:before="20" w:line="276"/>
-              <w:jc w:val="left"/>
+            <w:vAlign w:val="center"/>
+          </w:tcPr>
+          <w:p>
+            <w:pPr>
+              <w:spacing w:after="20" w:before="20" w:line="276"/>
+              <w:jc w:val="center"/>
             </w:pPr>
             <w:r>
               <w:rPr>
@@ -12158,11 +12548,12 @@
               <w:bottom w:type="dxa" w:w="50"/>
               <w:right w:type="dxa" w:w="90"/>
             </w:tcMar>
-          </w:tcPr>
-          <w:p>
-            <w:pPr>
-              <w:spacing w:after="20" w:before="20" w:line="276"/>
-              <w:jc w:val="left"/>
+            <w:vAlign w:val="center"/>
+          </w:tcPr>
+          <w:p>
+            <w:pPr>
+              <w:spacing w:after="20" w:before="20" w:line="276"/>
+              <w:jc w:val="center"/>
             </w:pPr>
             <w:r>
               <w:rPr>
@@ -12186,11 +12577,12 @@
               <w:bottom w:type="dxa" w:w="50"/>
               <w:right w:type="dxa" w:w="90"/>
             </w:tcMar>
-          </w:tcPr>
-          <w:p>
-            <w:pPr>
-              <w:spacing w:after="20" w:before="20" w:line="276"/>
-              <w:jc w:val="left"/>
+            <w:vAlign w:val="center"/>
+          </w:tcPr>
+          <w:p>
+            <w:pPr>
+              <w:spacing w:after="20" w:before="20" w:line="276"/>
+              <w:jc w:val="center"/>
             </w:pPr>
             <w:r>
               <w:rPr>
@@ -12214,6 +12606,7 @@
               <w:bottom w:type="dxa" w:w="50"/>
               <w:right w:type="dxa" w:w="90"/>
             </w:tcMar>
+            <w:vAlign w:val="center"/>
           </w:tcPr>
           <w:p>
             <w:pPr>
@@ -12242,11 +12635,12 @@
               <w:bottom w:type="dxa" w:w="50"/>
               <w:right w:type="dxa" w:w="90"/>
             </w:tcMar>
-          </w:tcPr>
-          <w:p>
-            <w:pPr>
-              <w:spacing w:after="20" w:before="20" w:line="276"/>
-              <w:jc w:val="left"/>
+            <w:vAlign w:val="center"/>
+          </w:tcPr>
+          <w:p>
+            <w:pPr>
+              <w:spacing w:after="20" w:before="20" w:line="276"/>
+              <w:jc w:val="center"/>
             </w:pPr>
             <w:r>
               <w:rPr>
@@ -12275,11 +12669,12 @@
               <w:bottom w:type="dxa" w:w="50"/>
               <w:right w:type="dxa" w:w="90"/>
             </w:tcMar>
-          </w:tcPr>
-          <w:p>
-            <w:pPr>
-              <w:spacing w:after="20" w:before="20" w:line="276"/>
-              <w:jc w:val="left"/>
+            <w:vAlign w:val="center"/>
+          </w:tcPr>
+          <w:p>
+            <w:pPr>
+              <w:spacing w:after="20" w:before="20" w:line="276"/>
+              <w:jc w:val="center"/>
             </w:pPr>
             <w:r>
               <w:rPr>
@@ -12303,11 +12698,12 @@
               <w:bottom w:type="dxa" w:w="50"/>
               <w:right w:type="dxa" w:w="90"/>
             </w:tcMar>
-          </w:tcPr>
-          <w:p>
-            <w:pPr>
-              <w:spacing w:after="20" w:before="20" w:line="276"/>
-              <w:jc w:val="left"/>
+            <w:vAlign w:val="center"/>
+          </w:tcPr>
+          <w:p>
+            <w:pPr>
+              <w:spacing w:after="20" w:before="20" w:line="276"/>
+              <w:jc w:val="center"/>
             </w:pPr>
             <w:r>
               <w:rPr>
@@ -12331,6 +12727,7 @@
               <w:bottom w:type="dxa" w:w="50"/>
               <w:right w:type="dxa" w:w="90"/>
             </w:tcMar>
+            <w:vAlign w:val="center"/>
           </w:tcPr>
           <w:p>
             <w:pPr>
@@ -12359,11 +12756,12 @@
               <w:bottom w:type="dxa" w:w="50"/>
               <w:right w:type="dxa" w:w="90"/>
             </w:tcMar>
-          </w:tcPr>
-          <w:p>
-            <w:pPr>
-              <w:spacing w:after="20" w:before="20" w:line="276"/>
-              <w:jc w:val="left"/>
+            <w:vAlign w:val="center"/>
+          </w:tcPr>
+          <w:p>
+            <w:pPr>
+              <w:spacing w:after="20" w:before="20" w:line="276"/>
+              <w:jc w:val="center"/>
             </w:pPr>
             <w:r>
               <w:rPr>
@@ -12392,11 +12790,12 @@
               <w:bottom w:type="dxa" w:w="50"/>
               <w:right w:type="dxa" w:w="90"/>
             </w:tcMar>
-          </w:tcPr>
-          <w:p>
-            <w:pPr>
-              <w:spacing w:after="20" w:before="20" w:line="276"/>
-              <w:jc w:val="left"/>
+            <w:vAlign w:val="center"/>
+          </w:tcPr>
+          <w:p>
+            <w:pPr>
+              <w:spacing w:after="20" w:before="20" w:line="276"/>
+              <w:jc w:val="center"/>
             </w:pPr>
             <w:r>
               <w:rPr>
@@ -12420,11 +12819,12 @@
               <w:bottom w:type="dxa" w:w="50"/>
               <w:right w:type="dxa" w:w="90"/>
             </w:tcMar>
-          </w:tcPr>
-          <w:p>
-            <w:pPr>
-              <w:spacing w:after="20" w:before="20" w:line="276"/>
-              <w:jc w:val="left"/>
+            <w:vAlign w:val="center"/>
+          </w:tcPr>
+          <w:p>
+            <w:pPr>
+              <w:spacing w:after="20" w:before="20" w:line="276"/>
+              <w:jc w:val="center"/>
             </w:pPr>
             <w:r>
               <w:rPr>
@@ -12448,6 +12848,7 @@
               <w:bottom w:type="dxa" w:w="50"/>
               <w:right w:type="dxa" w:w="90"/>
             </w:tcMar>
+            <w:vAlign w:val="center"/>
           </w:tcPr>
           <w:p>
             <w:pPr>
@@ -12476,11 +12877,12 @@
               <w:bottom w:type="dxa" w:w="50"/>
               <w:right w:type="dxa" w:w="90"/>
             </w:tcMar>
-          </w:tcPr>
-          <w:p>
-            <w:pPr>
-              <w:spacing w:after="20" w:before="20" w:line="276"/>
-              <w:jc w:val="left"/>
+            <w:vAlign w:val="center"/>
+          </w:tcPr>
+          <w:p>
+            <w:pPr>
+              <w:spacing w:after="20" w:before="20" w:line="276"/>
+              <w:jc w:val="center"/>
             </w:pPr>
             <w:r>
               <w:rPr>

--- a/docs/作业5_需求评审_SQA1_20261020/需求评审检查表_SQA2.docx
+++ b/docs/作业5_需求评审_SQA1_20261020/需求评审检查表_SQA2.docx
@@ -158,7 +158,7 @@
                 <w:sz w:val="24"/>
                 <w:szCs w:val="24"/>
               </w:rPr>
-              <w:t xml:space="preserve">版本 V1.4 · 2026 年 10 月 21 日</w:t>
+              <w:t xml:space="preserve">版本 V1.5 · 2026 年 10 月 21 日</w:t>
             </w:r>
           </w:p>
           <w:p>
@@ -277,7 +277,7 @@
           <w:sz w:val="24"/>
           <w:szCs w:val="24"/>
         </w:rPr>
-        <w:t xml:space="preserve">会前核查说明：49 项已按分工由评审员独立核查，四份核查意见齐备（钟坤宇＝B3～B9、杨峥＝B10～B15、韦政治＝C／E 组、陈彬＝D／F 组，原文存于本目录 组员核查意见/），“已核”☑ 即核查确认。依据核查意见修订了 B3～B15／C1／C5／C6／D2／D3／D4／E1／E2／E4／E6／F4／F5 共 22 项的证据表述，并将 E1、B12、B15 三项改判“部分符合”，统计同步更新为符合 10、部分符合 14、不符合 25。</w:t>
+        <w:t xml:space="preserve">会前核查说明：49 项已全部完成独立核查——评审组长刘罡甫负责 A 组（文档结构与文档管理）、D 组（业务规则口径与关键非功能）复核，并完成全部核查意见的统稿落改与争议预裁决（AI 辅助条款级比对、逐项人工复核）；四名评审员分域核查：钟坤宇＝B3～B9、杨峥＝B10～B15、韦政治＝C／E 组、陈彬＝D／F 组（评审员核查意见原文存于本目录 组员核查意见/，组长复核与统稿情况见评审报告 2.1 节），“已核”☑ 即核查确认。依据核查意见修订了 B3～B15／C1／C5／C6／D2／D3／D4／E1／E2／E4／E6／F4／F5 共 22 项的证据表述，并将 E1、B12、B15 三项改判“部分符合”，统计同步更新为符合 10、部分符合 14、不符合 25。</w:t>
       </w:r>
     </w:p>
     <w:p>
@@ -12894,6 +12894,127 @@
                 <w:szCs w:val="20"/>
               </w:rPr>
               <w:t xml:space="preserve">SQA2 评审组</w:t>
+            </w:r>
+          </w:p>
+        </w:tc>
+      </w:tr>
+      <w:tr>
+        <w:trPr>
+          <w:cantSplit/>
+        </w:trPr>
+        <w:tc>
+          <w:tcPr>
+            <w:tcW w:type="pct" w:w="14%"/>
+            <w:tcMar>
+              <w:top w:type="dxa" w:w="50"/>
+              <w:left w:type="dxa" w:w="90"/>
+              <w:bottom w:type="dxa" w:w="50"/>
+              <w:right w:type="dxa" w:w="90"/>
+            </w:tcMar>
+            <w:vAlign w:val="center"/>
+          </w:tcPr>
+          <w:p>
+            <w:pPr>
+              <w:spacing w:after="20" w:before="20" w:line="276"/>
+              <w:jc w:val="center"/>
+            </w:pPr>
+            <w:r>
+              <w:rPr>
+                <w:rFonts w:ascii="Times New Roman" w:eastAsia="SimSun"/>
+                <w:b w:val="false"/>
+                <w:bCs w:val="false"/>
+                <w:color w:val="000000"/>
+                <w:sz w:val="20"/>
+                <w:szCs w:val="20"/>
+              </w:rPr>
+              <w:t xml:space="preserve">2026-10-21</w:t>
+            </w:r>
+          </w:p>
+        </w:tc>
+        <w:tc>
+          <w:tcPr>
+            <w:tcW w:type="pct" w:w="10%"/>
+            <w:tcMar>
+              <w:top w:type="dxa" w:w="50"/>
+              <w:left w:type="dxa" w:w="90"/>
+              <w:bottom w:type="dxa" w:w="50"/>
+              <w:right w:type="dxa" w:w="90"/>
+            </w:tcMar>
+            <w:vAlign w:val="center"/>
+          </w:tcPr>
+          <w:p>
+            <w:pPr>
+              <w:spacing w:after="20" w:before="20" w:line="276"/>
+              <w:jc w:val="center"/>
+            </w:pPr>
+            <w:r>
+              <w:rPr>
+                <w:rFonts w:ascii="Times New Roman" w:eastAsia="SimSun"/>
+                <w:b w:val="false"/>
+                <w:bCs w:val="false"/>
+                <w:color w:val="000000"/>
+                <w:sz w:val="20"/>
+                <w:szCs w:val="20"/>
+              </w:rPr>
+              <w:t xml:space="preserve">V1.5</w:t>
+            </w:r>
+          </w:p>
+        </w:tc>
+        <w:tc>
+          <w:tcPr>
+            <w:tcW w:type="pct" w:w="58%"/>
+            <w:tcMar>
+              <w:top w:type="dxa" w:w="50"/>
+              <w:left w:type="dxa" w:w="90"/>
+              <w:bottom w:type="dxa" w:w="50"/>
+              <w:right w:type="dxa" w:w="90"/>
+            </w:tcMar>
+            <w:vAlign w:val="center"/>
+          </w:tcPr>
+          <w:p>
+            <w:pPr>
+              <w:spacing w:after="20" w:before="20" w:line="276"/>
+              <w:jc w:val="left"/>
+            </w:pPr>
+            <w:r>
+              <w:rPr>
+                <w:rFonts w:ascii="Times New Roman" w:eastAsia="SimSun"/>
+                <w:b w:val="false"/>
+                <w:bCs w:val="false"/>
+                <w:color w:val="000000"/>
+                <w:sz w:val="20"/>
+                <w:szCs w:val="20"/>
+              </w:rPr>
+              <w:t xml:space="preserve">使用说明补正组长核查分工（评审组长负责 A／D 组复核与统稿落改，与计划表 1-3 一致）；报告 2.1 节同步</w:t>
+            </w:r>
+          </w:p>
+        </w:tc>
+        <w:tc>
+          <w:tcPr>
+            <w:tcW w:type="pct" w:w="18%"/>
+            <w:tcMar>
+              <w:top w:type="dxa" w:w="50"/>
+              <w:left w:type="dxa" w:w="90"/>
+              <w:bottom w:type="dxa" w:w="50"/>
+              <w:right w:type="dxa" w:w="90"/>
+            </w:tcMar>
+            <w:vAlign w:val="center"/>
+          </w:tcPr>
+          <w:p>
+            <w:pPr>
+              <w:spacing w:after="20" w:before="20" w:line="276"/>
+              <w:jc w:val="center"/>
+            </w:pPr>
+            <w:r>
+              <w:rPr>
+                <w:rFonts w:ascii="Times New Roman" w:eastAsia="SimSun"/>
+                <w:b w:val="false"/>
+                <w:bCs w:val="false"/>
+                <w:color w:val="000000"/>
+                <w:sz w:val="20"/>
+                <w:szCs w:val="20"/>
+              </w:rPr>
+              <w:t xml:space="preserve">刘罡甫</w:t>
             </w:r>
           </w:p>
         </w:tc>

--- a/docs/作业5_需求评审_SQA1_20261020/需求评审检查表_SQA2.docx
+++ b/docs/作业5_需求评审_SQA1_20261020/需求评审检查表_SQA2.docx
@@ -158,7 +158,7 @@
                 <w:sz w:val="24"/>
                 <w:szCs w:val="24"/>
               </w:rPr>
-              <w:t xml:space="preserve">版本 V1.5 · 2026 年 10 月 21 日</w:t>
+              <w:t xml:space="preserve">版本 V1.6 · 2026 年 10 月 21 日</w:t>
             </w:r>
           </w:p>
           <w:p>
@@ -12380,7 +12380,7 @@
                 <w:sz w:val="20"/>
                 <w:szCs w:val="20"/>
               </w:rPr>
-              <w:t xml:space="preserve">会前独立核查完成 49 项判定（AI 辅助比对、评审员复核），经评审会议逐条确认</w:t>
+              <w:t xml:space="preserve">会前独立核查完成 49 项判定（评审组长主持起草并复核 A／D 组，AI 辅助比对；四名评审员分域复核），经评审会议逐条确认</w:t>
             </w:r>
           </w:p>
         </w:tc>
@@ -12986,6 +12986,127 @@
                 <w:szCs w:val="20"/>
               </w:rPr>
               <w:t xml:space="preserve">使用说明补正组长核查分工（评审组长负责 A／D 组复核与统稿落改，与计划表 1-3 一致）；报告 2.1 节同步</w:t>
+            </w:r>
+          </w:p>
+        </w:tc>
+        <w:tc>
+          <w:tcPr>
+            <w:tcW w:type="pct" w:w="18%"/>
+            <w:tcMar>
+              <w:top w:type="dxa" w:w="50"/>
+              <w:left w:type="dxa" w:w="90"/>
+              <w:bottom w:type="dxa" w:w="50"/>
+              <w:right w:type="dxa" w:w="90"/>
+            </w:tcMar>
+            <w:vAlign w:val="center"/>
+          </w:tcPr>
+          <w:p>
+            <w:pPr>
+              <w:spacing w:after="20" w:before="20" w:line="276"/>
+              <w:jc w:val="center"/>
+            </w:pPr>
+            <w:r>
+              <w:rPr>
+                <w:rFonts w:ascii="Times New Roman" w:eastAsia="SimSun"/>
+                <w:b w:val="false"/>
+                <w:bCs w:val="false"/>
+                <w:color w:val="000000"/>
+                <w:sz w:val="20"/>
+                <w:szCs w:val="20"/>
+              </w:rPr>
+              <w:t xml:space="preserve">刘罡甫</w:t>
+            </w:r>
+          </w:p>
+        </w:tc>
+      </w:tr>
+      <w:tr>
+        <w:trPr>
+          <w:cantSplit/>
+        </w:trPr>
+        <w:tc>
+          <w:tcPr>
+            <w:tcW w:type="pct" w:w="14%"/>
+            <w:tcMar>
+              <w:top w:type="dxa" w:w="50"/>
+              <w:left w:type="dxa" w:w="90"/>
+              <w:bottom w:type="dxa" w:w="50"/>
+              <w:right w:type="dxa" w:w="90"/>
+            </w:tcMar>
+            <w:vAlign w:val="center"/>
+          </w:tcPr>
+          <w:p>
+            <w:pPr>
+              <w:spacing w:after="20" w:before="20" w:line="276"/>
+              <w:jc w:val="center"/>
+            </w:pPr>
+            <w:r>
+              <w:rPr>
+                <w:rFonts w:ascii="Times New Roman" w:eastAsia="SimSun"/>
+                <w:b w:val="false"/>
+                <w:bCs w:val="false"/>
+                <w:color w:val="000000"/>
+                <w:sz w:val="20"/>
+                <w:szCs w:val="20"/>
+              </w:rPr>
+              <w:t xml:space="preserve">2026-10-21</w:t>
+            </w:r>
+          </w:p>
+        </w:tc>
+        <w:tc>
+          <w:tcPr>
+            <w:tcW w:type="pct" w:w="10%"/>
+            <w:tcMar>
+              <w:top w:type="dxa" w:w="50"/>
+              <w:left w:type="dxa" w:w="90"/>
+              <w:bottom w:type="dxa" w:w="50"/>
+              <w:right w:type="dxa" w:w="90"/>
+            </w:tcMar>
+            <w:vAlign w:val="center"/>
+          </w:tcPr>
+          <w:p>
+            <w:pPr>
+              <w:spacing w:after="20" w:before="20" w:line="276"/>
+              <w:jc w:val="center"/>
+            </w:pPr>
+            <w:r>
+              <w:rPr>
+                <w:rFonts w:ascii="Times New Roman" w:eastAsia="SimSun"/>
+                <w:b w:val="false"/>
+                <w:bCs w:val="false"/>
+                <w:color w:val="000000"/>
+                <w:sz w:val="20"/>
+                <w:szCs w:val="20"/>
+              </w:rPr>
+              <w:t xml:space="preserve">V1.6</w:t>
+            </w:r>
+          </w:p>
+        </w:tc>
+        <w:tc>
+          <w:tcPr>
+            <w:tcW w:type="pct" w:w="58%"/>
+            <w:tcMar>
+              <w:top w:type="dxa" w:w="50"/>
+              <w:left w:type="dxa" w:w="90"/>
+              <w:bottom w:type="dxa" w:w="50"/>
+              <w:right w:type="dxa" w:w="90"/>
+            </w:tcMar>
+            <w:vAlign w:val="center"/>
+          </w:tcPr>
+          <w:p>
+            <w:pPr>
+              <w:spacing w:after="20" w:before="20" w:line="276"/>
+              <w:jc w:val="left"/>
+            </w:pPr>
+            <w:r>
+              <w:rPr>
+                <w:rFonts w:ascii="Times New Roman" w:eastAsia="SimSun"/>
+                <w:b w:val="false"/>
+                <w:bCs w:val="false"/>
+                <w:color w:val="000000"/>
+                <w:sz w:val="20"/>
+                <w:szCs w:val="20"/>
+              </w:rPr>
+              <w:t xml:space="preserve">修订历史 V1.0 行同步补正组长主持起草与 A／D 组复核归属；封面版本同步</w:t>
             </w:r>
           </w:p>
         </w:tc>

--- a/docs/作业5_需求评审_SQA1_20261020/需求评审检查表_SQA2.docx
+++ b/docs/作业5_需求评审_SQA1_20261020/需求评审检查表_SQA2.docx
@@ -158,7 +158,7 @@
                 <w:sz w:val="24"/>
                 <w:szCs w:val="24"/>
               </w:rPr>
-              <w:t xml:space="preserve">版本 V1.6 · 2026 年 10 月 21 日</w:t>
+              <w:t xml:space="preserve">版本 V1.7 · 2026 年 10 月 22 日</w:t>
             </w:r>
           </w:p>
           <w:p>
@@ -211,6 +211,7 @@
     <w:p>
       <w:pPr>
         <w:pStyle w:val="Heading1"/>
+        <w:keepNext/>
         <w:spacing w:after="160" w:before="360" w:line="312"/>
         <w:jc w:val="center"/>
       </w:pPr>
@@ -277,12 +278,13 @@
           <w:sz w:val="24"/>
           <w:szCs w:val="24"/>
         </w:rPr>
-        <w:t xml:space="preserve">会前核查说明：49 项已全部完成独立核查——评审组长刘罡甫负责 A 组（文档结构与文档管理）、D 组（业务规则口径与关键非功能）复核，并完成全部核查意见的统稿落改与争议预裁决（AI 辅助条款级比对、逐项人工复核）；四名评审员分域核查：钟坤宇＝B3～B9、杨峥＝B10～B15、韦政治＝C／E 组、陈彬＝D／F 组（评审员核查意见原文存于本目录 组员核查意见/，组长复核与统稿情况见评审报告 2.1 节），“已核”☑ 即核查确认。依据核查意见修订了 B3～B15／C1／C5／C6／D2／D3／D4／E1／E2／E4／E6／F4／F5 共 22 项的证据表述，并将 E1、B12、B15 三项改判“部分符合”，统计同步更新为符合 10、部分符合 14、不符合 25。</w:t>
+        <w:t xml:space="preserve">会前核查说明：49 项已全部完成独立核查——评审组长刘罡甫负责 A 组（文档结构与文档管理）、D 组（业务规则口径与关键非功能）复核，并完成全部核查意见的统稿落改与争议预裁决（AI 辅助条款级比对、逐项人工复核）；四名评审员分域核查：钟坤宇＝B3～B9、杨峥＝B10～B15、韦政治＝C／E 组、陈彬＝D／F 组（四份会前核查意见与 10-22 终版复核清单共五份存于本目录 组员核查意见/ 子目录，组长复核与统稿情况见评审报告 2.1 节），“已核”☑ 即核查确认。依据两轮复核意见共修订 23 项证据表述（B3／B4／B6～B8／B10～B15、C1／C5／C6、D2～D4、E1／E2／E4／E6、F4／F5），其中 E1、B12、B15、B3、D4 五项判定经复核调整（E1／B12／B15／D4 为部分符合、B3 为符合），统计逐组重算为符合 10、部分符合 14、不符合 25（B 组 7／4／4、D 组 2／3／3）。</w:t>
       </w:r>
     </w:p>
     <w:p>
       <w:pPr>
         <w:pStyle w:val="Heading1"/>
+        <w:keepNext/>
         <w:spacing w:after="160" w:before="360" w:line="312"/>
         <w:jc w:val="center"/>
       </w:pPr>
@@ -300,6 +302,7 @@
     </w:p>
     <w:p>
       <w:pPr>
+        <w:keepNext/>
         <w:spacing w:after="40" w:line="312"/>
         <w:ind w:firstLine="480"/>
         <w:jc w:val="both"/>
@@ -313,7 +316,7 @@
           <w:sz w:val="24"/>
           <w:szCs w:val="24"/>
         </w:rPr>
-        <w:t xml:space="preserve">依据说明：依据：GB/T 8567-2006 7.11、GB/T 9385-2008、IEEE 830-1998。</w:t>
+        <w:t xml:space="preserve">依据说明：GB/T 8567-2006 7.11、GB/T 9385-2008、IEEE 830-1998。</w:t>
       </w:r>
     </w:p>
     <w:p>
@@ -1609,7 +1612,7 @@
                 <w:sz w:val="20"/>
                 <w:szCs w:val="20"/>
               </w:rPr>
-              <w:t xml:space="preserve">功能需求仅以章节号（4.3.x.x）组织，无 FR-xx 类唯一标识，测试用例与追踪矩阵无法引用；Y8 4.4.9 明确正向可追踪性要求每个需求有唯一名称或索引号</w:t>
+              <w:t xml:space="preserve">功能需求仅以章节号组织且一节常含多条独立需求（如 4.3.2.2 一节混排检索、审核、提醒、诚信多项规则），需求粒度与索引不足，测试用例与追踪矩阵难以逐条引用——Y8 4.4.9 要求每个需求有唯一名称或索引号（不限定命名格式），建议增设 FR-xx 类编号</w:t>
             </w:r>
           </w:p>
         </w:tc>
@@ -2155,6 +2158,7 @@
     <w:p>
       <w:pPr>
         <w:pStyle w:val="Heading1"/>
+        <w:keepNext/>
         <w:spacing w:after="160" w:before="360" w:line="312"/>
         <w:jc w:val="center"/>
       </w:pPr>
@@ -2172,6 +2176,7 @@
     </w:p>
     <w:p>
       <w:pPr>
+        <w:keepNext/>
         <w:spacing w:after="40" w:line="312"/>
         <w:ind w:firstLine="480"/>
         <w:jc w:val="both"/>
@@ -2185,7 +2190,7 @@
           <w:sz w:val="24"/>
           <w:szCs w:val="24"/>
         </w:rPr>
-        <w:t xml:space="preserve">依据说明：依据：Y1 框架逐模块。</w:t>
+        <w:t xml:space="preserve">依据说明：Y1 框架逐模块。</w:t>
       </w:r>
     </w:p>
     <w:p>
@@ -2915,7 +2920,7 @@
                 <w:sz w:val="20"/>
                 <w:szCs w:val="20"/>
               </w:rPr>
-              <w:t xml:space="preserve">部分符合</w:t>
+              <w:t xml:space="preserve">符合</w:t>
             </w:r>
           </w:p>
         </w:tc>
@@ -2944,7 +2949,7 @@
                 <w:sz w:val="20"/>
                 <w:szCs w:val="20"/>
               </w:rPr>
-              <w:t xml:space="preserve">4.3.1.1 覆盖 LOGO、中英文名、版权、动态更新，首页实际展示三外链（实现已落地）；但外链仅在 2.4、3.4 以环境与接口形式出现，未在功能需求章节成条，属“做了没写”</w:t>
+              <w:t xml:space="preserve">4.3.1.1 覆盖 LOGO、中英文名、版权、动态实时更新；三外链在 3.4 第 4 项明确成条（“系统首页需预留……外部链接入口”，属需求陈述），位置在通信接口章而非功能章，建议前移（轻微）——经 10-22 终版复核由“部分符合”改判</w:t>
             </w:r>
           </w:p>
         </w:tc>
@@ -5101,6 +5106,7 @@
     <w:p>
       <w:pPr>
         <w:pStyle w:val="Heading1"/>
+        <w:keepNext/>
         <w:spacing w:after="160" w:before="360" w:line="312"/>
         <w:jc w:val="center"/>
       </w:pPr>
@@ -5118,6 +5124,7 @@
     </w:p>
     <w:p>
       <w:pPr>
+        <w:keepNext/>
         <w:spacing w:after="40" w:line="312"/>
         <w:ind w:firstLine="480"/>
         <w:jc w:val="both"/>
@@ -5131,7 +5138,7 @@
           <w:sz w:val="24"/>
           <w:szCs w:val="24"/>
         </w:rPr>
-        <w:t xml:space="preserve">依据说明：依据：Y1 §2.2 用户信息字段及校验规则；Y3 第 10～12 条。</w:t>
+        <w:t xml:space="preserve">依据说明：Y1 §2.2 用户信息字段及校验规则；Y3 第 10～12 条。</w:t>
       </w:r>
     </w:p>
     <w:p>
@@ -6436,6 +6443,7 @@
     <w:p>
       <w:pPr>
         <w:pStyle w:val="Heading1"/>
+        <w:keepNext/>
         <w:spacing w:after="160" w:before="360" w:line="312"/>
         <w:jc w:val="center"/>
       </w:pPr>
@@ -6453,6 +6461,7 @@
     </w:p>
     <w:p>
       <w:pPr>
+        <w:keepNext/>
         <w:spacing w:after="40" w:line="312"/>
         <w:ind w:firstLine="480"/>
         <w:jc w:val="both"/>
@@ -6466,7 +6475,7 @@
           <w:sz w:val="24"/>
           <w:szCs w:val="24"/>
         </w:rPr>
-        <w:t xml:space="preserve">依据说明：依据：Y1 §3.2、第 4 章；Y3 澄清口径。</w:t>
+        <w:t xml:space="preserve">依据说明：Y1 §3.2、第 4 章；Y3 澄清口径。</w:t>
       </w:r>
     </w:p>
     <w:p>
@@ -7046,7 +7055,7 @@
                 <w:sz w:val="20"/>
                 <w:szCs w:val="20"/>
               </w:rPr>
-              <w:t xml:space="preserve">SRS 为按天扣信用分、低于阈值临时限制、逾期 3 次暂停 1 个月，丢失确认制、不可清除、永久停借三个关键语义；另实现侧设计含“管理员核实后可撤销一次违规”机制（设计说明书“诚信管理”节），与澄清口径“记录不清除”亦不一致（报告 P03 已如实指出）</w:t>
+              <w:t xml:space="preserve">SRS 为按天扣信用分、低于阈值临时限制、逾期 3 次暂停 1 个月，丢失确认制、不可清除、永久停借三个关键语义；实现逾期刷新直接累计违规（book.go SyncBorrowStates）并有撤销恢复路径（RevokeViolation），与“先确认后记录、记录不清除”口径亦不一致（报告 P03 如实指出）</w:t>
             </w:r>
           </w:p>
         </w:tc>
@@ -7225,7 +7234,7 @@
                 <w:sz w:val="20"/>
                 <w:szCs w:val="20"/>
               </w:rPr>
-              <w:t xml:space="preserve">SRS 仅成果、招生栏目含检索表述（4.3.1.5／4.3.1.6），人员信息的游客检索与敏感字段可见性边界无对应条款（“敏感”3 处均为加密／后台修改语境）；实现学生详情仅展示学号、姓名、性别、类别、国籍、导师（符合口径）</w:t>
+              <w:t xml:space="preserve">公开成果检索已定义（4.3.1.5 按年份、类型、作者），招生仅有导航定位（4.3.1.6 无检索条件）；人员信息的游客检索与敏感字段可见性边界无对应条款（“敏感”3 处均为加密／后台修改语境），内部图书检索与帮助搜索不替代人员查询需求；实现学生详情仅展示学号、姓名、性别、类别、国籍、导师（符合口径）</w:t>
             </w:r>
           </w:p>
         </w:tc>
@@ -7375,7 +7384,7 @@
                 <w:sz w:val="20"/>
                 <w:szCs w:val="20"/>
               </w:rPr>
-              <w:t xml:space="preserve">符合</w:t>
+              <w:t xml:space="preserve">部分符合</w:t>
             </w:r>
           </w:p>
         </w:tc>
@@ -7404,7 +7413,7 @@
                 <w:sz w:val="20"/>
                 <w:szCs w:val="20"/>
               </w:rPr>
-              <w:t xml:space="preserve">2.5.2、5.4.1 有指标，4.4 有校验测试描述；5.4.1 另写“不低于 99％”（含本数）弱于框架“高于 99％”，提示口径不统一（并入 E2 提示）</w:t>
+              <w:t xml:space="preserve">2.5 第 2 项与 5.4.1 有正确性指标，校验条款见 2.5、3.3 第 4 项、4.3.3.1、5.5 第 1 项；但 5.4.1 写“不低于 99％”（含本数）与框架“高于 99％”及 2.5 第 2 项口径不一致，且未定义正确性核验方法——经 10-22 终版复核由“符合”改判（原证据误引 SRS 4.4 节，该节不存在）</w:t>
             </w:r>
           </w:p>
         </w:tc>
@@ -8129,6 +8138,7 @@
     <w:p>
       <w:pPr>
         <w:pStyle w:val="Heading1"/>
+        <w:keepNext/>
         <w:spacing w:after="160" w:before="360" w:line="312"/>
         <w:jc w:val="center"/>
       </w:pPr>
@@ -8146,6 +8156,7 @@
     </w:p>
     <w:p>
       <w:pPr>
+        <w:keepNext/>
         <w:spacing w:after="40" w:line="312"/>
         <w:ind w:firstLine="480"/>
         <w:jc w:val="both"/>
@@ -8159,7 +8170,7 @@
           <w:sz w:val="24"/>
           <w:szCs w:val="24"/>
         </w:rPr>
-        <w:t xml:space="preserve">依据说明：依据：Y4 3.13、3.24；Y1 第 4 章。</w:t>
+        <w:t xml:space="preserve">依据说明：Y4 3.13、3.24；Y1 第 4 章。</w:t>
       </w:r>
     </w:p>
     <w:p>
@@ -8918,7 +8929,7 @@
                 <w:sz w:val="20"/>
                 <w:szCs w:val="20"/>
               </w:rPr>
-              <w:t xml:space="preserve">与研究所真实规模（教师 17 人、在读学生约 93 人，见老师 2026-10-12 下发基础数据）不匹配的容量类指标建议降级为设计目标</w:t>
+              <w:t xml:space="preserve">容量类指标（500 用户、200 并发、1TB）未说明与研究所实际规模（Y10：教师 17 人、在读学生约 93 人）相关的增长、峰值与资源假设，也未说明确定依据——建议补充依据或降级为设计目标，而非直接判定不匹配</w:t>
             </w:r>
           </w:p>
         </w:tc>
@@ -9464,6 +9475,7 @@
     <w:p>
       <w:pPr>
         <w:pStyle w:val="Heading1"/>
+        <w:keepNext/>
         <w:spacing w:after="160" w:before="360" w:line="312"/>
         <w:jc w:val="center"/>
       </w:pPr>
@@ -9481,6 +9493,7 @@
     </w:p>
     <w:p>
       <w:pPr>
+        <w:keepNext/>
         <w:spacing w:after="40" w:line="312"/>
         <w:ind w:firstLine="480"/>
         <w:jc w:val="both"/>
@@ -9494,7 +9507,7 @@
           <w:sz w:val="24"/>
           <w:szCs w:val="24"/>
         </w:rPr>
-        <w:t xml:space="preserve">依据说明：依据：Y4 3 章、5 章；Oct 13 课件阶段放行思想。</w:t>
+        <w:t xml:space="preserve">依据说明：Y4 3 章、5 章；Oct 13 课件阶段放行思想。</w:t>
       </w:r>
     </w:p>
     <w:p>
@@ -9808,7 +9821,7 @@
                 <w:sz w:val="20"/>
                 <w:szCs w:val="20"/>
               </w:rPr>
-              <w:t xml:space="preserve">Y4 3 章、Y8 4.4.5</w:t>
+              <w:t xml:space="preserve">Y4 3 章、Y8 4.4.9</w:t>
             </w:r>
           </w:p>
         </w:tc>
@@ -9895,7 +9908,7 @@
                 <w:sz w:val="20"/>
                 <w:szCs w:val="20"/>
               </w:rPr>
-              <w:t xml:space="preserve">借阅参数、签到机制、照片检测、审核角色等 SRS 与代码相反（证据：docs／需求对照表.md、internal／validate、演示账号含图书资料管理教师）；Y8 4.4.5 将同一对象不同口径列为典型不一致</w:t>
+              <w:t xml:space="preserve">借阅参数、签到机制、照片检测、审核角色等 SRS 与代码口径相反（证据：docs／需求对照表.md、internal 校验与业务源码、演示账号含图书资料管理教师）——需求至实现与测试的正向追踪断裂（Y8 4.4.9；该条针对跨产物追踪，SRS 内部一致性另见 F4）</w:t>
             </w:r>
           </w:p>
         </w:tc>
@@ -10620,6 +10633,7 @@
     <w:p>
       <w:pPr>
         <w:pStyle w:val="Heading1"/>
+        <w:keepNext/>
         <w:spacing w:after="160" w:before="360" w:line="312"/>
         <w:jc w:val="center"/>
       </w:pPr>
@@ -11125,7 +11139,7 @@
                 <w:sz w:val="21"/>
                 <w:szCs w:val="21"/>
               </w:rPr>
-              <w:t xml:space="preserve">6</w:t>
+              <w:t xml:space="preserve">7</w:t>
             </w:r>
           </w:p>
         </w:tc>
@@ -11154,7 +11168,7 @@
                 <w:sz w:val="21"/>
                 <w:szCs w:val="21"/>
               </w:rPr>
-              <w:t xml:space="preserve">5</w:t>
+              <w:t xml:space="preserve">4</w:t>
             </w:r>
           </w:p>
         </w:tc>
@@ -11483,7 +11497,7 @@
                 <w:sz w:val="21"/>
                 <w:szCs w:val="21"/>
               </w:rPr>
-              <w:t xml:space="preserve">3</w:t>
+              <w:t xml:space="preserve">2</w:t>
             </w:r>
           </w:p>
         </w:tc>
@@ -11512,7 +11526,7 @@
                 <w:sz w:val="21"/>
                 <w:szCs w:val="21"/>
               </w:rPr>
-              <w:t xml:space="preserve">2</w:t>
+              <w:t xml:space="preserve">3</w:t>
             </w:r>
           </w:p>
         </w:tc>
@@ -12128,7 +12142,7 @@
           <w:sz w:val="24"/>
           <w:szCs w:val="24"/>
         </w:rPr>
-        <w:t xml:space="preserve">小结：25 项不符合集中在三处——图书借阅与签到签出的业务规则偏离（B10、B11、D1、D2）、用户数据字段级规则缺失（C1～C6）、SRS 与实现及内部文档失真（F1～F3）。E1、B12、B15 三项经组员核查改判“部分符合”（E1 存在无判据表述；B12 分栏权限可能缩窄基线访问待甲方确认；B15 用户导入已有定义、缺口在整站迁移），统计为符合 10、部分符合 14、不符合 25。同时 B 组功能覆盖、D 组非功能基线表现良好，实现侧证据（需求对照表、校验代码）表明被评审团队对框架的理解是准确的，问题性质属 SRS 文本未随需求深化与实现演进同步维护。上述结论支撑评审报告给出的“部分批准”结论与修订要求。</w:t>
+        <w:t xml:space="preserve">小结：25 项不符合集中在三处——图书借阅与签到签出的业务规则偏离（B10、B11、D1、D2）、用户数据字段级规则缺失（C1～C6）、SRS 与实现及内部文档失真（F1～F3）。E1、B12、B15、B3、D4 五项经两轮复核改判（E1／B12／B15／D4 部分符合、B3 符合），统计为符合 10、部分符合 14、不符合 25（B 组 7／4／4、D 组 2／3／3）。同时 B 组功能覆盖、D 组非功能基线表现良好；实现侧证据表明被评审团队对框架的理解总体准确，但违规确认、业务授权、导师资格等仍需补齐或核实——问题性质主要属 SRS 文本未随需求深化与实现演进同步维护。上述结论支撑评审报告给出的“部分批准”结论与修订要求。</w:t>
       </w:r>
     </w:p>
     <w:p>
@@ -12380,7 +12394,7 @@
                 <w:sz w:val="20"/>
                 <w:szCs w:val="20"/>
               </w:rPr>
-              <w:t xml:space="preserve">会前独立核查完成 49 项判定（评审组长主持起草并复核 A／D 组，AI 辅助比对；四名评审员分域复核），经评审会议逐条确认</w:t>
+              <w:t xml:space="preserve">会前独立核查完成 49 项判定（评审组长主持起草并复核 A／D 组，AI 辅助比对；四名评审员分域复核）</w:t>
             </w:r>
           </w:p>
         </w:tc>
@@ -13107,6 +13121,127 @@
                 <w:szCs w:val="20"/>
               </w:rPr>
               <w:t xml:space="preserve">修订历史 V1.0 行同步补正组长主持起草与 A／D 组复核归属；封面版本同步</w:t>
+            </w:r>
+          </w:p>
+        </w:tc>
+        <w:tc>
+          <w:tcPr>
+            <w:tcW w:type="pct" w:w="18%"/>
+            <w:tcMar>
+              <w:top w:type="dxa" w:w="50"/>
+              <w:left w:type="dxa" w:w="90"/>
+              <w:bottom w:type="dxa" w:w="50"/>
+              <w:right w:type="dxa" w:w="90"/>
+            </w:tcMar>
+            <w:vAlign w:val="center"/>
+          </w:tcPr>
+          <w:p>
+            <w:pPr>
+              <w:spacing w:after="20" w:before="20" w:line="276"/>
+              <w:jc w:val="center"/>
+            </w:pPr>
+            <w:r>
+              <w:rPr>
+                <w:rFonts w:ascii="Times New Roman" w:eastAsia="SimSun"/>
+                <w:b w:val="false"/>
+                <w:bCs w:val="false"/>
+                <w:color w:val="000000"/>
+                <w:sz w:val="20"/>
+                <w:szCs w:val="20"/>
+              </w:rPr>
+              <w:t xml:space="preserve">刘罡甫</w:t>
+            </w:r>
+          </w:p>
+        </w:tc>
+      </w:tr>
+      <w:tr>
+        <w:trPr>
+          <w:cantSplit/>
+        </w:trPr>
+        <w:tc>
+          <w:tcPr>
+            <w:tcW w:type="pct" w:w="14%"/>
+            <w:tcMar>
+              <w:top w:type="dxa" w:w="50"/>
+              <w:left w:type="dxa" w:w="90"/>
+              <w:bottom w:type="dxa" w:w="50"/>
+              <w:right w:type="dxa" w:w="90"/>
+            </w:tcMar>
+            <w:vAlign w:val="center"/>
+          </w:tcPr>
+          <w:p>
+            <w:pPr>
+              <w:spacing w:after="20" w:before="20" w:line="276"/>
+              <w:jc w:val="center"/>
+            </w:pPr>
+            <w:r>
+              <w:rPr>
+                <w:rFonts w:ascii="Times New Roman" w:eastAsia="SimSun"/>
+                <w:b w:val="false"/>
+                <w:bCs w:val="false"/>
+                <w:color w:val="000000"/>
+                <w:sz w:val="20"/>
+                <w:szCs w:val="20"/>
+              </w:rPr>
+              <w:t xml:space="preserve">2026-10-22</w:t>
+            </w:r>
+          </w:p>
+        </w:tc>
+        <w:tc>
+          <w:tcPr>
+            <w:tcW w:type="pct" w:w="10%"/>
+            <w:tcMar>
+              <w:top w:type="dxa" w:w="50"/>
+              <w:left w:type="dxa" w:w="90"/>
+              <w:bottom w:type="dxa" w:w="50"/>
+              <w:right w:type="dxa" w:w="90"/>
+            </w:tcMar>
+            <w:vAlign w:val="center"/>
+          </w:tcPr>
+          <w:p>
+            <w:pPr>
+              <w:spacing w:after="20" w:before="20" w:line="276"/>
+              <w:jc w:val="center"/>
+            </w:pPr>
+            <w:r>
+              <w:rPr>
+                <w:rFonts w:ascii="Times New Roman" w:eastAsia="SimSun"/>
+                <w:b w:val="false"/>
+                <w:bCs w:val="false"/>
+                <w:color w:val="000000"/>
+                <w:sz w:val="20"/>
+                <w:szCs w:val="20"/>
+              </w:rPr>
+              <w:t xml:space="preserve">V1.7</w:t>
+            </w:r>
+          </w:p>
+        </w:tc>
+        <w:tc>
+          <w:tcPr>
+            <w:tcW w:type="pct" w:w="58%"/>
+            <w:tcMar>
+              <w:top w:type="dxa" w:w="50"/>
+              <w:left w:type="dxa" w:w="90"/>
+              <w:bottom w:type="dxa" w:w="50"/>
+              <w:right w:type="dxa" w:w="90"/>
+            </w:tcMar>
+            <w:vAlign w:val="center"/>
+          </w:tcPr>
+          <w:p>
+            <w:pPr>
+              <w:spacing w:after="20" w:before="20" w:line="276"/>
+              <w:jc w:val="left"/>
+            </w:pPr>
+            <w:r>
+              <w:rPr>
+                <w:rFonts w:ascii="Times New Roman" w:eastAsia="SimSun"/>
+                <w:b w:val="false"/>
+                <w:bCs w:val="false"/>
+                <w:color w:val="000000"/>
+                <w:sz w:val="20"/>
+                <w:szCs w:val="20"/>
+              </w:rPr>
+              <w:t xml:space="preserve">依据 10-22 终版复核清单（杨峥）修订：B3 改判“符合”（三外链在 3.4 第 4 项已明确成条）、D4 改判“部分符合”（原证据误引不存在的 4.4 节，且“不低于 99％”与框架“高于”口径冲突）；A6 改为“需求粒度与索引不足”（FR 前缀非强制格式）；D2 补源码证据（逾期自动记次＋撤销路径）；D3 限定“招生仅导航非检索”；E3 改为“未说明依据与假设”；F1 依据改 Y8 4.4.9（4.4.5 仅适用内部一致性）；统计逐组重算（B 组 7／4／4、D 组 2／3／3，总数 10／14／25 不变）；修订计数核准为 23 项证据＋5 项判定；V1.0 历史行时间口径修正（删“经评审会议逐条确认”，会议确认记于后续版本）；标题防孤行（keepNext）、删“依据说明：依据：”重复与目录更新提示</w:t>
             </w:r>
           </w:p>
         </w:tc>
@@ -13404,6 +13539,7 @@
     <w:next w:val="Normal"/>
     <w:qFormat/>
     <w:pPr>
+      <w:keepNext/>
       <w:spacing w:after="160" w:before="360" w:line="312"/>
       <w:outlineLvl w:val="0"/>
     </w:pPr>
@@ -13422,6 +13558,7 @@
     <w:next w:val="Normal"/>
     <w:qFormat/>
     <w:pPr>
+      <w:keepNext/>
       <w:spacing w:after="120" w:before="240" w:line="312"/>
       <w:outlineLvl w:val="1"/>
     </w:pPr>
@@ -13440,6 +13577,7 @@
     <w:next w:val="Normal"/>
     <w:qFormat/>
     <w:pPr>
+      <w:keepNext/>
       <w:spacing w:after="100" w:before="200" w:line="312"/>
       <w:outlineLvl w:val="2"/>
     </w:pPr>
